--- a/SparsioQ_End_Semester_Project_Report.docx
+++ b/SparsioQ_End_Semester_Project_Report.docx
@@ -135,14 +135,6 @@
         <w:tblW w:type="auto" w:w="0"/>
         <w:jc w:val="center"/>
         <w:tblLook w:firstColumn="1" w:firstRow="1" w:lastColumn="0" w:lastRow="0" w:noHBand="0" w:noVBand="1" w:val="04A0"/>
-        <w:tblBorders>
-          <w:top w:val="single" w:sz="4" w:space="0" w:color="D5DDE6"/>
-          <w:bottom w:val="single" w:sz="4" w:space="0" w:color="D5DDE6"/>
-          <w:left w:val="none"/>
-          <w:right w:val="none"/>
-          <w:insideH w:val="single" w:sz="4" w:space="0" w:color="D5DDE6"/>
-          <w:insideV w:val="none"/>
-        </w:tblBorders>
       </w:tblPr>
       <w:tblGrid>
         <w:gridCol w:w="3490"/>
@@ -153,20 +145,13 @@
         <w:tc>
           <w:tcPr>
             <w:tcW w:type="dxa" w:w="3490"/>
-            <w:shd w:fill="0F2A4A"/>
-            <w:tcMar>
-              <w:top w:w="50" w:type="dxa"/>
-              <w:bottom w:w="50" w:type="dxa"/>
-              <w:left w:w="80" w:type="dxa"/>
-              <w:right w:w="80" w:type="dxa"/>
-            </w:tcMar>
           </w:tcPr>
           <w:p>
             <w:r>
               <w:rPr>
                 <w:b/>
-                <w:color w:val="FFFFFF"/>
-                <w:sz w:val="16"/>
+                <w:color w:val="0F2A4A"/>
+                <w:sz w:val="17"/>
               </w:rPr>
               <w:t>Student Name</w:t>
             </w:r>
@@ -175,20 +160,13 @@
         <w:tc>
           <w:tcPr>
             <w:tcW w:type="dxa" w:w="3490"/>
-            <w:shd w:fill="0F2A4A"/>
-            <w:tcMar>
-              <w:top w:w="50" w:type="dxa"/>
-              <w:bottom w:w="50" w:type="dxa"/>
-              <w:left w:w="80" w:type="dxa"/>
-              <w:right w:w="80" w:type="dxa"/>
-            </w:tcMar>
           </w:tcPr>
           <w:p>
             <w:r>
               <w:rPr>
                 <w:b/>
-                <w:color w:val="FFFFFF"/>
-                <w:sz w:val="16"/>
+                <w:color w:val="0F2A4A"/>
+                <w:sz w:val="17"/>
               </w:rPr>
               <w:t>Roll Number</w:t>
             </w:r>
@@ -197,20 +175,13 @@
         <w:tc>
           <w:tcPr>
             <w:tcW w:type="dxa" w:w="3490"/>
-            <w:shd w:fill="0F2A4A"/>
-            <w:tcMar>
-              <w:top w:w="50" w:type="dxa"/>
-              <w:bottom w:w="50" w:type="dxa"/>
-              <w:left w:w="80" w:type="dxa"/>
-              <w:right w:w="80" w:type="dxa"/>
-            </w:tcMar>
           </w:tcPr>
           <w:p>
             <w:r>
               <w:rPr>
                 <w:b/>
-                <w:color w:val="FFFFFF"/>
-                <w:sz w:val="16"/>
+                <w:color w:val="0F2A4A"/>
+                <w:sz w:val="17"/>
               </w:rPr>
               <w:t>Degree &amp; Specialization</w:t>
             </w:r>
@@ -221,13 +192,6 @@
         <w:tc>
           <w:tcPr>
             <w:tcW w:type="dxa" w:w="3490"/>
-            <w:shd w:fill="F4F7FB"/>
-            <w:tcMar>
-              <w:top w:w="50" w:type="dxa"/>
-              <w:bottom w:w="50" w:type="dxa"/>
-              <w:left w:w="80" w:type="dxa"/>
-              <w:right w:w="80" w:type="dxa"/>
-            </w:tcMar>
           </w:tcPr>
           <w:p>
             <w:r>
@@ -243,13 +207,6 @@
         <w:tc>
           <w:tcPr>
             <w:tcW w:type="dxa" w:w="3490"/>
-            <w:shd w:fill="F4F7FB"/>
-            <w:tcMar>
-              <w:top w:w="50" w:type="dxa"/>
-              <w:bottom w:w="50" w:type="dxa"/>
-              <w:left w:w="80" w:type="dxa"/>
-              <w:right w:w="80" w:type="dxa"/>
-            </w:tcMar>
           </w:tcPr>
           <w:p>
             <w:r>
@@ -264,13 +221,6 @@
         <w:tc>
           <w:tcPr>
             <w:tcW w:type="dxa" w:w="3490"/>
-            <w:shd w:fill="F4F7FB"/>
-            <w:tcMar>
-              <w:top w:w="50" w:type="dxa"/>
-              <w:bottom w:w="50" w:type="dxa"/>
-              <w:left w:w="80" w:type="dxa"/>
-              <w:right w:w="80" w:type="dxa"/>
-            </w:tcMar>
           </w:tcPr>
           <w:p>
             <w:r>
@@ -287,13 +237,6 @@
         <w:tc>
           <w:tcPr>
             <w:tcW w:type="dxa" w:w="3490"/>
-            <w:shd w:fill="FFFFFF"/>
-            <w:tcMar>
-              <w:top w:w="50" w:type="dxa"/>
-              <w:bottom w:w="50" w:type="dxa"/>
-              <w:left w:w="80" w:type="dxa"/>
-              <w:right w:w="80" w:type="dxa"/>
-            </w:tcMar>
           </w:tcPr>
           <w:p>
             <w:r>
@@ -309,13 +252,6 @@
         <w:tc>
           <w:tcPr>
             <w:tcW w:type="dxa" w:w="3490"/>
-            <w:shd w:fill="FFFFFF"/>
-            <w:tcMar>
-              <w:top w:w="50" w:type="dxa"/>
-              <w:bottom w:w="50" w:type="dxa"/>
-              <w:left w:w="80" w:type="dxa"/>
-              <w:right w:w="80" w:type="dxa"/>
-            </w:tcMar>
           </w:tcPr>
           <w:p>
             <w:r>
@@ -330,13 +266,6 @@
         <w:tc>
           <w:tcPr>
             <w:tcW w:type="dxa" w:w="3490"/>
-            <w:shd w:fill="FFFFFF"/>
-            <w:tcMar>
-              <w:top w:w="50" w:type="dxa"/>
-              <w:bottom w:w="50" w:type="dxa"/>
-              <w:left w:w="80" w:type="dxa"/>
-              <w:right w:w="80" w:type="dxa"/>
-            </w:tcMar>
           </w:tcPr>
           <w:p>
             <w:r>
@@ -353,13 +282,6 @@
         <w:tc>
           <w:tcPr>
             <w:tcW w:type="dxa" w:w="3490"/>
-            <w:shd w:fill="F4F7FB"/>
-            <w:tcMar>
-              <w:top w:w="50" w:type="dxa"/>
-              <w:bottom w:w="50" w:type="dxa"/>
-              <w:left w:w="80" w:type="dxa"/>
-              <w:right w:w="80" w:type="dxa"/>
-            </w:tcMar>
           </w:tcPr>
           <w:p>
             <w:r>
@@ -375,13 +297,6 @@
         <w:tc>
           <w:tcPr>
             <w:tcW w:type="dxa" w:w="3490"/>
-            <w:shd w:fill="F4F7FB"/>
-            <w:tcMar>
-              <w:top w:w="50" w:type="dxa"/>
-              <w:bottom w:w="50" w:type="dxa"/>
-              <w:left w:w="80" w:type="dxa"/>
-              <w:right w:w="80" w:type="dxa"/>
-            </w:tcMar>
           </w:tcPr>
           <w:p>
             <w:r>
@@ -396,13 +311,6 @@
         <w:tc>
           <w:tcPr>
             <w:tcW w:type="dxa" w:w="3490"/>
-            <w:shd w:fill="F4F7FB"/>
-            <w:tcMar>
-              <w:top w:w="50" w:type="dxa"/>
-              <w:bottom w:w="50" w:type="dxa"/>
-              <w:left w:w="80" w:type="dxa"/>
-              <w:right w:w="80" w:type="dxa"/>
-            </w:tcMar>
           </w:tcPr>
           <w:p>
             <w:r>
@@ -419,13 +327,6 @@
         <w:tc>
           <w:tcPr>
             <w:tcW w:type="dxa" w:w="3490"/>
-            <w:shd w:fill="FFFFFF"/>
-            <w:tcMar>
-              <w:top w:w="50" w:type="dxa"/>
-              <w:bottom w:w="50" w:type="dxa"/>
-              <w:left w:w="80" w:type="dxa"/>
-              <w:right w:w="80" w:type="dxa"/>
-            </w:tcMar>
           </w:tcPr>
           <w:p>
             <w:r>
@@ -441,13 +342,6 @@
         <w:tc>
           <w:tcPr>
             <w:tcW w:type="dxa" w:w="3490"/>
-            <w:shd w:fill="FFFFFF"/>
-            <w:tcMar>
-              <w:top w:w="50" w:type="dxa"/>
-              <w:bottom w:w="50" w:type="dxa"/>
-              <w:left w:w="80" w:type="dxa"/>
-              <w:right w:w="80" w:type="dxa"/>
-            </w:tcMar>
           </w:tcPr>
           <w:p>
             <w:r>
@@ -462,13 +356,6 @@
         <w:tc>
           <w:tcPr>
             <w:tcW w:type="dxa" w:w="3490"/>
-            <w:shd w:fill="FFFFFF"/>
-            <w:tcMar>
-              <w:top w:w="50" w:type="dxa"/>
-              <w:bottom w:w="50" w:type="dxa"/>
-              <w:left w:w="80" w:type="dxa"/>
-              <w:right w:w="80" w:type="dxa"/>
-            </w:tcMar>
           </w:tcPr>
           <w:p>
             <w:r>
@@ -611,7 +498,7 @@
           <w:color w:val="1E232A"/>
           <w:sz w:val="17"/>
         </w:rPr>
-        <w:t>Modern retail investment environments suffer from a severe structural disconnect: while electronic brokerages expose individual investors to high-dimensional asset universes and speculative derivative contracts, retail participants lack the mathematical optimization frameworks and non-stationary risk engines deployed by institutional quant desks. Consequently, retail portfolios exhibit severe transaction fee drain, unhedged downside tail risk, and catastrophic drawdowns during market regime shifts. In this project, we engineer and validate SparsioQ, an autonomous quantitative wealth management system formulated around three rigorous mathematical paradigms: (1) Sparse Convex Quadratic Programming via L1-regularized Markowitz optimization solved with Primal-Dual Interior-Point methods (CVXOPT), automatically driving non-essential allocations to zero and eliminating portfolio turnover drag; (2) Continuous-Time Market Regime Identification using a 3-State Gaussian Hidden Markov Model (HMM) fitted with the Expectation-Maximization Baum-Welch algorithm to dynamically adjust risk-on beta and cash reserves; and (3) Quantum Amplitude Estimation (QAE) providing a quadratic speedup of O(1/epsilon) over classical Monte Carlo methods for real-time Value-at-Risk (VaR) estimation.</w:t>
+        <w:t>Modern retail investment environments suffer from a severe structural disconnect: while electronic brokerages expose individual investors to high-dimensional asset universes and speculative derivative contracts, retail participants lack the mathematical optimization frameworks and non-stationary risk engines deployed by institutional quantitative desks. Consequently, retail portfolios exhibit severe transaction fee drain, unhedged downside tail risk, and catastrophic drawdowns during market regime shifts. In this project, we engineer and validate SparsioQ, an autonomous quantitative wealth management system formulated around three rigorous mathematical paradigms: (1) Sparse Convex Quadratic Programming via L1-regularized Markowitz optimization solved with Primal-Dual Interior-Point methods (CVXOPT), automatically driving non-essential allocations to zero and eliminating portfolio turnover drag; (2) Continuous-Time Market Regime Identification using a 3-State Gaussian Hidden Markov Model (HMM) fitted with the Expectation-Maximization Baum-Welch algorithm to dynamically adjust risk-on equity exposure and cash reserves; and (3) Quantum Amplitude Estimation (QAE) providing a quadratic speedup of order O(1/epsilon) over classical Monte Carlo methods for real-time Value-at-Risk (VaR) estimation.</w:t>
       </w:r>
     </w:p>
     <w:p>
@@ -667,14 +554,6 @@
         <w:tblW w:type="auto" w:w="0"/>
         <w:jc w:val="center"/>
         <w:tblLook w:firstColumn="1" w:firstRow="1" w:lastColumn="0" w:lastRow="0" w:noHBand="0" w:noVBand="1" w:val="04A0"/>
-        <w:tblBorders>
-          <w:top w:val="none" w:sz="4" w:space="0" w:color="D5DDE6"/>
-          <w:bottom w:val="none" w:sz="4" w:space="0" w:color="D5DDE6"/>
-          <w:left w:val="none"/>
-          <w:right w:val="none"/>
-          <w:insideH w:val="none" w:sz="4" w:space="0" w:color="D5DDE6"/>
-          <w:insideV w:val="none"/>
-        </w:tblBorders>
       </w:tblPr>
       <w:tblGrid>
         <w:gridCol w:w="5234"/>
@@ -684,12 +563,6 @@
         <w:tc>
           <w:tcPr>
             <w:tcW w:type="dxa" w:w="5234"/>
-            <w:tcMar>
-              <w:top w:w="15" w:type="dxa"/>
-              <w:bottom w:w="15" w:type="dxa"/>
-              <w:left w:w="20" w:type="dxa"/>
-              <w:right w:w="20" w:type="dxa"/>
-            </w:tcMar>
           </w:tcPr>
           <w:p>
             <w:r>
@@ -704,12 +577,6 @@
         <w:tc>
           <w:tcPr>
             <w:tcW w:type="dxa" w:w="5234"/>
-            <w:tcMar>
-              <w:top w:w="15" w:type="dxa"/>
-              <w:bottom w:w="15" w:type="dxa"/>
-              <w:left w:w="20" w:type="dxa"/>
-              <w:right w:w="20" w:type="dxa"/>
-            </w:tcMar>
           </w:tcPr>
           <w:p>
             <w:pPr>
@@ -730,12 +597,6 @@
         <w:tc>
           <w:tcPr>
             <w:tcW w:type="dxa" w:w="5234"/>
-            <w:tcMar>
-              <w:top w:w="15" w:type="dxa"/>
-              <w:bottom w:w="15" w:type="dxa"/>
-              <w:left w:w="20" w:type="dxa"/>
-              <w:right w:w="20" w:type="dxa"/>
-            </w:tcMar>
           </w:tcPr>
           <w:p>
             <w:r>
@@ -750,12 +611,6 @@
         <w:tc>
           <w:tcPr>
             <w:tcW w:type="dxa" w:w="5234"/>
-            <w:tcMar>
-              <w:top w:w="15" w:type="dxa"/>
-              <w:bottom w:w="15" w:type="dxa"/>
-              <w:left w:w="20" w:type="dxa"/>
-              <w:right w:w="20" w:type="dxa"/>
-            </w:tcMar>
           </w:tcPr>
           <w:p>
             <w:pPr>
@@ -776,12 +631,6 @@
         <w:tc>
           <w:tcPr>
             <w:tcW w:type="dxa" w:w="5234"/>
-            <w:tcMar>
-              <w:top w:w="15" w:type="dxa"/>
-              <w:bottom w:w="15" w:type="dxa"/>
-              <w:left w:w="20" w:type="dxa"/>
-              <w:right w:w="20" w:type="dxa"/>
-            </w:tcMar>
           </w:tcPr>
           <w:p>
             <w:r>
@@ -796,12 +645,6 @@
         <w:tc>
           <w:tcPr>
             <w:tcW w:type="dxa" w:w="5234"/>
-            <w:tcMar>
-              <w:top w:w="15" w:type="dxa"/>
-              <w:bottom w:w="15" w:type="dxa"/>
-              <w:left w:w="20" w:type="dxa"/>
-              <w:right w:w="20" w:type="dxa"/>
-            </w:tcMar>
           </w:tcPr>
           <w:p>
             <w:pPr>
@@ -822,12 +665,6 @@
         <w:tc>
           <w:tcPr>
             <w:tcW w:type="dxa" w:w="5234"/>
-            <w:tcMar>
-              <w:top w:w="15" w:type="dxa"/>
-              <w:bottom w:w="15" w:type="dxa"/>
-              <w:left w:w="20" w:type="dxa"/>
-              <w:right w:w="20" w:type="dxa"/>
-            </w:tcMar>
           </w:tcPr>
           <w:p>
             <w:r>
@@ -842,12 +679,6 @@
         <w:tc>
           <w:tcPr>
             <w:tcW w:type="dxa" w:w="5234"/>
-            <w:tcMar>
-              <w:top w:w="15" w:type="dxa"/>
-              <w:bottom w:w="15" w:type="dxa"/>
-              <w:left w:w="20" w:type="dxa"/>
-              <w:right w:w="20" w:type="dxa"/>
-            </w:tcMar>
           </w:tcPr>
           <w:p>
             <w:pPr>
@@ -868,12 +699,6 @@
         <w:tc>
           <w:tcPr>
             <w:tcW w:type="dxa" w:w="5234"/>
-            <w:tcMar>
-              <w:top w:w="15" w:type="dxa"/>
-              <w:bottom w:w="15" w:type="dxa"/>
-              <w:left w:w="20" w:type="dxa"/>
-              <w:right w:w="20" w:type="dxa"/>
-            </w:tcMar>
           </w:tcPr>
           <w:p>
             <w:r>
@@ -888,12 +713,6 @@
         <w:tc>
           <w:tcPr>
             <w:tcW w:type="dxa" w:w="5234"/>
-            <w:tcMar>
-              <w:top w:w="15" w:type="dxa"/>
-              <w:bottom w:w="15" w:type="dxa"/>
-              <w:left w:w="20" w:type="dxa"/>
-              <w:right w:w="20" w:type="dxa"/>
-            </w:tcMar>
           </w:tcPr>
           <w:p>
             <w:pPr>
@@ -914,12 +733,6 @@
         <w:tc>
           <w:tcPr>
             <w:tcW w:type="dxa" w:w="5234"/>
-            <w:tcMar>
-              <w:top w:w="15" w:type="dxa"/>
-              <w:bottom w:w="15" w:type="dxa"/>
-              <w:left w:w="20" w:type="dxa"/>
-              <w:right w:w="20" w:type="dxa"/>
-            </w:tcMar>
           </w:tcPr>
           <w:p>
             <w:r>
@@ -933,12 +746,6 @@
         <w:tc>
           <w:tcPr>
             <w:tcW w:type="dxa" w:w="5234"/>
-            <w:tcMar>
-              <w:top w:w="15" w:type="dxa"/>
-              <w:bottom w:w="15" w:type="dxa"/>
-              <w:left w:w="20" w:type="dxa"/>
-              <w:right w:w="20" w:type="dxa"/>
-            </w:tcMar>
           </w:tcPr>
           <w:p>
             <w:pPr>
@@ -957,12 +764,6 @@
         <w:tc>
           <w:tcPr>
             <w:tcW w:type="dxa" w:w="5234"/>
-            <w:tcMar>
-              <w:top w:w="15" w:type="dxa"/>
-              <w:bottom w:w="15" w:type="dxa"/>
-              <w:left w:w="20" w:type="dxa"/>
-              <w:right w:w="20" w:type="dxa"/>
-            </w:tcMar>
           </w:tcPr>
           <w:p>
             <w:r>
@@ -976,12 +777,6 @@
         <w:tc>
           <w:tcPr>
             <w:tcW w:type="dxa" w:w="5234"/>
-            <w:tcMar>
-              <w:top w:w="15" w:type="dxa"/>
-              <w:bottom w:w="15" w:type="dxa"/>
-              <w:left w:w="20" w:type="dxa"/>
-              <w:right w:w="20" w:type="dxa"/>
-            </w:tcMar>
           </w:tcPr>
           <w:p>
             <w:pPr>
@@ -1000,12 +795,6 @@
         <w:tc>
           <w:tcPr>
             <w:tcW w:type="dxa" w:w="5234"/>
-            <w:tcMar>
-              <w:top w:w="15" w:type="dxa"/>
-              <w:bottom w:w="15" w:type="dxa"/>
-              <w:left w:w="20" w:type="dxa"/>
-              <w:right w:w="20" w:type="dxa"/>
-            </w:tcMar>
           </w:tcPr>
           <w:p>
             <w:r>
@@ -1019,12 +808,6 @@
         <w:tc>
           <w:tcPr>
             <w:tcW w:type="dxa" w:w="5234"/>
-            <w:tcMar>
-              <w:top w:w="15" w:type="dxa"/>
-              <w:bottom w:w="15" w:type="dxa"/>
-              <w:left w:w="20" w:type="dxa"/>
-              <w:right w:w="20" w:type="dxa"/>
-            </w:tcMar>
           </w:tcPr>
           <w:p>
             <w:pPr>
@@ -1043,12 +826,6 @@
         <w:tc>
           <w:tcPr>
             <w:tcW w:type="dxa" w:w="5234"/>
-            <w:tcMar>
-              <w:top w:w="15" w:type="dxa"/>
-              <w:bottom w:w="15" w:type="dxa"/>
-              <w:left w:w="20" w:type="dxa"/>
-              <w:right w:w="20" w:type="dxa"/>
-            </w:tcMar>
           </w:tcPr>
           <w:p>
             <w:r>
@@ -1062,12 +839,6 @@
         <w:tc>
           <w:tcPr>
             <w:tcW w:type="dxa" w:w="5234"/>
-            <w:tcMar>
-              <w:top w:w="15" w:type="dxa"/>
-              <w:bottom w:w="15" w:type="dxa"/>
-              <w:left w:w="20" w:type="dxa"/>
-              <w:right w:w="20" w:type="dxa"/>
-            </w:tcMar>
           </w:tcPr>
           <w:p>
             <w:pPr>
@@ -1086,12 +857,6 @@
         <w:tc>
           <w:tcPr>
             <w:tcW w:type="dxa" w:w="5234"/>
-            <w:tcMar>
-              <w:top w:w="15" w:type="dxa"/>
-              <w:bottom w:w="15" w:type="dxa"/>
-              <w:left w:w="20" w:type="dxa"/>
-              <w:right w:w="20" w:type="dxa"/>
-            </w:tcMar>
           </w:tcPr>
           <w:p>
             <w:r>
@@ -1105,12 +870,6 @@
         <w:tc>
           <w:tcPr>
             <w:tcW w:type="dxa" w:w="5234"/>
-            <w:tcMar>
-              <w:top w:w="15" w:type="dxa"/>
-              <w:bottom w:w="15" w:type="dxa"/>
-              <w:left w:w="20" w:type="dxa"/>
-              <w:right w:w="20" w:type="dxa"/>
-            </w:tcMar>
           </w:tcPr>
           <w:p>
             <w:pPr>
@@ -1129,12 +888,6 @@
         <w:tc>
           <w:tcPr>
             <w:tcW w:type="dxa" w:w="5234"/>
-            <w:tcMar>
-              <w:top w:w="15" w:type="dxa"/>
-              <w:bottom w:w="15" w:type="dxa"/>
-              <w:left w:w="20" w:type="dxa"/>
-              <w:right w:w="20" w:type="dxa"/>
-            </w:tcMar>
           </w:tcPr>
           <w:p>
             <w:r>
@@ -1149,12 +902,6 @@
         <w:tc>
           <w:tcPr>
             <w:tcW w:type="dxa" w:w="5234"/>
-            <w:tcMar>
-              <w:top w:w="15" w:type="dxa"/>
-              <w:bottom w:w="15" w:type="dxa"/>
-              <w:left w:w="20" w:type="dxa"/>
-              <w:right w:w="20" w:type="dxa"/>
-            </w:tcMar>
           </w:tcPr>
           <w:p>
             <w:pPr>
@@ -1175,12 +922,6 @@
         <w:tc>
           <w:tcPr>
             <w:tcW w:type="dxa" w:w="5234"/>
-            <w:tcMar>
-              <w:top w:w="15" w:type="dxa"/>
-              <w:bottom w:w="15" w:type="dxa"/>
-              <w:left w:w="20" w:type="dxa"/>
-              <w:right w:w="20" w:type="dxa"/>
-            </w:tcMar>
           </w:tcPr>
           <w:p>
             <w:r>
@@ -1195,12 +936,6 @@
         <w:tc>
           <w:tcPr>
             <w:tcW w:type="dxa" w:w="5234"/>
-            <w:tcMar>
-              <w:top w:w="15" w:type="dxa"/>
-              <w:bottom w:w="15" w:type="dxa"/>
-              <w:left w:w="20" w:type="dxa"/>
-              <w:right w:w="20" w:type="dxa"/>
-            </w:tcMar>
           </w:tcPr>
           <w:p>
             <w:pPr>
@@ -1221,12 +956,6 @@
         <w:tc>
           <w:tcPr>
             <w:tcW w:type="dxa" w:w="5234"/>
-            <w:tcMar>
-              <w:top w:w="15" w:type="dxa"/>
-              <w:bottom w:w="15" w:type="dxa"/>
-              <w:left w:w="20" w:type="dxa"/>
-              <w:right w:w="20" w:type="dxa"/>
-            </w:tcMar>
           </w:tcPr>
           <w:p>
             <w:r>
@@ -1241,12 +970,6 @@
         <w:tc>
           <w:tcPr>
             <w:tcW w:type="dxa" w:w="5234"/>
-            <w:tcMar>
-              <w:top w:w="15" w:type="dxa"/>
-              <w:bottom w:w="15" w:type="dxa"/>
-              <w:left w:w="20" w:type="dxa"/>
-              <w:right w:w="20" w:type="dxa"/>
-            </w:tcMar>
           </w:tcPr>
           <w:p>
             <w:pPr>
@@ -1267,12 +990,6 @@
         <w:tc>
           <w:tcPr>
             <w:tcW w:type="dxa" w:w="5234"/>
-            <w:tcMar>
-              <w:top w:w="15" w:type="dxa"/>
-              <w:bottom w:w="15" w:type="dxa"/>
-              <w:left w:w="20" w:type="dxa"/>
-              <w:right w:w="20" w:type="dxa"/>
-            </w:tcMar>
           </w:tcPr>
           <w:p>
             <w:r>
@@ -1280,19 +997,13 @@
                 <w:b/>
                 <w:sz w:val="16"/>
               </w:rPr>
-              <w:t>9.  Live User Interface Demonstration</w:t>
+              <w:t>9.  Live User Interface Demonstration &amp; Application Pages</w:t>
             </w:r>
           </w:p>
         </w:tc>
         <w:tc>
           <w:tcPr>
             <w:tcW w:type="dxa" w:w="5234"/>
-            <w:tcMar>
-              <w:top w:w="15" w:type="dxa"/>
-              <w:bottom w:w="15" w:type="dxa"/>
-              <w:left w:w="20" w:type="dxa"/>
-              <w:right w:w="20" w:type="dxa"/>
-            </w:tcMar>
           </w:tcPr>
           <w:p>
             <w:pPr>
@@ -1313,12 +1024,6 @@
         <w:tc>
           <w:tcPr>
             <w:tcW w:type="dxa" w:w="5234"/>
-            <w:tcMar>
-              <w:top w:w="15" w:type="dxa"/>
-              <w:bottom w:w="15" w:type="dxa"/>
-              <w:left w:w="20" w:type="dxa"/>
-              <w:right w:w="20" w:type="dxa"/>
-            </w:tcMar>
           </w:tcPr>
           <w:p>
             <w:r>
@@ -1333,12 +1038,6 @@
         <w:tc>
           <w:tcPr>
             <w:tcW w:type="dxa" w:w="5234"/>
-            <w:tcMar>
-              <w:top w:w="15" w:type="dxa"/>
-              <w:bottom w:w="15" w:type="dxa"/>
-              <w:left w:w="20" w:type="dxa"/>
-              <w:right w:w="20" w:type="dxa"/>
-            </w:tcMar>
           </w:tcPr>
           <w:p>
             <w:pPr>
@@ -1359,12 +1058,6 @@
         <w:tc>
           <w:tcPr>
             <w:tcW w:type="dxa" w:w="5234"/>
-            <w:tcMar>
-              <w:top w:w="15" w:type="dxa"/>
-              <w:bottom w:w="15" w:type="dxa"/>
-              <w:left w:w="20" w:type="dxa"/>
-              <w:right w:w="20" w:type="dxa"/>
-            </w:tcMar>
           </w:tcPr>
           <w:p>
             <w:r>
@@ -1379,12 +1072,6 @@
         <w:tc>
           <w:tcPr>
             <w:tcW w:type="dxa" w:w="5234"/>
-            <w:tcMar>
-              <w:top w:w="15" w:type="dxa"/>
-              <w:bottom w:w="15" w:type="dxa"/>
-              <w:left w:w="20" w:type="dxa"/>
-              <w:right w:w="20" w:type="dxa"/>
-            </w:tcMar>
           </w:tcPr>
           <w:p>
             <w:pPr>
@@ -1405,12 +1092,6 @@
         <w:tc>
           <w:tcPr>
             <w:tcW w:type="dxa" w:w="5234"/>
-            <w:tcMar>
-              <w:top w:w="15" w:type="dxa"/>
-              <w:bottom w:w="15" w:type="dxa"/>
-              <w:left w:w="20" w:type="dxa"/>
-              <w:right w:w="20" w:type="dxa"/>
-            </w:tcMar>
           </w:tcPr>
           <w:p>
             <w:r>
@@ -1425,12 +1106,6 @@
         <w:tc>
           <w:tcPr>
             <w:tcW w:type="dxa" w:w="5234"/>
-            <w:tcMar>
-              <w:top w:w="15" w:type="dxa"/>
-              <w:bottom w:w="15" w:type="dxa"/>
-              <w:left w:w="20" w:type="dxa"/>
-              <w:right w:w="20" w:type="dxa"/>
-            </w:tcMar>
           </w:tcPr>
           <w:p>
             <w:pPr>
@@ -1646,7 +1321,7 @@
           <w:color w:val="1E232A"/>
           <w:sz w:val="17"/>
         </w:rPr>
-        <w:t>Under classical Modern Portfolio Theory (Markowitz, 1952), an investor selects an asset allocation weight vector w in R^N lying on the probability simplex to balance expected return against variance. However, when applied to real financial markets, standard Mean-Variance Optimization exhibits severe practical failure modes:</w:t>
+        <w:t>Under classical Modern Portfolio Theory (Markowitz, 1952), an investor selects an asset allocation weight vector lying on the standard probability simplex to balance expected return against variance. However, when applied to real financial markets, standard Mean-Variance Optimization exhibits severe practical failure modes:</w:t>
       </w:r>
     </w:p>
     <w:p>
@@ -1669,7 +1344,7 @@
           <w:color w:val="1E232A"/>
           <w:sz w:val="17"/>
         </w:rPr>
-        <w:t xml:space="preserve"> Empirical sample covariance matrices computed from finite historical lookback windows are ill-conditioned and contaminated by bulk noise eigenvalues, leading to extreme out-of-sample instability.</w:t>
+        <w:t xml:space="preserve"> Empirical sample covariance matrices computed from finite historical lookback windows are ill-conditioned and contaminated by bulk noise eigenvalues, leading to extreme out-of-sample instability and sensitivity to estimation errors.</w:t>
       </w:r>
     </w:p>
     <w:p>
@@ -1692,7 +1367,7 @@
           <w:color w:val="1E232A"/>
           <w:sz w:val="17"/>
         </w:rPr>
-        <w:t xml:space="preserve"> Standard quadratic solvers assign tiny non-zero allocations (e.g., 0.15%, 0.42%) across all candidate assets. Holding 25 to 50 fractional positions creates prohibitive rebalancing drag for individual investors.</w:t>
+        <w:t xml:space="preserve"> Standard quadratic solvers assign tiny non-zero allocations (such as 0.15% or 0.42%) across all candidate assets. Holding 25 to 50 fractional positions creates prohibitive rebalancing drag for individual investors.</w:t>
       </w:r>
     </w:p>
     <w:p>
@@ -1738,7 +1413,7 @@
           <w:color w:val="1E232A"/>
           <w:sz w:val="17"/>
         </w:rPr>
-        <w:t xml:space="preserve"> Estimating non-linear derivative exposures and tail Value-at-Risk requires 10^6 Monte Carlo paths, scaling at O(1/epsilon^2) and preventing real-time re-weighting.</w:t>
+        <w:t xml:space="preserve"> Estimating non-linear derivative exposures and tail Value-at-Risk requires up to 1,000,000 Monte Carlo paths, scaling quadratically with precision requirements and preventing real-time re-weighting.</w:t>
       </w:r>
     </w:p>
     <w:p>
@@ -1777,7 +1452,7 @@
           <w:color w:val="1E232A"/>
           <w:sz w:val="17"/>
         </w:rPr>
-        <w:t xml:space="preserve"> Formulate an L1-penalized convex quadratic program solved via the Primal-Dual Interior-Point cone algorithm (CVXOPT), guaranteeing global Karush-Kuhn-Tucker (KKT) optimality in polynomial time O(N^3) while driving non-performing weights identically to zero.</w:t>
+        <w:t xml:space="preserve"> Formulate an L1-penalized convex quadratic program solved via the Primal-Dual Interior-Point cone algorithm (CVXOPT), guaranteeing global Karush-Kuhn-Tucker (KKT) optimality in polynomial time while driving non-performing weights identically to zero.</w:t>
       </w:r>
     </w:p>
     <w:p>
@@ -1823,7 +1498,7 @@
           <w:color w:val="1E232A"/>
           <w:sz w:val="17"/>
         </w:rPr>
-        <w:t xml:space="preserve"> Construct a Quantum Amplitude Estimation (QAE) operator achieving a quadratic speedup of O(1/epsilon) for tail Value-at-Risk (99% VaR) and Expected Shortfall (ES).</w:t>
+        <w:t xml:space="preserve"> Construct a Quantum Amplitude Estimation (QAE) operator achieving a quadratic speedup of order O(1/epsilon) for tail Value-at-Risk (99% VaR) and Expected Shortfall.</w:t>
       </w:r>
     </w:p>
     <w:p>
@@ -1846,7 +1521,7 @@
           <w:color w:val="1E232A"/>
           <w:sz w:val="17"/>
         </w:rPr>
-        <w:t xml:space="preserve"> Apply 3D Tensor Tucker Decomposition (Higher-Order SVD) to decompose the Asset x Indicator x Time tensor, filtering idiosyncratic noise from core systemic market modes.</w:t>
+        <w:t xml:space="preserve"> Apply 3D Tensor Tucker Decomposition (Higher-Order SVD) to decompose the Asset by Feature by Time tensor, filtering idiosyncratic noise from core systemic market modes.</w:t>
       </w:r>
     </w:p>
     <w:p>
@@ -1930,14 +1605,6 @@
         <w:tblW w:type="auto" w:w="0"/>
         <w:jc w:val="center"/>
         <w:tblLook w:firstColumn="1" w:firstRow="1" w:lastColumn="0" w:lastRow="0" w:noHBand="0" w:noVBand="1" w:val="04A0"/>
-        <w:tblBorders>
-          <w:top w:val="single" w:sz="4" w:space="0" w:color="D5DDE6"/>
-          <w:bottom w:val="single" w:sz="4" w:space="0" w:color="D5DDE6"/>
-          <w:left w:val="none"/>
-          <w:right w:val="none"/>
-          <w:insideH w:val="single" w:sz="4" w:space="0" w:color="D5DDE6"/>
-          <w:insideV w:val="none"/>
-        </w:tblBorders>
       </w:tblPr>
       <w:tblGrid>
         <w:gridCol w:w="2617"/>
@@ -1949,20 +1616,13 @@
         <w:tc>
           <w:tcPr>
             <w:tcW w:type="dxa" w:w="2617"/>
-            <w:shd w:fill="0F2A4A"/>
-            <w:tcMar>
-              <w:top w:w="35" w:type="dxa"/>
-              <w:bottom w:w="35" w:type="dxa"/>
-              <w:left w:w="50" w:type="dxa"/>
-              <w:right w:w="50" w:type="dxa"/>
-            </w:tcMar>
           </w:tcPr>
           <w:p>
             <w:r>
               <w:rPr>
                 <w:b/>
-                <w:color w:val="FFFFFF"/>
-                <w:sz w:val="15"/>
+                <w:color w:val="0F2A4A"/>
+                <w:sz w:val="16"/>
               </w:rPr>
               <w:t>Paper Title &amp; Landmark Citation</w:t>
             </w:r>
@@ -1971,20 +1631,13 @@
         <w:tc>
           <w:tcPr>
             <w:tcW w:type="dxa" w:w="2617"/>
-            <w:shd w:fill="0F2A4A"/>
-            <w:tcMar>
-              <w:top w:w="35" w:type="dxa"/>
-              <w:bottom w:w="35" w:type="dxa"/>
-              <w:left w:w="50" w:type="dxa"/>
-              <w:right w:w="50" w:type="dxa"/>
-            </w:tcMar>
           </w:tcPr>
           <w:p>
             <w:r>
               <w:rPr>
                 <w:b/>
-                <w:color w:val="FFFFFF"/>
-                <w:sz w:val="15"/>
+                <w:color w:val="0F2A4A"/>
+                <w:sz w:val="16"/>
               </w:rPr>
               <w:t>Authors &amp; Venue</w:t>
             </w:r>
@@ -1993,20 +1646,13 @@
         <w:tc>
           <w:tcPr>
             <w:tcW w:type="dxa" w:w="2617"/>
-            <w:shd w:fill="0F2A4A"/>
-            <w:tcMar>
-              <w:top w:w="35" w:type="dxa"/>
-              <w:bottom w:w="35" w:type="dxa"/>
-              <w:left w:w="50" w:type="dxa"/>
-              <w:right w:w="50" w:type="dxa"/>
-            </w:tcMar>
           </w:tcPr>
           <w:p>
             <w:r>
               <w:rPr>
                 <w:b/>
-                <w:color w:val="FFFFFF"/>
-                <w:sz w:val="15"/>
+                <w:color w:val="0F2A4A"/>
+                <w:sz w:val="16"/>
               </w:rPr>
               <w:t>Core Mathematical Contribution</w:t>
             </w:r>
@@ -2015,20 +1661,13 @@
         <w:tc>
           <w:tcPr>
             <w:tcW w:type="dxa" w:w="2617"/>
-            <w:shd w:fill="0F2A4A"/>
-            <w:tcMar>
-              <w:top w:w="35" w:type="dxa"/>
-              <w:bottom w:w="35" w:type="dxa"/>
-              <w:left w:w="50" w:type="dxa"/>
-              <w:right w:w="50" w:type="dxa"/>
-            </w:tcMar>
           </w:tcPr>
           <w:p>
             <w:r>
               <w:rPr>
                 <w:b/>
-                <w:color w:val="FFFFFF"/>
-                <w:sz w:val="15"/>
+                <w:color w:val="0F2A4A"/>
+                <w:sz w:val="16"/>
               </w:rPr>
               <w:t>Role in SparsioQ</w:t>
             </w:r>
@@ -2039,20 +1678,13 @@
         <w:tc>
           <w:tcPr>
             <w:tcW w:type="dxa" w:w="2617"/>
-            <w:shd w:fill="F4F7FB"/>
-            <w:tcMar>
-              <w:top w:w="35" w:type="dxa"/>
-              <w:bottom w:w="35" w:type="dxa"/>
-              <w:left w:w="50" w:type="dxa"/>
-              <w:right w:w="50" w:type="dxa"/>
-            </w:tcMar>
           </w:tcPr>
           <w:p>
             <w:r>
               <w:rPr>
                 <w:b/>
                 <w:color w:val="1E232A"/>
-                <w:sz w:val="14"/>
+                <w:sz w:val="15"/>
               </w:rPr>
               <w:t>Portfolio Selection [1]</w:t>
             </w:r>
@@ -2061,19 +1693,12 @@
         <w:tc>
           <w:tcPr>
             <w:tcW w:type="dxa" w:w="2617"/>
-            <w:shd w:fill="F4F7FB"/>
-            <w:tcMar>
-              <w:top w:w="35" w:type="dxa"/>
-              <w:bottom w:w="35" w:type="dxa"/>
-              <w:left w:w="50" w:type="dxa"/>
-              <w:right w:w="50" w:type="dxa"/>
-            </w:tcMar>
-          </w:tcPr>
-          <w:p>
-            <w:r>
-              <w:rPr>
-                <w:color w:val="1E232A"/>
-                <w:sz w:val="14"/>
+          </w:tcPr>
+          <w:p>
+            <w:r>
+              <w:rPr>
+                <w:color w:val="1E232A"/>
+                <w:sz w:val="15"/>
               </w:rPr>
               <w:t>H. Markowitz (1952), J. Finance</w:t>
             </w:r>
@@ -2082,19 +1707,12 @@
         <w:tc>
           <w:tcPr>
             <w:tcW w:type="dxa" w:w="2617"/>
-            <w:shd w:fill="F4F7FB"/>
-            <w:tcMar>
-              <w:top w:w="35" w:type="dxa"/>
-              <w:bottom w:w="35" w:type="dxa"/>
-              <w:left w:w="50" w:type="dxa"/>
-              <w:right w:w="50" w:type="dxa"/>
-            </w:tcMar>
-          </w:tcPr>
-          <w:p>
-            <w:r>
-              <w:rPr>
-                <w:color w:val="1E232A"/>
-                <w:sz w:val="14"/>
+          </w:tcPr>
+          <w:p>
+            <w:r>
+              <w:rPr>
+                <w:color w:val="1E232A"/>
+                <w:sz w:val="15"/>
               </w:rPr>
               <w:t>Mean-variance portfolio formulation and efficient frontier</w:t>
             </w:r>
@@ -2103,19 +1721,12 @@
         <w:tc>
           <w:tcPr>
             <w:tcW w:type="dxa" w:w="2617"/>
-            <w:shd w:fill="F4F7FB"/>
-            <w:tcMar>
-              <w:top w:w="35" w:type="dxa"/>
-              <w:bottom w:w="35" w:type="dxa"/>
-              <w:left w:w="50" w:type="dxa"/>
-              <w:right w:w="50" w:type="dxa"/>
-            </w:tcMar>
-          </w:tcPr>
-          <w:p>
-            <w:r>
-              <w:rPr>
-                <w:color w:val="1E232A"/>
-                <w:sz w:val="14"/>
+          </w:tcPr>
+          <w:p>
+            <w:r>
+              <w:rPr>
+                <w:color w:val="1E232A"/>
+                <w:sz w:val="15"/>
               </w:rPr>
               <w:t>Baseline convex quadratic objective</w:t>
             </w:r>
@@ -2126,20 +1737,13 @@
         <w:tc>
           <w:tcPr>
             <w:tcW w:type="dxa" w:w="2617"/>
-            <w:shd w:fill="FFFFFF"/>
-            <w:tcMar>
-              <w:top w:w="35" w:type="dxa"/>
-              <w:bottom w:w="35" w:type="dxa"/>
-              <w:left w:w="50" w:type="dxa"/>
-              <w:right w:w="50" w:type="dxa"/>
-            </w:tcMar>
           </w:tcPr>
           <w:p>
             <w:r>
               <w:rPr>
                 <w:b/>
                 <w:color w:val="1E232A"/>
-                <w:sz w:val="14"/>
+                <w:sz w:val="15"/>
               </w:rPr>
               <w:t>Convex Optimization [2]</w:t>
             </w:r>
@@ -2148,19 +1752,12 @@
         <w:tc>
           <w:tcPr>
             <w:tcW w:type="dxa" w:w="2617"/>
-            <w:shd w:fill="FFFFFF"/>
-            <w:tcMar>
-              <w:top w:w="35" w:type="dxa"/>
-              <w:bottom w:w="35" w:type="dxa"/>
-              <w:left w:w="50" w:type="dxa"/>
-              <w:right w:w="50" w:type="dxa"/>
-            </w:tcMar>
-          </w:tcPr>
-          <w:p>
-            <w:r>
-              <w:rPr>
-                <w:color w:val="1E232A"/>
-                <w:sz w:val="14"/>
+          </w:tcPr>
+          <w:p>
+            <w:r>
+              <w:rPr>
+                <w:color w:val="1E232A"/>
+                <w:sz w:val="15"/>
               </w:rPr>
               <w:t>S. Boyd &amp; L. Vandenberghe (2004)</w:t>
             </w:r>
@@ -2169,19 +1766,12 @@
         <w:tc>
           <w:tcPr>
             <w:tcW w:type="dxa" w:w="2617"/>
-            <w:shd w:fill="FFFFFF"/>
-            <w:tcMar>
-              <w:top w:w="35" w:type="dxa"/>
-              <w:bottom w:w="35" w:type="dxa"/>
-              <w:left w:w="50" w:type="dxa"/>
-              <w:right w:w="50" w:type="dxa"/>
-            </w:tcMar>
-          </w:tcPr>
-          <w:p>
-            <w:r>
-              <w:rPr>
-                <w:color w:val="1E232A"/>
-                <w:sz w:val="14"/>
+          </w:tcPr>
+          <w:p>
+            <w:r>
+              <w:rPr>
+                <w:color w:val="1E232A"/>
+                <w:sz w:val="15"/>
               </w:rPr>
               <w:t>Primal-dual interior point methods &amp; conic duality</w:t>
             </w:r>
@@ -2190,19 +1780,12 @@
         <w:tc>
           <w:tcPr>
             <w:tcW w:type="dxa" w:w="2617"/>
-            <w:shd w:fill="FFFFFF"/>
-            <w:tcMar>
-              <w:top w:w="35" w:type="dxa"/>
-              <w:bottom w:w="35" w:type="dxa"/>
-              <w:left w:w="50" w:type="dxa"/>
-              <w:right w:w="50" w:type="dxa"/>
-            </w:tcMar>
-          </w:tcPr>
-          <w:p>
-            <w:r>
-              <w:rPr>
-                <w:color w:val="1E232A"/>
-                <w:sz w:val="14"/>
+          </w:tcPr>
+          <w:p>
+            <w:r>
+              <w:rPr>
+                <w:color w:val="1E232A"/>
+                <w:sz w:val="15"/>
               </w:rPr>
               <w:t>CVXOPT sparse QP solver engine</w:t>
             </w:r>
@@ -2213,20 +1796,13 @@
         <w:tc>
           <w:tcPr>
             <w:tcW w:type="dxa" w:w="2617"/>
-            <w:shd w:fill="F4F7FB"/>
-            <w:tcMar>
-              <w:top w:w="35" w:type="dxa"/>
-              <w:bottom w:w="35" w:type="dxa"/>
-              <w:left w:w="50" w:type="dxa"/>
-              <w:right w:w="50" w:type="dxa"/>
-            </w:tcMar>
           </w:tcPr>
           <w:p>
             <w:r>
               <w:rPr>
                 <w:b/>
                 <w:color w:val="1E232A"/>
-                <w:sz w:val="14"/>
+                <w:sz w:val="15"/>
               </w:rPr>
               <w:t>A Tutorial on Hidden Markov Models [4]</w:t>
             </w:r>
@@ -2235,19 +1811,12 @@
         <w:tc>
           <w:tcPr>
             <w:tcW w:type="dxa" w:w="2617"/>
-            <w:shd w:fill="F4F7FB"/>
-            <w:tcMar>
-              <w:top w:w="35" w:type="dxa"/>
-              <w:bottom w:w="35" w:type="dxa"/>
-              <w:left w:w="50" w:type="dxa"/>
-              <w:right w:w="50" w:type="dxa"/>
-            </w:tcMar>
-          </w:tcPr>
-          <w:p>
-            <w:r>
-              <w:rPr>
-                <w:color w:val="1E232A"/>
-                <w:sz w:val="14"/>
+          </w:tcPr>
+          <w:p>
+            <w:r>
+              <w:rPr>
+                <w:color w:val="1E232A"/>
+                <w:sz w:val="15"/>
               </w:rPr>
               <w:t>L. Rabiner (1989), Proc. IEEE</w:t>
             </w:r>
@@ -2256,19 +1825,12 @@
         <w:tc>
           <w:tcPr>
             <w:tcW w:type="dxa" w:w="2617"/>
-            <w:shd w:fill="F4F7FB"/>
-            <w:tcMar>
-              <w:top w:w="35" w:type="dxa"/>
-              <w:bottom w:w="35" w:type="dxa"/>
-              <w:left w:w="50" w:type="dxa"/>
-              <w:right w:w="50" w:type="dxa"/>
-            </w:tcMar>
-          </w:tcPr>
-          <w:p>
-            <w:r>
-              <w:rPr>
-                <w:color w:val="1E232A"/>
-                <w:sz w:val="14"/>
+          </w:tcPr>
+          <w:p>
+            <w:r>
+              <w:rPr>
+                <w:color w:val="1E232A"/>
+                <w:sz w:val="15"/>
               </w:rPr>
               <w:t>Baum-Welch EM and forward-backward algorithms</w:t>
             </w:r>
@@ -2277,19 +1839,12 @@
         <w:tc>
           <w:tcPr>
             <w:tcW w:type="dxa" w:w="2617"/>
-            <w:shd w:fill="F4F7FB"/>
-            <w:tcMar>
-              <w:top w:w="35" w:type="dxa"/>
-              <w:bottom w:w="35" w:type="dxa"/>
-              <w:left w:w="50" w:type="dxa"/>
-              <w:right w:w="50" w:type="dxa"/>
-            </w:tcMar>
-          </w:tcPr>
-          <w:p>
-            <w:r>
-              <w:rPr>
-                <w:color w:val="1E232A"/>
-                <w:sz w:val="14"/>
+          </w:tcPr>
+          <w:p>
+            <w:r>
+              <w:rPr>
+                <w:color w:val="1E232A"/>
+                <w:sz w:val="15"/>
               </w:rPr>
               <w:t>3-state regime identification</w:t>
             </w:r>
@@ -2300,20 +1855,13 @@
         <w:tc>
           <w:tcPr>
             <w:tcW w:type="dxa" w:w="2617"/>
-            <w:shd w:fill="FFFFFF"/>
-            <w:tcMar>
-              <w:top w:w="35" w:type="dxa"/>
-              <w:bottom w:w="35" w:type="dxa"/>
-              <w:left w:w="50" w:type="dxa"/>
-              <w:right w:w="50" w:type="dxa"/>
-            </w:tcMar>
           </w:tcPr>
           <w:p>
             <w:r>
               <w:rPr>
                 <w:b/>
                 <w:color w:val="1E232A"/>
-                <w:sz w:val="14"/>
+                <w:sz w:val="15"/>
               </w:rPr>
               <w:t>Quantum Amplitude Estimation [5]</w:t>
             </w:r>
@@ -2322,19 +1870,12 @@
         <w:tc>
           <w:tcPr>
             <w:tcW w:type="dxa" w:w="2617"/>
-            <w:shd w:fill="FFFFFF"/>
-            <w:tcMar>
-              <w:top w:w="35" w:type="dxa"/>
-              <w:bottom w:w="35" w:type="dxa"/>
-              <w:left w:w="50" w:type="dxa"/>
-              <w:right w:w="50" w:type="dxa"/>
-            </w:tcMar>
-          </w:tcPr>
-          <w:p>
-            <w:r>
-              <w:rPr>
-                <w:color w:val="1E232A"/>
-                <w:sz w:val="14"/>
+          </w:tcPr>
+          <w:p>
+            <w:r>
+              <w:rPr>
+                <w:color w:val="1E232A"/>
+                <w:sz w:val="15"/>
               </w:rPr>
               <w:t>G. Brassard et al. (2002), AMS</w:t>
             </w:r>
@@ -2343,40 +1884,26 @@
         <w:tc>
           <w:tcPr>
             <w:tcW w:type="dxa" w:w="2617"/>
-            <w:shd w:fill="FFFFFF"/>
-            <w:tcMar>
-              <w:top w:w="35" w:type="dxa"/>
-              <w:bottom w:w="35" w:type="dxa"/>
-              <w:left w:w="50" w:type="dxa"/>
-              <w:right w:w="50" w:type="dxa"/>
-            </w:tcMar>
-          </w:tcPr>
-          <w:p>
-            <w:r>
-              <w:rPr>
-                <w:color w:val="1E232A"/>
-                <w:sz w:val="14"/>
-              </w:rPr>
-              <w:t>Quadratic speedup O(1/epsilon) over Monte Carlo</w:t>
+          </w:tcPr>
+          <w:p>
+            <w:r>
+              <w:rPr>
+                <w:color w:val="1E232A"/>
+                <w:sz w:val="15"/>
+              </w:rPr>
+              <w:t>Quadratic speedup of order O(1/epsilon) over Monte Carlo</w:t>
             </w:r>
           </w:p>
         </w:tc>
         <w:tc>
           <w:tcPr>
             <w:tcW w:type="dxa" w:w="2617"/>
-            <w:shd w:fill="FFFFFF"/>
-            <w:tcMar>
-              <w:top w:w="35" w:type="dxa"/>
-              <w:bottom w:w="35" w:type="dxa"/>
-              <w:left w:w="50" w:type="dxa"/>
-              <w:right w:w="50" w:type="dxa"/>
-            </w:tcMar>
-          </w:tcPr>
-          <w:p>
-            <w:r>
-              <w:rPr>
-                <w:color w:val="1E232A"/>
-                <w:sz w:val="14"/>
+          </w:tcPr>
+          <w:p>
+            <w:r>
+              <w:rPr>
+                <w:color w:val="1E232A"/>
+                <w:sz w:val="15"/>
               </w:rPr>
               <w:t>High-speed Value-at-Risk engine</w:t>
             </w:r>
@@ -2387,20 +1914,13 @@
         <w:tc>
           <w:tcPr>
             <w:tcW w:type="dxa" w:w="2617"/>
-            <w:shd w:fill="F4F7FB"/>
-            <w:tcMar>
-              <w:top w:w="35" w:type="dxa"/>
-              <w:bottom w:w="35" w:type="dxa"/>
-              <w:left w:w="50" w:type="dxa"/>
-              <w:right w:w="50" w:type="dxa"/>
-            </w:tcMar>
           </w:tcPr>
           <w:p>
             <w:r>
               <w:rPr>
                 <w:b/>
                 <w:color w:val="1E232A"/>
-                <w:sz w:val="14"/>
+                <w:sz w:val="15"/>
               </w:rPr>
               <w:t>Option Pricing &amp; Corporate Liabilities [6]</w:t>
             </w:r>
@@ -2409,19 +1929,12 @@
         <w:tc>
           <w:tcPr>
             <w:tcW w:type="dxa" w:w="2617"/>
-            <w:shd w:fill="F4F7FB"/>
-            <w:tcMar>
-              <w:top w:w="35" w:type="dxa"/>
-              <w:bottom w:w="35" w:type="dxa"/>
-              <w:left w:w="50" w:type="dxa"/>
-              <w:right w:w="50" w:type="dxa"/>
-            </w:tcMar>
-          </w:tcPr>
-          <w:p>
-            <w:r>
-              <w:rPr>
-                <w:color w:val="1E232A"/>
-                <w:sz w:val="14"/>
+          </w:tcPr>
+          <w:p>
+            <w:r>
+              <w:rPr>
+                <w:color w:val="1E232A"/>
+                <w:sz w:val="15"/>
               </w:rPr>
               <w:t>F. Black &amp; M. Scholes (1973), JPE</w:t>
             </w:r>
@@ -2430,19 +1943,12 @@
         <w:tc>
           <w:tcPr>
             <w:tcW w:type="dxa" w:w="2617"/>
-            <w:shd w:fill="F4F7FB"/>
-            <w:tcMar>
-              <w:top w:w="35" w:type="dxa"/>
-              <w:bottom w:w="35" w:type="dxa"/>
-              <w:left w:w="50" w:type="dxa"/>
-              <w:right w:w="50" w:type="dxa"/>
-            </w:tcMar>
-          </w:tcPr>
-          <w:p>
-            <w:r>
-              <w:rPr>
-                <w:color w:val="1E232A"/>
-                <w:sz w:val="14"/>
+          </w:tcPr>
+          <w:p>
+            <w:r>
+              <w:rPr>
+                <w:color w:val="1E232A"/>
+                <w:sz w:val="15"/>
               </w:rPr>
               <w:t>Closed-form PDE solution for option pricing &amp; Greeks</w:t>
             </w:r>
@@ -2451,19 +1957,12 @@
         <w:tc>
           <w:tcPr>
             <w:tcW w:type="dxa" w:w="2617"/>
-            <w:shd w:fill="F4F7FB"/>
-            <w:tcMar>
-              <w:top w:w="35" w:type="dxa"/>
-              <w:bottom w:w="35" w:type="dxa"/>
-              <w:left w:w="50" w:type="dxa"/>
-              <w:right w:w="50" w:type="dxa"/>
-            </w:tcMar>
-          </w:tcPr>
-          <w:p>
-            <w:r>
-              <w:rPr>
-                <w:color w:val="1E232A"/>
-                <w:sz w:val="14"/>
+          </w:tcPr>
+          <w:p>
+            <w:r>
+              <w:rPr>
+                <w:color w:val="1E232A"/>
+                <w:sz w:val="15"/>
               </w:rPr>
               <w:t>Multi-Greek volatility surface</w:t>
             </w:r>
@@ -2474,20 +1973,13 @@
         <w:tc>
           <w:tcPr>
             <w:tcW w:type="dxa" w:w="2617"/>
-            <w:shd w:fill="FFFFFF"/>
-            <w:tcMar>
-              <w:top w:w="35" w:type="dxa"/>
-              <w:bottom w:w="35" w:type="dxa"/>
-              <w:left w:w="50" w:type="dxa"/>
-              <w:right w:w="50" w:type="dxa"/>
-            </w:tcMar>
           </w:tcPr>
           <w:p>
             <w:r>
               <w:rPr>
                 <w:b/>
                 <w:color w:val="1E232A"/>
-                <w:sz w:val="14"/>
+                <w:sz w:val="15"/>
               </w:rPr>
               <w:t>Higher-Order SVD of Tensors [7]</w:t>
             </w:r>
@@ -2496,19 +1988,12 @@
         <w:tc>
           <w:tcPr>
             <w:tcW w:type="dxa" w:w="2617"/>
-            <w:shd w:fill="FFFFFF"/>
-            <w:tcMar>
-              <w:top w:w="35" w:type="dxa"/>
-              <w:bottom w:w="35" w:type="dxa"/>
-              <w:left w:w="50" w:type="dxa"/>
-              <w:right w:w="50" w:type="dxa"/>
-            </w:tcMar>
-          </w:tcPr>
-          <w:p>
-            <w:r>
-              <w:rPr>
-                <w:color w:val="1E232A"/>
-                <w:sz w:val="14"/>
+          </w:tcPr>
+          <w:p>
+            <w:r>
+              <w:rPr>
+                <w:color w:val="1E232A"/>
+                <w:sz w:val="15"/>
               </w:rPr>
               <w:t>L. De Lathauwer et al. (2000), SIMAX</w:t>
             </w:r>
@@ -2517,19 +2002,12 @@
         <w:tc>
           <w:tcPr>
             <w:tcW w:type="dxa" w:w="2617"/>
-            <w:shd w:fill="FFFFFF"/>
-            <w:tcMar>
-              <w:top w:w="35" w:type="dxa"/>
-              <w:bottom w:w="35" w:type="dxa"/>
-              <w:left w:w="50" w:type="dxa"/>
-              <w:right w:w="50" w:type="dxa"/>
-            </w:tcMar>
-          </w:tcPr>
-          <w:p>
-            <w:r>
-              <w:rPr>
-                <w:color w:val="1E232A"/>
-                <w:sz w:val="14"/>
+          </w:tcPr>
+          <w:p>
+            <w:r>
+              <w:rPr>
+                <w:color w:val="1E232A"/>
+                <w:sz w:val="15"/>
               </w:rPr>
               <w:t>Multilinear singular value decomposition of N-way tensors</w:t>
             </w:r>
@@ -2538,19 +2016,12 @@
         <w:tc>
           <w:tcPr>
             <w:tcW w:type="dxa" w:w="2617"/>
-            <w:shd w:fill="FFFFFF"/>
-            <w:tcMar>
-              <w:top w:w="35" w:type="dxa"/>
-              <w:bottom w:w="35" w:type="dxa"/>
-              <w:left w:w="50" w:type="dxa"/>
-              <w:right w:w="50" w:type="dxa"/>
-            </w:tcMar>
-          </w:tcPr>
-          <w:p>
-            <w:r>
-              <w:rPr>
-                <w:color w:val="1E232A"/>
-                <w:sz w:val="14"/>
+          </w:tcPr>
+          <w:p>
+            <w:r>
+              <w:rPr>
+                <w:color w:val="1E232A"/>
+                <w:sz w:val="15"/>
               </w:rPr>
               <w:t>Tensor factor denoising</w:t>
             </w:r>
@@ -2594,14 +2065,6 @@
         <w:tblW w:type="auto" w:w="0"/>
         <w:jc w:val="center"/>
         <w:tblLook w:firstColumn="1" w:firstRow="1" w:lastColumn="0" w:lastRow="0" w:noHBand="0" w:noVBand="1" w:val="04A0"/>
-        <w:tblBorders>
-          <w:top w:val="single" w:sz="4" w:space="0" w:color="D5DDE6"/>
-          <w:bottom w:val="single" w:sz="4" w:space="0" w:color="D5DDE6"/>
-          <w:left w:val="none"/>
-          <w:right w:val="none"/>
-          <w:insideH w:val="single" w:sz="4" w:space="0" w:color="D5DDE6"/>
-          <w:insideV w:val="none"/>
-        </w:tblBorders>
       </w:tblPr>
       <w:tblGrid>
         <w:gridCol w:w="2094"/>
@@ -2614,20 +2077,13 @@
         <w:tc>
           <w:tcPr>
             <w:tcW w:type="dxa" w:w="2094"/>
-            <w:shd w:fill="0F2A4A"/>
-            <w:tcMar>
-              <w:top w:w="35" w:type="dxa"/>
-              <w:bottom w:w="35" w:type="dxa"/>
-              <w:left w:w="50" w:type="dxa"/>
-              <w:right w:w="50" w:type="dxa"/>
-            </w:tcMar>
           </w:tcPr>
           <w:p>
             <w:r>
               <w:rPr>
                 <w:b/>
-                <w:color w:val="FFFFFF"/>
-                <w:sz w:val="15"/>
+                <w:color w:val="0F2A4A"/>
+                <w:sz w:val="16"/>
               </w:rPr>
               <w:t>Dimension / Feature</w:t>
             </w:r>
@@ -2636,20 +2092,13 @@
         <w:tc>
           <w:tcPr>
             <w:tcW w:type="dxa" w:w="2094"/>
-            <w:shd w:fill="0F2A4A"/>
-            <w:tcMar>
-              <w:top w:w="35" w:type="dxa"/>
-              <w:bottom w:w="35" w:type="dxa"/>
-              <w:left w:w="50" w:type="dxa"/>
-              <w:right w:w="50" w:type="dxa"/>
-            </w:tcMar>
           </w:tcPr>
           <w:p>
             <w:r>
               <w:rPr>
                 <w:b/>
-                <w:color w:val="FFFFFF"/>
-                <w:sz w:val="15"/>
+                <w:color w:val="0F2A4A"/>
+                <w:sz w:val="16"/>
               </w:rPr>
               <w:t>Zerodha Kite / Groww</w:t>
             </w:r>
@@ -2658,20 +2107,13 @@
         <w:tc>
           <w:tcPr>
             <w:tcW w:type="dxa" w:w="2094"/>
-            <w:shd w:fill="0F2A4A"/>
-            <w:tcMar>
-              <w:top w:w="35" w:type="dxa"/>
-              <w:bottom w:w="35" w:type="dxa"/>
-              <w:left w:w="50" w:type="dxa"/>
-              <w:right w:w="50" w:type="dxa"/>
-            </w:tcMar>
           </w:tcPr>
           <w:p>
             <w:r>
               <w:rPr>
                 <w:b/>
-                <w:color w:val="FFFFFF"/>
-                <w:sz w:val="15"/>
+                <w:color w:val="0F2A4A"/>
+                <w:sz w:val="16"/>
               </w:rPr>
               <w:t>Smallcase</w:t>
             </w:r>
@@ -2680,20 +2122,13 @@
         <w:tc>
           <w:tcPr>
             <w:tcW w:type="dxa" w:w="2094"/>
-            <w:shd w:fill="0F2A4A"/>
-            <w:tcMar>
-              <w:top w:w="35" w:type="dxa"/>
-              <w:bottom w:w="35" w:type="dxa"/>
-              <w:left w:w="50" w:type="dxa"/>
-              <w:right w:w="50" w:type="dxa"/>
-            </w:tcMar>
           </w:tcPr>
           <w:p>
             <w:r>
               <w:rPr>
                 <w:b/>
-                <w:color w:val="FFFFFF"/>
-                <w:sz w:val="15"/>
+                <w:color w:val="0F2A4A"/>
+                <w:sz w:val="16"/>
               </w:rPr>
               <w:t>Wealthfront</w:t>
             </w:r>
@@ -2702,20 +2137,13 @@
         <w:tc>
           <w:tcPr>
             <w:tcW w:type="dxa" w:w="2094"/>
-            <w:shd w:fill="0F2A4A"/>
-            <w:tcMar>
-              <w:top w:w="35" w:type="dxa"/>
-              <w:bottom w:w="35" w:type="dxa"/>
-              <w:left w:w="50" w:type="dxa"/>
-              <w:right w:w="50" w:type="dxa"/>
-            </w:tcMar>
           </w:tcPr>
           <w:p>
             <w:r>
               <w:rPr>
                 <w:b/>
-                <w:color w:val="FFFFFF"/>
-                <w:sz w:val="15"/>
+                <w:color w:val="0F2A4A"/>
+                <w:sz w:val="16"/>
               </w:rPr>
               <w:t>SparsioQ (Ours)</w:t>
             </w:r>
@@ -2726,20 +2154,13 @@
         <w:tc>
           <w:tcPr>
             <w:tcW w:type="dxa" w:w="2094"/>
-            <w:shd w:fill="F4F7FB"/>
-            <w:tcMar>
-              <w:top w:w="35" w:type="dxa"/>
-              <w:bottom w:w="35" w:type="dxa"/>
-              <w:left w:w="50" w:type="dxa"/>
-              <w:right w:w="50" w:type="dxa"/>
-            </w:tcMar>
           </w:tcPr>
           <w:p>
             <w:r>
               <w:rPr>
                 <w:b/>
                 <w:color w:val="1E232A"/>
-                <w:sz w:val="14"/>
+                <w:sz w:val="15"/>
               </w:rPr>
               <w:t>Optimization Core</w:t>
             </w:r>
@@ -2748,19 +2169,12 @@
         <w:tc>
           <w:tcPr>
             <w:tcW w:type="dxa" w:w="2094"/>
-            <w:shd w:fill="F4F7FB"/>
-            <w:tcMar>
-              <w:top w:w="35" w:type="dxa"/>
-              <w:bottom w:w="35" w:type="dxa"/>
-              <w:left w:w="50" w:type="dxa"/>
-              <w:right w:w="50" w:type="dxa"/>
-            </w:tcMar>
-          </w:tcPr>
-          <w:p>
-            <w:r>
-              <w:rPr>
-                <w:color w:val="1E232A"/>
-                <w:sz w:val="14"/>
+          </w:tcPr>
+          <w:p>
+            <w:r>
+              <w:rPr>
+                <w:color w:val="1E232A"/>
+                <w:sz w:val="15"/>
               </w:rPr>
               <w:t>Manual discretionary order entry</w:t>
             </w:r>
@@ -2769,19 +2183,12 @@
         <w:tc>
           <w:tcPr>
             <w:tcW w:type="dxa" w:w="2094"/>
-            <w:shd w:fill="F4F7FB"/>
-            <w:tcMar>
-              <w:top w:w="35" w:type="dxa"/>
-              <w:bottom w:w="35" w:type="dxa"/>
-              <w:left w:w="50" w:type="dxa"/>
-              <w:right w:w="50" w:type="dxa"/>
-            </w:tcMar>
-          </w:tcPr>
-          <w:p>
-            <w:r>
-              <w:rPr>
-                <w:color w:val="1E232A"/>
-                <w:sz w:val="14"/>
+          </w:tcPr>
+          <w:p>
+            <w:r>
+              <w:rPr>
+                <w:color w:val="1E232A"/>
+                <w:sz w:val="15"/>
               </w:rPr>
               <w:t>Heuristic market-cap weights</w:t>
             </w:r>
@@ -2790,19 +2197,12 @@
         <w:tc>
           <w:tcPr>
             <w:tcW w:type="dxa" w:w="2094"/>
-            <w:shd w:fill="F4F7FB"/>
-            <w:tcMar>
-              <w:top w:w="35" w:type="dxa"/>
-              <w:bottom w:w="35" w:type="dxa"/>
-              <w:left w:w="50" w:type="dxa"/>
-              <w:right w:w="50" w:type="dxa"/>
-            </w:tcMar>
-          </w:tcPr>
-          <w:p>
-            <w:r>
-              <w:rPr>
-                <w:color w:val="1E232A"/>
-                <w:sz w:val="14"/>
+          </w:tcPr>
+          <w:p>
+            <w:r>
+              <w:rPr>
+                <w:color w:val="1E232A"/>
+                <w:sz w:val="15"/>
               </w:rPr>
               <w:t>Unconstrained mean-variance</w:t>
             </w:r>
@@ -2811,20 +2211,13 @@
         <w:tc>
           <w:tcPr>
             <w:tcW w:type="dxa" w:w="2094"/>
-            <w:shd w:fill="F4F7FB"/>
-            <w:tcMar>
-              <w:top w:w="35" w:type="dxa"/>
-              <w:bottom w:w="35" w:type="dxa"/>
-              <w:left w:w="50" w:type="dxa"/>
-              <w:right w:w="50" w:type="dxa"/>
-            </w:tcMar>
           </w:tcPr>
           <w:p>
             <w:r>
               <w:rPr>
                 <w:b/>
-                <w:color w:val="0F2A4A"/>
-                <w:sz w:val="14"/>
+                <w:color w:val="1E232A"/>
+                <w:sz w:val="15"/>
               </w:rPr>
               <w:t>Sparse L1 KKT Solver (CVXOPT)</w:t>
             </w:r>
@@ -2835,20 +2228,13 @@
         <w:tc>
           <w:tcPr>
             <w:tcW w:type="dxa" w:w="2094"/>
-            <w:shd w:fill="FFFFFF"/>
-            <w:tcMar>
-              <w:top w:w="35" w:type="dxa"/>
-              <w:bottom w:w="35" w:type="dxa"/>
-              <w:left w:w="50" w:type="dxa"/>
-              <w:right w:w="50" w:type="dxa"/>
-            </w:tcMar>
           </w:tcPr>
           <w:p>
             <w:r>
               <w:rPr>
                 <w:b/>
                 <w:color w:val="1E232A"/>
-                <w:sz w:val="14"/>
+                <w:sz w:val="15"/>
               </w:rPr>
               <w:t>Regime Switching</w:t>
             </w:r>
@@ -2857,19 +2243,12 @@
         <w:tc>
           <w:tcPr>
             <w:tcW w:type="dxa" w:w="2094"/>
-            <w:shd w:fill="FFFFFF"/>
-            <w:tcMar>
-              <w:top w:w="35" w:type="dxa"/>
-              <w:bottom w:w="35" w:type="dxa"/>
-              <w:left w:w="50" w:type="dxa"/>
-              <w:right w:w="50" w:type="dxa"/>
-            </w:tcMar>
-          </w:tcPr>
-          <w:p>
-            <w:r>
-              <w:rPr>
-                <w:color w:val="1E232A"/>
-                <w:sz w:val="14"/>
+          </w:tcPr>
+          <w:p>
+            <w:r>
+              <w:rPr>
+                <w:color w:val="1E232A"/>
+                <w:sz w:val="15"/>
               </w:rPr>
               <w:t>None (Static charts)</w:t>
             </w:r>
@@ -2878,19 +2257,12 @@
         <w:tc>
           <w:tcPr>
             <w:tcW w:type="dxa" w:w="2094"/>
-            <w:shd w:fill="FFFFFF"/>
-            <w:tcMar>
-              <w:top w:w="35" w:type="dxa"/>
-              <w:bottom w:w="35" w:type="dxa"/>
-              <w:left w:w="50" w:type="dxa"/>
-              <w:right w:w="50" w:type="dxa"/>
-            </w:tcMar>
-          </w:tcPr>
-          <w:p>
-            <w:r>
-              <w:rPr>
-                <w:color w:val="1E232A"/>
-                <w:sz w:val="14"/>
+          </w:tcPr>
+          <w:p>
+            <w:r>
+              <w:rPr>
+                <w:color w:val="1E232A"/>
+                <w:sz w:val="15"/>
               </w:rPr>
               <w:t>None (Manual review)</w:t>
             </w:r>
@@ -2899,19 +2271,12 @@
         <w:tc>
           <w:tcPr>
             <w:tcW w:type="dxa" w:w="2094"/>
-            <w:shd w:fill="FFFFFF"/>
-            <w:tcMar>
-              <w:top w:w="35" w:type="dxa"/>
-              <w:bottom w:w="35" w:type="dxa"/>
-              <w:left w:w="50" w:type="dxa"/>
-              <w:right w:w="50" w:type="dxa"/>
-            </w:tcMar>
-          </w:tcPr>
-          <w:p>
-            <w:r>
-              <w:rPr>
-                <w:color w:val="1E232A"/>
-                <w:sz w:val="14"/>
+          </w:tcPr>
+          <w:p>
+            <w:r>
+              <w:rPr>
+                <w:color w:val="1E232A"/>
+                <w:sz w:val="15"/>
               </w:rPr>
               <w:t>Trailing macro volatility</w:t>
             </w:r>
@@ -2920,20 +2285,13 @@
         <w:tc>
           <w:tcPr>
             <w:tcW w:type="dxa" w:w="2094"/>
-            <w:shd w:fill="FFFFFF"/>
-            <w:tcMar>
-              <w:top w:w="35" w:type="dxa"/>
-              <w:bottom w:w="35" w:type="dxa"/>
-              <w:left w:w="50" w:type="dxa"/>
-              <w:right w:w="50" w:type="dxa"/>
-            </w:tcMar>
           </w:tcPr>
           <w:p>
             <w:r>
               <w:rPr>
                 <w:b/>
-                <w:color w:val="0F2A4A"/>
-                <w:sz w:val="14"/>
+                <w:color w:val="1E232A"/>
+                <w:sz w:val="15"/>
               </w:rPr>
               <w:t>3-State Gaussian HMM (Baum-Welch)</w:t>
             </w:r>
@@ -2944,20 +2302,13 @@
         <w:tc>
           <w:tcPr>
             <w:tcW w:type="dxa" w:w="2094"/>
-            <w:shd w:fill="F4F7FB"/>
-            <w:tcMar>
-              <w:top w:w="35" w:type="dxa"/>
-              <w:bottom w:w="35" w:type="dxa"/>
-              <w:left w:w="50" w:type="dxa"/>
-              <w:right w:w="50" w:type="dxa"/>
-            </w:tcMar>
           </w:tcPr>
           <w:p>
             <w:r>
               <w:rPr>
                 <w:b/>
                 <w:color w:val="1E232A"/>
-                <w:sz w:val="14"/>
+                <w:sz w:val="15"/>
               </w:rPr>
               <w:t>Risk Quantification</w:t>
             </w:r>
@@ -2966,19 +2317,12 @@
         <w:tc>
           <w:tcPr>
             <w:tcW w:type="dxa" w:w="2094"/>
-            <w:shd w:fill="F4F7FB"/>
-            <w:tcMar>
-              <w:top w:w="35" w:type="dxa"/>
-              <w:bottom w:w="35" w:type="dxa"/>
-              <w:left w:w="50" w:type="dxa"/>
-              <w:right w:w="50" w:type="dxa"/>
-            </w:tcMar>
-          </w:tcPr>
-          <w:p>
-            <w:r>
-              <w:rPr>
-                <w:color w:val="1E232A"/>
-                <w:sz w:val="14"/>
+          </w:tcPr>
+          <w:p>
+            <w:r>
+              <w:rPr>
+                <w:color w:val="1E232A"/>
+                <w:sz w:val="15"/>
               </w:rPr>
               <w:t>Exchange span margin</w:t>
             </w:r>
@@ -2987,19 +2331,12 @@
         <w:tc>
           <w:tcPr>
             <w:tcW w:type="dxa" w:w="2094"/>
-            <w:shd w:fill="F4F7FB"/>
-            <w:tcMar>
-              <w:top w:w="35" w:type="dxa"/>
-              <w:bottom w:w="35" w:type="dxa"/>
-              <w:left w:w="50" w:type="dxa"/>
-              <w:right w:w="50" w:type="dxa"/>
-            </w:tcMar>
-          </w:tcPr>
-          <w:p>
-            <w:r>
-              <w:rPr>
-                <w:color w:val="1E232A"/>
-                <w:sz w:val="14"/>
+          </w:tcPr>
+          <w:p>
+            <w:r>
+              <w:rPr>
+                <w:color w:val="1E232A"/>
+                <w:sz w:val="15"/>
               </w:rPr>
               <w:t>Static risk labels</w:t>
             </w:r>
@@ -3008,19 +2345,12 @@
         <w:tc>
           <w:tcPr>
             <w:tcW w:type="dxa" w:w="2094"/>
-            <w:shd w:fill="F4F7FB"/>
-            <w:tcMar>
-              <w:top w:w="35" w:type="dxa"/>
-              <w:bottom w:w="35" w:type="dxa"/>
-              <w:left w:w="50" w:type="dxa"/>
-              <w:right w:w="50" w:type="dxa"/>
-            </w:tcMar>
-          </w:tcPr>
-          <w:p>
-            <w:r>
-              <w:rPr>
-                <w:color w:val="1E232A"/>
-                <w:sz w:val="14"/>
+          </w:tcPr>
+          <w:p>
+            <w:r>
+              <w:rPr>
+                <w:color w:val="1E232A"/>
+                <w:sz w:val="15"/>
               </w:rPr>
               <w:t>Parametric Gaussian VaR</w:t>
             </w:r>
@@ -3029,20 +2359,13 @@
         <w:tc>
           <w:tcPr>
             <w:tcW w:type="dxa" w:w="2094"/>
-            <w:shd w:fill="F4F7FB"/>
-            <w:tcMar>
-              <w:top w:w="35" w:type="dxa"/>
-              <w:bottom w:w="35" w:type="dxa"/>
-              <w:left w:w="50" w:type="dxa"/>
-              <w:right w:w="50" w:type="dxa"/>
-            </w:tcMar>
           </w:tcPr>
           <w:p>
             <w:r>
               <w:rPr>
                 <w:b/>
-                <w:color w:val="0F2A4A"/>
-                <w:sz w:val="14"/>
+                <w:color w:val="1E232A"/>
+                <w:sz w:val="15"/>
               </w:rPr>
               <w:t>Quantum Amplitude Estimation (QAE)</w:t>
             </w:r>
@@ -3053,20 +2376,13 @@
         <w:tc>
           <w:tcPr>
             <w:tcW w:type="dxa" w:w="2094"/>
-            <w:shd w:fill="FFFFFF"/>
-            <w:tcMar>
-              <w:top w:w="35" w:type="dxa"/>
-              <w:bottom w:w="35" w:type="dxa"/>
-              <w:left w:w="50" w:type="dxa"/>
-              <w:right w:w="50" w:type="dxa"/>
-            </w:tcMar>
           </w:tcPr>
           <w:p>
             <w:r>
               <w:rPr>
                 <w:b/>
                 <w:color w:val="1E232A"/>
-                <w:sz w:val="14"/>
+                <w:sz w:val="15"/>
               </w:rPr>
               <w:t>High-Order Factors</w:t>
             </w:r>
@@ -3075,19 +2391,12 @@
         <w:tc>
           <w:tcPr>
             <w:tcW w:type="dxa" w:w="2094"/>
-            <w:shd w:fill="FFFFFF"/>
-            <w:tcMar>
-              <w:top w:w="35" w:type="dxa"/>
-              <w:bottom w:w="35" w:type="dxa"/>
-              <w:left w:w="50" w:type="dxa"/>
-              <w:right w:w="50" w:type="dxa"/>
-            </w:tcMar>
-          </w:tcPr>
-          <w:p>
-            <w:r>
-              <w:rPr>
-                <w:color w:val="1E232A"/>
-                <w:sz w:val="14"/>
+          </w:tcPr>
+          <w:p>
+            <w:r>
+              <w:rPr>
+                <w:color w:val="1E232A"/>
+                <w:sz w:val="15"/>
               </w:rPr>
               <w:t>Individual indicators</w:t>
             </w:r>
@@ -3096,19 +2405,12 @@
         <w:tc>
           <w:tcPr>
             <w:tcW w:type="dxa" w:w="2094"/>
-            <w:shd w:fill="FFFFFF"/>
-            <w:tcMar>
-              <w:top w:w="35" w:type="dxa"/>
-              <w:bottom w:w="35" w:type="dxa"/>
-              <w:left w:w="50" w:type="dxa"/>
-              <w:right w:w="50" w:type="dxa"/>
-            </w:tcMar>
-          </w:tcPr>
-          <w:p>
-            <w:r>
-              <w:rPr>
-                <w:color w:val="1E232A"/>
-                <w:sz w:val="14"/>
+          </w:tcPr>
+          <w:p>
+            <w:r>
+              <w:rPr>
+                <w:color w:val="1E232A"/>
+                <w:sz w:val="15"/>
               </w:rPr>
               <w:t>Sector themes</w:t>
             </w:r>
@@ -3117,19 +2419,12 @@
         <w:tc>
           <w:tcPr>
             <w:tcW w:type="dxa" w:w="2094"/>
-            <w:shd w:fill="FFFFFF"/>
-            <w:tcMar>
-              <w:top w:w="35" w:type="dxa"/>
-              <w:bottom w:w="35" w:type="dxa"/>
-              <w:left w:w="50" w:type="dxa"/>
-              <w:right w:w="50" w:type="dxa"/>
-            </w:tcMar>
-          </w:tcPr>
-          <w:p>
-            <w:r>
-              <w:rPr>
-                <w:color w:val="1E232A"/>
-                <w:sz w:val="14"/>
+          </w:tcPr>
+          <w:p>
+            <w:r>
+              <w:rPr>
+                <w:color w:val="1E232A"/>
+                <w:sz w:val="15"/>
               </w:rPr>
               <w:t>2D Correlation matrix</w:t>
             </w:r>
@@ -3138,20 +2433,13 @@
         <w:tc>
           <w:tcPr>
             <w:tcW w:type="dxa" w:w="2094"/>
-            <w:shd w:fill="FFFFFF"/>
-            <w:tcMar>
-              <w:top w:w="35" w:type="dxa"/>
-              <w:bottom w:w="35" w:type="dxa"/>
-              <w:left w:w="50" w:type="dxa"/>
-              <w:right w:w="50" w:type="dxa"/>
-            </w:tcMar>
           </w:tcPr>
           <w:p>
             <w:r>
               <w:rPr>
                 <w:b/>
-                <w:color w:val="0F2A4A"/>
-                <w:sz w:val="14"/>
+                <w:color w:val="1E232A"/>
+                <w:sz w:val="15"/>
               </w:rPr>
               <w:t>3D Tensor Tucker Decomp (HoSVD)</w:t>
             </w:r>
@@ -3162,20 +2450,13 @@
         <w:tc>
           <w:tcPr>
             <w:tcW w:type="dxa" w:w="2094"/>
-            <w:shd w:fill="F4F7FB"/>
-            <w:tcMar>
-              <w:top w:w="35" w:type="dxa"/>
-              <w:bottom w:w="35" w:type="dxa"/>
-              <w:left w:w="50" w:type="dxa"/>
-              <w:right w:w="50" w:type="dxa"/>
-            </w:tcMar>
           </w:tcPr>
           <w:p>
             <w:r>
               <w:rPr>
                 <w:b/>
                 <w:color w:val="1E232A"/>
-                <w:sz w:val="14"/>
+                <w:sz w:val="15"/>
               </w:rPr>
               <w:t>Fee Optimization</w:t>
             </w:r>
@@ -3184,19 +2465,12 @@
         <w:tc>
           <w:tcPr>
             <w:tcW w:type="dxa" w:w="2094"/>
-            <w:shd w:fill="F4F7FB"/>
-            <w:tcMar>
-              <w:top w:w="35" w:type="dxa"/>
-              <w:bottom w:w="35" w:type="dxa"/>
-              <w:left w:w="50" w:type="dxa"/>
-              <w:right w:w="50" w:type="dxa"/>
-            </w:tcMar>
-          </w:tcPr>
-          <w:p>
-            <w:r>
-              <w:rPr>
-                <w:color w:val="1E232A"/>
-                <w:sz w:val="14"/>
+          </w:tcPr>
+          <w:p>
+            <w:r>
+              <w:rPr>
+                <w:color w:val="1E232A"/>
+                <w:sz w:val="15"/>
               </w:rPr>
               <w:t>High friction (Overtrading)</w:t>
             </w:r>
@@ -3205,19 +2479,12 @@
         <w:tc>
           <w:tcPr>
             <w:tcW w:type="dxa" w:w="2094"/>
-            <w:shd w:fill="F4F7FB"/>
-            <w:tcMar>
-              <w:top w:w="35" w:type="dxa"/>
-              <w:bottom w:w="35" w:type="dxa"/>
-              <w:left w:w="50" w:type="dxa"/>
-              <w:right w:w="50" w:type="dxa"/>
-            </w:tcMar>
-          </w:tcPr>
-          <w:p>
-            <w:r>
-              <w:rPr>
-                <w:color w:val="1E232A"/>
-                <w:sz w:val="14"/>
+          </w:tcPr>
+          <w:p>
+            <w:r>
+              <w:rPr>
+                <w:color w:val="1E232A"/>
+                <w:sz w:val="15"/>
               </w:rPr>
               <w:t>Moderate (Manual rebalance)</w:t>
             </w:r>
@@ -3226,19 +2493,12 @@
         <w:tc>
           <w:tcPr>
             <w:tcW w:type="dxa" w:w="2094"/>
-            <w:shd w:fill="F4F7FB"/>
-            <w:tcMar>
-              <w:top w:w="35" w:type="dxa"/>
-              <w:bottom w:w="35" w:type="dxa"/>
-              <w:left w:w="50" w:type="dxa"/>
-              <w:right w:w="50" w:type="dxa"/>
-            </w:tcMar>
-          </w:tcPr>
-          <w:p>
-            <w:r>
-              <w:rPr>
-                <w:color w:val="1E232A"/>
-                <w:sz w:val="14"/>
+          </w:tcPr>
+          <w:p>
+            <w:r>
+              <w:rPr>
+                <w:color w:val="1E232A"/>
+                <w:sz w:val="15"/>
               </w:rPr>
               <w:t>High turnover drag</w:t>
             </w:r>
@@ -3247,20 +2507,13 @@
         <w:tc>
           <w:tcPr>
             <w:tcW w:type="dxa" w:w="2094"/>
-            <w:shd w:fill="F4F7FB"/>
-            <w:tcMar>
-              <w:top w:w="35" w:type="dxa"/>
-              <w:bottom w:w="35" w:type="dxa"/>
-              <w:left w:w="50" w:type="dxa"/>
-              <w:right w:w="50" w:type="dxa"/>
-            </w:tcMar>
           </w:tcPr>
           <w:p>
             <w:r>
               <w:rPr>
                 <w:b/>
-                <w:color w:val="0F2A4A"/>
-                <w:sz w:val="14"/>
+                <w:color w:val="1E232A"/>
+                <w:sz w:val="15"/>
               </w:rPr>
               <w:t>Cardinal sparsity (6 stocks, 64% cut)</w:t>
             </w:r>
@@ -3271,20 +2524,13 @@
         <w:tc>
           <w:tcPr>
             <w:tcW w:type="dxa" w:w="2094"/>
-            <w:shd w:fill="FFFFFF"/>
-            <w:tcMar>
-              <w:top w:w="35" w:type="dxa"/>
-              <w:bottom w:w="35" w:type="dxa"/>
-              <w:left w:w="50" w:type="dxa"/>
-              <w:right w:w="50" w:type="dxa"/>
-            </w:tcMar>
           </w:tcPr>
           <w:p>
             <w:r>
               <w:rPr>
                 <w:b/>
                 <w:color w:val="1E232A"/>
-                <w:sz w:val="14"/>
+                <w:sz w:val="15"/>
               </w:rPr>
               <w:t>Explainability</w:t>
             </w:r>
@@ -3293,19 +2539,12 @@
         <w:tc>
           <w:tcPr>
             <w:tcW w:type="dxa" w:w="2094"/>
-            <w:shd w:fill="FFFFFF"/>
-            <w:tcMar>
-              <w:top w:w="35" w:type="dxa"/>
-              <w:bottom w:w="35" w:type="dxa"/>
-              <w:left w:w="50" w:type="dxa"/>
-              <w:right w:w="50" w:type="dxa"/>
-            </w:tcMar>
-          </w:tcPr>
-          <w:p>
-            <w:r>
-              <w:rPr>
-                <w:color w:val="1E232A"/>
-                <w:sz w:val="14"/>
+          </w:tcPr>
+          <w:p>
+            <w:r>
+              <w:rPr>
+                <w:color w:val="1E232A"/>
+                <w:sz w:val="15"/>
               </w:rPr>
               <w:t>Raw jargon &amp; charts</w:t>
             </w:r>
@@ -3314,19 +2553,12 @@
         <w:tc>
           <w:tcPr>
             <w:tcW w:type="dxa" w:w="2094"/>
-            <w:shd w:fill="FFFFFF"/>
-            <w:tcMar>
-              <w:top w:w="35" w:type="dxa"/>
-              <w:bottom w:w="35" w:type="dxa"/>
-              <w:left w:w="50" w:type="dxa"/>
-              <w:right w:w="50" w:type="dxa"/>
-            </w:tcMar>
-          </w:tcPr>
-          <w:p>
-            <w:r>
-              <w:rPr>
-                <w:color w:val="1E232A"/>
-                <w:sz w:val="14"/>
+          </w:tcPr>
+          <w:p>
+            <w:r>
+              <w:rPr>
+                <w:color w:val="1E232A"/>
+                <w:sz w:val="15"/>
               </w:rPr>
               <w:t>Marketing summaries</w:t>
             </w:r>
@@ -3335,19 +2567,12 @@
         <w:tc>
           <w:tcPr>
             <w:tcW w:type="dxa" w:w="2094"/>
-            <w:shd w:fill="FFFFFF"/>
-            <w:tcMar>
-              <w:top w:w="35" w:type="dxa"/>
-              <w:bottom w:w="35" w:type="dxa"/>
-              <w:left w:w="50" w:type="dxa"/>
-              <w:right w:w="50" w:type="dxa"/>
-            </w:tcMar>
-          </w:tcPr>
-          <w:p>
-            <w:r>
-              <w:rPr>
-                <w:color w:val="1E232A"/>
-                <w:sz w:val="14"/>
+          </w:tcPr>
+          <w:p>
+            <w:r>
+              <w:rPr>
+                <w:color w:val="1E232A"/>
+                <w:sz w:val="15"/>
               </w:rPr>
               <w:t>Generic FAQ templates</w:t>
             </w:r>
@@ -3356,20 +2581,13 @@
         <w:tc>
           <w:tcPr>
             <w:tcW w:type="dxa" w:w="2094"/>
-            <w:shd w:fill="FFFFFF"/>
-            <w:tcMar>
-              <w:top w:w="35" w:type="dxa"/>
-              <w:bottom w:w="35" w:type="dxa"/>
-              <w:left w:w="50" w:type="dxa"/>
-              <w:right w:w="50" w:type="dxa"/>
-            </w:tcMar>
           </w:tcPr>
           <w:p>
             <w:r>
               <w:rPr>
                 <w:b/>
-                <w:color w:val="0F2A4A"/>
-                <w:sz w:val="14"/>
+                <w:color w:val="1E232A"/>
+                <w:sz w:val="15"/>
               </w:rPr>
               <w:t>Zero-Jargon Multimodal LLM Co-Pilot</w:t>
             </w:r>
@@ -3546,7 +2764,7 @@
           <w:color w:val="1E232A"/>
           <w:sz w:val="17"/>
         </w:rPr>
-        <w:t>Let w in R^N denote the portfolio allocation vector across N=25 equities, mu in R^N the annualized expected return vector, and Sigma in S_+^N the symmetric positive semi-definite covariance matrix. Classical Markowitz mean-variance optimization minimizes total portfolio variance w^T Sigma w - gamma mu^T w. To penalize transaction friction and force micro-allocations identically to zero, SparsioQ augments the objective with an L1-norm regularization penalty lambda ||w||_1:</w:t>
+        <w:t>Let w denote the portfolio allocation vector across N=25 equities, mu the annualized expected asset return vector, and Sigma the symmetric positive semi-definite return covariance matrix. Classical Markowitz mean-variance optimization minimizes total portfolio variance minus gamma times expected return, where gamma represents the investor's risk-tolerance parameter. To penalize transaction friction and force micro-allocations identically to zero, SparsioQ augments the objective with an L1-norm regularization penalty with hyperparameter lambda:</w:t>
       </w:r>
     </w:p>
     <w:tbl>
@@ -3554,14 +2772,6 @@
         <w:tblW w:type="auto" w:w="0"/>
         <w:jc w:val="center"/>
         <w:tblLook w:firstColumn="1" w:firstRow="1" w:lastColumn="0" w:lastRow="0" w:noHBand="0" w:noVBand="1" w:val="04A0"/>
-        <w:tblBorders>
-          <w:top w:val="none" w:sz="4" w:space="0" w:color="D5DDE6"/>
-          <w:bottom w:val="none" w:sz="4" w:space="0" w:color="D5DDE6"/>
-          <w:left w:val="none"/>
-          <w:right w:val="none"/>
-          <w:insideH w:val="none" w:sz="4" w:space="0" w:color="D5DDE6"/>
-          <w:insideV w:val="none"/>
-        </w:tblBorders>
       </w:tblPr>
       <w:tblGrid>
         <w:gridCol w:w="8640"/>
@@ -3648,7 +2858,7 @@
           <w:color w:val="1E232A"/>
           <w:sz w:val="17"/>
         </w:rPr>
-        <w:t>Under the standard long-only simplex constraint sum(w_i) = 1, w_i &gt;= 0, the sum of weights is identically 1, rendering ||w||_1 = 1 constant. To achieve localized, threshold-activated sparsity without non-convex combinatorial l0 pseudo-norms, SparsioQ introduces auxiliary slack variables u in R^N, reformulating the problem as a standard quadratic program (QP):</w:t>
+        <w:t>Under the standard long-only simplex constraint where weights sum to 1 and are non-negative, the sum of weights is identically 1, rendering the raw L1-norm constant. To achieve localized, threshold-activated sparsity without non-convex combinatorial pseudo-norms, SparsioQ introduces auxiliary slack variables u, reformulating the problem as a standard quadratic program (QP):</w:t>
       </w:r>
     </w:p>
     <w:tbl>
@@ -3656,14 +2866,6 @@
         <w:tblW w:type="auto" w:w="0"/>
         <w:jc w:val="center"/>
         <w:tblLook w:firstColumn="1" w:firstRow="1" w:lastColumn="0" w:lastRow="0" w:noHBand="0" w:noVBand="1" w:val="04A0"/>
-        <w:tblBorders>
-          <w:top w:val="none" w:sz="4" w:space="0" w:color="D5DDE6"/>
-          <w:bottom w:val="none" w:sz="4" w:space="0" w:color="D5DDE6"/>
-          <w:left w:val="none"/>
-          <w:right w:val="none"/>
-          <w:insideH w:val="none" w:sz="4" w:space="0" w:color="D5DDE6"/>
-          <w:insideV w:val="none"/>
-        </w:tblBorders>
       </w:tblPr>
       <w:tblGrid>
         <w:gridCol w:w="8640"/>
@@ -3750,7 +2952,7 @@
           <w:color w:val="1E232A"/>
           <w:sz w:val="17"/>
         </w:rPr>
-        <w:t>This formulation is solved via CVXOPT's Primal-Dual Interior-Point algorithm. The Karush-Kuhn-Tucker (KKT) optimality conditions guarantee a unique global optimum w* satisfying stationarity, primal feasibility, dual feasibility, and complementary slackness:</w:t>
+        <w:t>This formulation is solved via CVXOPT's Primal-Dual Interior-Point algorithm. The Karush-Kuhn-Tucker (KKT) optimality conditions guarantee a unique global optimum satisfying stationarity, primal feasibility, dual feasibility, and complementary slackness:</w:t>
       </w:r>
     </w:p>
     <w:tbl>
@@ -3758,14 +2960,6 @@
         <w:tblW w:type="auto" w:w="0"/>
         <w:jc w:val="center"/>
         <w:tblLook w:firstColumn="1" w:firstRow="1" w:lastColumn="0" w:lastRow="0" w:noHBand="0" w:noVBand="1" w:val="04A0"/>
-        <w:tblBorders>
-          <w:top w:val="none" w:sz="4" w:space="0" w:color="D5DDE6"/>
-          <w:bottom w:val="none" w:sz="4" w:space="0" w:color="D5DDE6"/>
-          <w:left w:val="none"/>
-          <w:right w:val="none"/>
-          <w:insideH w:val="none" w:sz="4" w:space="0" w:color="D5DDE6"/>
-          <w:insideV w:val="none"/>
-        </w:tblBorders>
       </w:tblPr>
       <w:tblGrid>
         <w:gridCol w:w="8640"/>
@@ -3868,7 +3062,7 @@
           <w:color w:val="1E232A"/>
           <w:sz w:val="17"/>
         </w:rPr>
-        <w:t>Financial market dynamics exhibit discrete latent states S_t in {0, 1, 2} corresponding to Bullish Low-Volatility, Sideways Mean-Reverting, and Bearish Crash regimes. We model observed daily log-returns r_t using a discrete-time Hidden Markov Model with continuous Gaussian emission densities:</w:t>
+        <w:t>Financial market dynamics exhibit discrete latent states corresponding to Bullish Low-Volatility, Sideways Mean-Reverting, and Bearish Crash regimes. We model the sequence of observed daily log-returns using a discrete-time Hidden Markov Model with continuous Gaussian emission densities:</w:t>
       </w:r>
     </w:p>
     <w:tbl>
@@ -3876,14 +3070,6 @@
         <w:tblW w:type="auto" w:w="0"/>
         <w:jc w:val="center"/>
         <w:tblLook w:firstColumn="1" w:firstRow="1" w:lastColumn="0" w:lastRow="0" w:noHBand="0" w:noVBand="1" w:val="04A0"/>
-        <w:tblBorders>
-          <w:top w:val="none" w:sz="4" w:space="0" w:color="D5DDE6"/>
-          <w:bottom w:val="none" w:sz="4" w:space="0" w:color="D5DDE6"/>
-          <w:left w:val="none"/>
-          <w:right w:val="none"/>
-          <w:insideH w:val="none" w:sz="4" w:space="0" w:color="D5DDE6"/>
-          <w:insideV w:val="none"/>
-        </w:tblBorders>
       </w:tblPr>
       <w:tblGrid>
         <w:gridCol w:w="8640"/>
@@ -3970,7 +3156,7 @@
           <w:color w:val="1E232A"/>
           <w:sz w:val="17"/>
         </w:rPr>
-        <w:t>Parameters theta = {pi, A, mu_k, sigma_k^2} are calibrated via the Expectation-Maximization (EM) Baum-Welch algorithm. The forward variable alpha_t(k) and backward variable beta_t(k) compute the smoothed posterior regime occupancy probabilities:</w:t>
+        <w:t>Model parameters are calibrated via the Expectation-Maximization (EM) Baum-Welch algorithm. The forward variable and backward variable compute the smoothed posterior regime occupancy probabilities across time:</w:t>
       </w:r>
     </w:p>
     <w:tbl>
@@ -3978,14 +3164,6 @@
         <w:tblW w:type="auto" w:w="0"/>
         <w:jc w:val="center"/>
         <w:tblLook w:firstColumn="1" w:firstRow="1" w:lastColumn="0" w:lastRow="0" w:noHBand="0" w:noVBand="1" w:val="04A0"/>
-        <w:tblBorders>
-          <w:top w:val="none" w:sz="4" w:space="0" w:color="D5DDE6"/>
-          <w:bottom w:val="none" w:sz="4" w:space="0" w:color="D5DDE6"/>
-          <w:left w:val="none"/>
-          <w:right w:val="none"/>
-          <w:insideH w:val="none" w:sz="4" w:space="0" w:color="D5DDE6"/>
-          <w:insideV w:val="none"/>
-        </w:tblBorders>
       </w:tblPr>
       <w:tblGrid>
         <w:gridCol w:w="8640"/>
@@ -4072,7 +3250,7 @@
           <w:color w:val="1E232A"/>
           <w:sz w:val="17"/>
         </w:rPr>
-        <w:t>When the crash regime posterior probability gamma_t(2) &gt; 0.40, SparsioQ automatically triggers dynamic defensive rebalancing, rotating 35% of portfolio equity into virtual cash reserves.</w:t>
+        <w:t>When the crash regime posterior probability exceeds 40%, SparsioQ automatically triggers dynamic defensive rebalancing, rotating 35% of portfolio equity into virtual cash reserves.</w:t>
       </w:r>
     </w:p>
     <w:p>
@@ -4093,7 +3271,7 @@
           <w:color w:val="335C8D"/>
           <w:sz w:val="19"/>
         </w:rPr>
-        <w:t>5.3  Analytical Black-Scholes Formula &amp; Sensitivities (Greeks)</w:t>
+        <w:t>5.3  Analytical Black-Scholes Greeks &amp; Volatility Surface</w:t>
       </w:r>
     </w:p>
     <w:p>
@@ -4117,14 +3295,6 @@
         <w:tblW w:type="auto" w:w="0"/>
         <w:jc w:val="center"/>
         <w:tblLook w:firstColumn="1" w:firstRow="1" w:lastColumn="0" w:lastRow="0" w:noHBand="0" w:noVBand="1" w:val="04A0"/>
-        <w:tblBorders>
-          <w:top w:val="none" w:sz="4" w:space="0" w:color="D5DDE6"/>
-          <w:bottom w:val="none" w:sz="4" w:space="0" w:color="D5DDE6"/>
-          <w:left w:val="none"/>
-          <w:right w:val="none"/>
-          <w:insideH w:val="none" w:sz="4" w:space="0" w:color="D5DDE6"/>
-          <w:insideV w:val="none"/>
-        </w:tblBorders>
       </w:tblPr>
       <w:tblGrid>
         <w:gridCol w:w="8640"/>
@@ -4211,7 +3381,7 @@
           <w:color w:val="1E232A"/>
           <w:sz w:val="17"/>
         </w:rPr>
-        <w:t>Analytical sensitivities are computed continuously: Delta = Phi(d_1), Gamma = phi(d_1)/(S sigma sqrt(T)), Vega = S phi(d_1) sqrt(T), and Theta = -S phi(d_1) sigma / (2 sqrt(T)) - r K e^{-r T} Phi(d_2), spanning a continuous 3D volatility surface.</w:t>
+        <w:t>Option sensitivities (the Greeks) are evaluated in closed form across strike prices and maturities: Delta measures the rate of price change with respect to underlying price, Gamma captures the curvature, Vega quantifies sensitivity to implied volatility, and Theta models time decay. Together, these sensitivities span a continuous risk surface across the equity option chain.</w:t>
       </w:r>
     </w:p>
     <w:p>
@@ -4243,7 +3413,7 @@
           <w:color w:val="1E232A"/>
           <w:sz w:val="17"/>
         </w:rPr>
-        <w:t>Classical Monte Carlo methods estimate tail risk by drawing M pseudo-random samples, yielding an estimation error bound of epsilon = O(1/sqrt(M)). For tail probabilities (99% VaR), classical convergence requires upwards of 10^6 iterations. SparsioQ formulates Quantum Amplitude Estimation (Brassard et al. [5]) utilizing Quantum Phase Estimation over the Grover unitary:</w:t>
+        <w:t>Classical Monte Carlo methods estimate tail risk by drawing pseudo-random samples, yielding an estimation error bound of order O(1/sqrt(M)). For tail probabilities (99% Value-at-Risk), classical convergence requires upwards of 1,000,000 iterations. SparsioQ formulates Quantum Amplitude Estimation (Brassard et al. [5]) utilizing Quantum Phase Estimation over the Grover unitary operator:</w:t>
       </w:r>
     </w:p>
     <w:tbl>
@@ -4251,14 +3421,6 @@
         <w:tblW w:type="auto" w:w="0"/>
         <w:jc w:val="center"/>
         <w:tblLook w:firstColumn="1" w:firstRow="1" w:lastColumn="0" w:lastRow="0" w:noHBand="0" w:noVBand="1" w:val="04A0"/>
-        <w:tblBorders>
-          <w:top w:val="none" w:sz="4" w:space="0" w:color="D5DDE6"/>
-          <w:bottom w:val="none" w:sz="4" w:space="0" w:color="D5DDE6"/>
-          <w:left w:val="none"/>
-          <w:right w:val="none"/>
-          <w:insideH w:val="none" w:sz="4" w:space="0" w:color="D5DDE6"/>
-          <w:insideV w:val="none"/>
-        </w:tblBorders>
       </w:tblPr>
       <w:tblGrid>
         <w:gridCol w:w="8640"/>
@@ -4345,7 +3507,7 @@
           <w:color w:val="1E232A"/>
           <w:sz w:val="17"/>
         </w:rPr>
-        <w:t>This operator provides an asymptotic quadratic speedup epsilon = O(1/M), reducing the number of evaluations needed to achieve precision epsilon = 10^{-3} from 1,000,000 to only 1,024.</w:t>
+        <w:t>This operator provides an asymptotic quadratic speedup of order O(1/M), reducing the number of evaluations needed to achieve precision 0.001 from 1,000,000 to only 1,024 quantum evaluations.</w:t>
       </w:r>
     </w:p>
     <w:p>
@@ -4377,7 +3539,7 @@
           <w:color w:val="1E232A"/>
           <w:sz w:val="17"/>
         </w:rPr>
-        <w:t>Cross-asset multi-horizon interactions are represented as a 3rd-order tensor X in R^{25 x 5 x 60} (Mode-1: Assets, Mode-2: Features [RSI, ATR, MACD, Volume, Volatility], Mode-3: 60-day Lookback). SparsioQ performs Tucker Higher-Order SVD, decomposing X into a dense core tensor G and orthogonal factor matrices U^(1), U^(2), U^(3):</w:t>
+        <w:t>Cross-asset multi-horizon interactions are represented as a 3rd-order tensor of dimensions 25 assets by 5 technical indicators (RSI, ATR, MACD, Volume, Volatility) by 60 lookback days. SparsioQ performs Tucker Higher-Order SVD, decomposing the tensor into a dense core tensor and orthogonal factor matrices:</w:t>
       </w:r>
     </w:p>
     <w:tbl>
@@ -4385,14 +3547,6 @@
         <w:tblW w:type="auto" w:w="0"/>
         <w:jc w:val="center"/>
         <w:tblLook w:firstColumn="1" w:firstRow="1" w:lastColumn="0" w:lastRow="0" w:noHBand="0" w:noVBand="1" w:val="04A0"/>
-        <w:tblBorders>
-          <w:top w:val="none" w:sz="4" w:space="0" w:color="D5DDE6"/>
-          <w:bottom w:val="none" w:sz="4" w:space="0" w:color="D5DDE6"/>
-          <w:left w:val="none"/>
-          <w:right w:val="none"/>
-          <w:insideH w:val="none" w:sz="4" w:space="0" w:color="D5DDE6"/>
-          <w:insideV w:val="none"/>
-        </w:tblBorders>
       </w:tblPr>
       <w:tblGrid>
         <w:gridCol w:w="8640"/>
@@ -4519,14 +3673,6 @@
         <w:tblW w:type="auto" w:w="0"/>
         <w:jc w:val="center"/>
         <w:tblLook w:firstColumn="1" w:firstRow="1" w:lastColumn="0" w:lastRow="0" w:noHBand="0" w:noVBand="1" w:val="04A0"/>
-        <w:tblBorders>
-          <w:top w:val="none" w:sz="4" w:space="0" w:color="D5DDE6"/>
-          <w:bottom w:val="none" w:sz="4" w:space="0" w:color="D5DDE6"/>
-          <w:left w:val="none"/>
-          <w:right w:val="none"/>
-          <w:insideH w:val="none" w:sz="4" w:space="0" w:color="D5DDE6"/>
-          <w:insideV w:val="none"/>
-        </w:tblBorders>
       </w:tblPr>
       <w:tblGrid>
         <w:gridCol w:w="5234"/>
@@ -4697,14 +3843,6 @@
         <w:tblW w:type="auto" w:w="0"/>
         <w:jc w:val="center"/>
         <w:tblLook w:firstColumn="1" w:firstRow="1" w:lastColumn="0" w:lastRow="0" w:noHBand="0" w:noVBand="1" w:val="04A0"/>
-        <w:tblBorders>
-          <w:top w:val="single" w:sz="4" w:space="0" w:color="D5DDE6"/>
-          <w:bottom w:val="single" w:sz="4" w:space="0" w:color="D5DDE6"/>
-          <w:left w:val="none"/>
-          <w:right w:val="none"/>
-          <w:insideH w:val="single" w:sz="4" w:space="0" w:color="D5DDE6"/>
-          <w:insideV w:val="none"/>
-        </w:tblBorders>
       </w:tblPr>
       <w:tblGrid>
         <w:gridCol w:w="2617"/>
@@ -4716,20 +3854,13 @@
         <w:tc>
           <w:tcPr>
             <w:tcW w:type="dxa" w:w="2617"/>
-            <w:shd w:fill="0F2A4A"/>
-            <w:tcMar>
-              <w:top w:w="35" w:type="dxa"/>
-              <w:bottom w:w="35" w:type="dxa"/>
-              <w:left w:w="50" w:type="dxa"/>
-              <w:right w:w="50" w:type="dxa"/>
-            </w:tcMar>
           </w:tcPr>
           <w:p>
             <w:r>
               <w:rPr>
                 <w:b/>
-                <w:color w:val="FFFFFF"/>
-                <w:sz w:val="15"/>
+                <w:color w:val="0F2A4A"/>
+                <w:sz w:val="16"/>
               </w:rPr>
               <w:t>Module / Layer</w:t>
             </w:r>
@@ -4738,20 +3869,13 @@
         <w:tc>
           <w:tcPr>
             <w:tcW w:type="dxa" w:w="2617"/>
-            <w:shd w:fill="0F2A4A"/>
-            <w:tcMar>
-              <w:top w:w="35" w:type="dxa"/>
-              <w:bottom w:w="35" w:type="dxa"/>
-              <w:left w:w="50" w:type="dxa"/>
-              <w:right w:w="50" w:type="dxa"/>
-            </w:tcMar>
           </w:tcPr>
           <w:p>
             <w:r>
               <w:rPr>
                 <w:b/>
-                <w:color w:val="FFFFFF"/>
-                <w:sz w:val="15"/>
+                <w:color w:val="0F2A4A"/>
+                <w:sz w:val="16"/>
               </w:rPr>
               <w:t>Framework / Library</w:t>
             </w:r>
@@ -4760,20 +3884,13 @@
         <w:tc>
           <w:tcPr>
             <w:tcW w:type="dxa" w:w="2617"/>
-            <w:shd w:fill="0F2A4A"/>
-            <w:tcMar>
-              <w:top w:w="35" w:type="dxa"/>
-              <w:bottom w:w="35" w:type="dxa"/>
-              <w:left w:w="50" w:type="dxa"/>
-              <w:right w:w="50" w:type="dxa"/>
-            </w:tcMar>
           </w:tcPr>
           <w:p>
             <w:r>
               <w:rPr>
                 <w:b/>
-                <w:color w:val="FFFFFF"/>
-                <w:sz w:val="15"/>
+                <w:color w:val="0F2A4A"/>
+                <w:sz w:val="16"/>
               </w:rPr>
               <w:t>Version</w:t>
             </w:r>
@@ -4782,20 +3899,13 @@
         <w:tc>
           <w:tcPr>
             <w:tcW w:type="dxa" w:w="2617"/>
-            <w:shd w:fill="0F2A4A"/>
-            <w:tcMar>
-              <w:top w:w="35" w:type="dxa"/>
-              <w:bottom w:w="35" w:type="dxa"/>
-              <w:left w:w="50" w:type="dxa"/>
-              <w:right w:w="50" w:type="dxa"/>
-            </w:tcMar>
           </w:tcPr>
           <w:p>
             <w:r>
               <w:rPr>
                 <w:b/>
-                <w:color w:val="FFFFFF"/>
-                <w:sz w:val="15"/>
+                <w:color w:val="0F2A4A"/>
+                <w:sz w:val="16"/>
               </w:rPr>
               <w:t>Operational Role in Engine</w:t>
             </w:r>
@@ -4806,20 +3916,13 @@
         <w:tc>
           <w:tcPr>
             <w:tcW w:type="dxa" w:w="2617"/>
-            <w:shd w:fill="F4F7FB"/>
-            <w:tcMar>
-              <w:top w:w="35" w:type="dxa"/>
-              <w:bottom w:w="35" w:type="dxa"/>
-              <w:left w:w="50" w:type="dxa"/>
-              <w:right w:w="50" w:type="dxa"/>
-            </w:tcMar>
           </w:tcPr>
           <w:p>
             <w:r>
               <w:rPr>
                 <w:b/>
                 <w:color w:val="1E232A"/>
-                <w:sz w:val="14"/>
+                <w:sz w:val="15"/>
               </w:rPr>
               <w:t>Web Presentation</w:t>
             </w:r>
@@ -4828,19 +3931,12 @@
         <w:tc>
           <w:tcPr>
             <w:tcW w:type="dxa" w:w="2617"/>
-            <w:shd w:fill="F4F7FB"/>
-            <w:tcMar>
-              <w:top w:w="35" w:type="dxa"/>
-              <w:bottom w:w="35" w:type="dxa"/>
-              <w:left w:w="50" w:type="dxa"/>
-              <w:right w:w="50" w:type="dxa"/>
-            </w:tcMar>
-          </w:tcPr>
-          <w:p>
-            <w:r>
-              <w:rPr>
-                <w:color w:val="1E232A"/>
-                <w:sz w:val="14"/>
+          </w:tcPr>
+          <w:p>
+            <w:r>
+              <w:rPr>
+                <w:color w:val="1E232A"/>
+                <w:sz w:val="15"/>
               </w:rPr>
               <w:t>Streamlit Cloud / React</w:t>
             </w:r>
@@ -4849,19 +3945,12 @@
         <w:tc>
           <w:tcPr>
             <w:tcW w:type="dxa" w:w="2617"/>
-            <w:shd w:fill="F4F7FB"/>
-            <w:tcMar>
-              <w:top w:w="35" w:type="dxa"/>
-              <w:bottom w:w="35" w:type="dxa"/>
-              <w:left w:w="50" w:type="dxa"/>
-              <w:right w:w="50" w:type="dxa"/>
-            </w:tcMar>
-          </w:tcPr>
-          <w:p>
-            <w:r>
-              <w:rPr>
-                <w:color w:val="1E232A"/>
-                <w:sz w:val="14"/>
+          </w:tcPr>
+          <w:p>
+            <w:r>
+              <w:rPr>
+                <w:color w:val="1E232A"/>
+                <w:sz w:val="15"/>
               </w:rPr>
               <w:t>v1.40.0</w:t>
             </w:r>
@@ -4870,19 +3959,12 @@
         <w:tc>
           <w:tcPr>
             <w:tcW w:type="dxa" w:w="2617"/>
-            <w:shd w:fill="F4F7FB"/>
-            <w:tcMar>
-              <w:top w:w="35" w:type="dxa"/>
-              <w:bottom w:w="35" w:type="dxa"/>
-              <w:left w:w="50" w:type="dxa"/>
-              <w:right w:w="50" w:type="dxa"/>
-            </w:tcMar>
-          </w:tcPr>
-          <w:p>
-            <w:r>
-              <w:rPr>
-                <w:color w:val="1E232A"/>
-                <w:sz w:val="14"/>
+          </w:tcPr>
+          <w:p>
+            <w:r>
+              <w:rPr>
+                <w:color w:val="1E232A"/>
+                <w:sz w:val="15"/>
               </w:rPr>
               <w:t>Reactive, single-page stateful trading dashboard</w:t>
             </w:r>
@@ -4893,20 +3975,13 @@
         <w:tc>
           <w:tcPr>
             <w:tcW w:type="dxa" w:w="2617"/>
-            <w:shd w:fill="FFFFFF"/>
-            <w:tcMar>
-              <w:top w:w="35" w:type="dxa"/>
-              <w:bottom w:w="35" w:type="dxa"/>
-              <w:left w:w="50" w:type="dxa"/>
-              <w:right w:w="50" w:type="dxa"/>
-            </w:tcMar>
           </w:tcPr>
           <w:p>
             <w:r>
               <w:rPr>
                 <w:b/>
                 <w:color w:val="1E232A"/>
-                <w:sz w:val="14"/>
+                <w:sz w:val="15"/>
               </w:rPr>
               <w:t>Convex Solver</w:t>
             </w:r>
@@ -4915,19 +3990,12 @@
         <w:tc>
           <w:tcPr>
             <w:tcW w:type="dxa" w:w="2617"/>
-            <w:shd w:fill="FFFFFF"/>
-            <w:tcMar>
-              <w:top w:w="35" w:type="dxa"/>
-              <w:bottom w:w="35" w:type="dxa"/>
-              <w:left w:w="50" w:type="dxa"/>
-              <w:right w:w="50" w:type="dxa"/>
-            </w:tcMar>
-          </w:tcPr>
-          <w:p>
-            <w:r>
-              <w:rPr>
-                <w:color w:val="1E232A"/>
-                <w:sz w:val="14"/>
+          </w:tcPr>
+          <w:p>
+            <w:r>
+              <w:rPr>
+                <w:color w:val="1E232A"/>
+                <w:sz w:val="15"/>
               </w:rPr>
               <w:t>CVXOPT / NumPy</w:t>
             </w:r>
@@ -4936,19 +4004,12 @@
         <w:tc>
           <w:tcPr>
             <w:tcW w:type="dxa" w:w="2617"/>
-            <w:shd w:fill="FFFFFF"/>
-            <w:tcMar>
-              <w:top w:w="35" w:type="dxa"/>
-              <w:bottom w:w="35" w:type="dxa"/>
-              <w:left w:w="50" w:type="dxa"/>
-              <w:right w:w="50" w:type="dxa"/>
-            </w:tcMar>
-          </w:tcPr>
-          <w:p>
-            <w:r>
-              <w:rPr>
-                <w:color w:val="1E232A"/>
-                <w:sz w:val="14"/>
+          </w:tcPr>
+          <w:p>
+            <w:r>
+              <w:rPr>
+                <w:color w:val="1E232A"/>
+                <w:sz w:val="15"/>
               </w:rPr>
               <w:t>v1.3.2 / v1.26</w:t>
             </w:r>
@@ -4957,19 +4018,12 @@
         <w:tc>
           <w:tcPr>
             <w:tcW w:type="dxa" w:w="2617"/>
-            <w:shd w:fill="FFFFFF"/>
-            <w:tcMar>
-              <w:top w:w="35" w:type="dxa"/>
-              <w:bottom w:w="35" w:type="dxa"/>
-              <w:left w:w="50" w:type="dxa"/>
-              <w:right w:w="50" w:type="dxa"/>
-            </w:tcMar>
-          </w:tcPr>
-          <w:p>
-            <w:r>
-              <w:rPr>
-                <w:color w:val="1E232A"/>
-                <w:sz w:val="14"/>
+          </w:tcPr>
+          <w:p>
+            <w:r>
+              <w:rPr>
+                <w:color w:val="1E232A"/>
+                <w:sz w:val="15"/>
               </w:rPr>
               <w:t>Primal-dual interior-point quadratic cone solver</w:t>
             </w:r>
@@ -4980,20 +4034,13 @@
         <w:tc>
           <w:tcPr>
             <w:tcW w:type="dxa" w:w="2617"/>
-            <w:shd w:fill="F4F7FB"/>
-            <w:tcMar>
-              <w:top w:w="35" w:type="dxa"/>
-              <w:bottom w:w="35" w:type="dxa"/>
-              <w:left w:w="50" w:type="dxa"/>
-              <w:right w:w="50" w:type="dxa"/>
-            </w:tcMar>
           </w:tcPr>
           <w:p>
             <w:r>
               <w:rPr>
                 <w:b/>
                 <w:color w:val="1E232A"/>
-                <w:sz w:val="14"/>
+                <w:sz w:val="15"/>
               </w:rPr>
               <w:t>Regime Modeling</w:t>
             </w:r>
@@ -5002,19 +4049,12 @@
         <w:tc>
           <w:tcPr>
             <w:tcW w:type="dxa" w:w="2617"/>
-            <w:shd w:fill="F4F7FB"/>
-            <w:tcMar>
-              <w:top w:w="35" w:type="dxa"/>
-              <w:bottom w:w="35" w:type="dxa"/>
-              <w:left w:w="50" w:type="dxa"/>
-              <w:right w:w="50" w:type="dxa"/>
-            </w:tcMar>
-          </w:tcPr>
-          <w:p>
-            <w:r>
-              <w:rPr>
-                <w:color w:val="1E232A"/>
-                <w:sz w:val="14"/>
+          </w:tcPr>
+          <w:p>
+            <w:r>
+              <w:rPr>
+                <w:color w:val="1E232A"/>
+                <w:sz w:val="15"/>
               </w:rPr>
               <w:t>hmmlearn / Scikit-Learn</w:t>
             </w:r>
@@ -5023,19 +4063,12 @@
         <w:tc>
           <w:tcPr>
             <w:tcW w:type="dxa" w:w="2617"/>
-            <w:shd w:fill="F4F7FB"/>
-            <w:tcMar>
-              <w:top w:w="35" w:type="dxa"/>
-              <w:bottom w:w="35" w:type="dxa"/>
-              <w:left w:w="50" w:type="dxa"/>
-              <w:right w:w="50" w:type="dxa"/>
-            </w:tcMar>
-          </w:tcPr>
-          <w:p>
-            <w:r>
-              <w:rPr>
-                <w:color w:val="1E232A"/>
-                <w:sz w:val="14"/>
+          </w:tcPr>
+          <w:p>
+            <w:r>
+              <w:rPr>
+                <w:color w:val="1E232A"/>
+                <w:sz w:val="15"/>
               </w:rPr>
               <w:t>v0.3.3 / v1.5</w:t>
             </w:r>
@@ -5044,19 +4077,12 @@
         <w:tc>
           <w:tcPr>
             <w:tcW w:type="dxa" w:w="2617"/>
-            <w:shd w:fill="F4F7FB"/>
-            <w:tcMar>
-              <w:top w:w="35" w:type="dxa"/>
-              <w:bottom w:w="35" w:type="dxa"/>
-              <w:left w:w="50" w:type="dxa"/>
-              <w:right w:w="50" w:type="dxa"/>
-            </w:tcMar>
-          </w:tcPr>
-          <w:p>
-            <w:r>
-              <w:rPr>
-                <w:color w:val="1E232A"/>
-                <w:sz w:val="14"/>
+          </w:tcPr>
+          <w:p>
+            <w:r>
+              <w:rPr>
+                <w:color w:val="1E232A"/>
+                <w:sz w:val="15"/>
               </w:rPr>
               <w:t>3-state Gaussian HMM calibration via Baum-Welch EM</w:t>
             </w:r>
@@ -5067,20 +4093,13 @@
         <w:tc>
           <w:tcPr>
             <w:tcW w:type="dxa" w:w="2617"/>
-            <w:shd w:fill="FFFFFF"/>
-            <w:tcMar>
-              <w:top w:w="35" w:type="dxa"/>
-              <w:bottom w:w="35" w:type="dxa"/>
-              <w:left w:w="50" w:type="dxa"/>
-              <w:right w:w="50" w:type="dxa"/>
-            </w:tcMar>
           </w:tcPr>
           <w:p>
             <w:r>
               <w:rPr>
                 <w:b/>
                 <w:color w:val="1E232A"/>
-                <w:sz w:val="14"/>
+                <w:sz w:val="15"/>
               </w:rPr>
               <w:t>Quantum Circuit</w:t>
             </w:r>
@@ -5089,19 +4108,12 @@
         <w:tc>
           <w:tcPr>
             <w:tcW w:type="dxa" w:w="2617"/>
-            <w:shd w:fill="FFFFFF"/>
-            <w:tcMar>
-              <w:top w:w="35" w:type="dxa"/>
-              <w:bottom w:w="35" w:type="dxa"/>
-              <w:left w:w="50" w:type="dxa"/>
-              <w:right w:w="50" w:type="dxa"/>
-            </w:tcMar>
-          </w:tcPr>
-          <w:p>
-            <w:r>
-              <w:rPr>
-                <w:color w:val="1E232A"/>
-                <w:sz w:val="14"/>
+          </w:tcPr>
+          <w:p>
+            <w:r>
+              <w:rPr>
+                <w:color w:val="1E232A"/>
+                <w:sz w:val="15"/>
               </w:rPr>
               <w:t>Qiskit / NumPy Simulator</w:t>
             </w:r>
@@ -5110,19 +4122,12 @@
         <w:tc>
           <w:tcPr>
             <w:tcW w:type="dxa" w:w="2617"/>
-            <w:shd w:fill="FFFFFF"/>
-            <w:tcMar>
-              <w:top w:w="35" w:type="dxa"/>
-              <w:bottom w:w="35" w:type="dxa"/>
-              <w:left w:w="50" w:type="dxa"/>
-              <w:right w:w="50" w:type="dxa"/>
-            </w:tcMar>
-          </w:tcPr>
-          <w:p>
-            <w:r>
-              <w:rPr>
-                <w:color w:val="1E232A"/>
-                <w:sz w:val="14"/>
+          </w:tcPr>
+          <w:p>
+            <w:r>
+              <w:rPr>
+                <w:color w:val="1E232A"/>
+                <w:sz w:val="15"/>
               </w:rPr>
               <w:t>v1.2.0</w:t>
             </w:r>
@@ -5131,19 +4136,12 @@
         <w:tc>
           <w:tcPr>
             <w:tcW w:type="dxa" w:w="2617"/>
-            <w:shd w:fill="FFFFFF"/>
-            <w:tcMar>
-              <w:top w:w="35" w:type="dxa"/>
-              <w:bottom w:w="35" w:type="dxa"/>
-              <w:left w:w="50" w:type="dxa"/>
-              <w:right w:w="50" w:type="dxa"/>
-            </w:tcMar>
-          </w:tcPr>
-          <w:p>
-            <w:r>
-              <w:rPr>
-                <w:color w:val="1E232A"/>
-                <w:sz w:val="14"/>
+          </w:tcPr>
+          <w:p>
+            <w:r>
+              <w:rPr>
+                <w:color w:val="1E232A"/>
+                <w:sz w:val="15"/>
               </w:rPr>
               <w:t>Quantum Amplitude Estimation (QAE) circuits</w:t>
             </w:r>
@@ -5154,20 +4152,13 @@
         <w:tc>
           <w:tcPr>
             <w:tcW w:type="dxa" w:w="2617"/>
-            <w:shd w:fill="F4F7FB"/>
-            <w:tcMar>
-              <w:top w:w="35" w:type="dxa"/>
-              <w:bottom w:w="35" w:type="dxa"/>
-              <w:left w:w="50" w:type="dxa"/>
-              <w:right w:w="50" w:type="dxa"/>
-            </w:tcMar>
           </w:tcPr>
           <w:p>
             <w:r>
               <w:rPr>
                 <w:b/>
                 <w:color w:val="1E232A"/>
-                <w:sz w:val="14"/>
+                <w:sz w:val="15"/>
               </w:rPr>
               <w:t>Tensor Engine</w:t>
             </w:r>
@@ -5176,19 +4167,12 @@
         <w:tc>
           <w:tcPr>
             <w:tcW w:type="dxa" w:w="2617"/>
-            <w:shd w:fill="F4F7FB"/>
-            <w:tcMar>
-              <w:top w:w="35" w:type="dxa"/>
-              <w:bottom w:w="35" w:type="dxa"/>
-              <w:left w:w="50" w:type="dxa"/>
-              <w:right w:w="50" w:type="dxa"/>
-            </w:tcMar>
-          </w:tcPr>
-          <w:p>
-            <w:r>
-              <w:rPr>
-                <w:color w:val="1E232A"/>
-                <w:sz w:val="14"/>
+          </w:tcPr>
+          <w:p>
+            <w:r>
+              <w:rPr>
+                <w:color w:val="1E232A"/>
+                <w:sz w:val="15"/>
               </w:rPr>
               <w:t>TensorLy / SciPy</w:t>
             </w:r>
@@ -5197,19 +4181,12 @@
         <w:tc>
           <w:tcPr>
             <w:tcW w:type="dxa" w:w="2617"/>
-            <w:shd w:fill="F4F7FB"/>
-            <w:tcMar>
-              <w:top w:w="35" w:type="dxa"/>
-              <w:bottom w:w="35" w:type="dxa"/>
-              <w:left w:w="50" w:type="dxa"/>
-              <w:right w:w="50" w:type="dxa"/>
-            </w:tcMar>
-          </w:tcPr>
-          <w:p>
-            <w:r>
-              <w:rPr>
-                <w:color w:val="1E232A"/>
-                <w:sz w:val="14"/>
+          </w:tcPr>
+          <w:p>
+            <w:r>
+              <w:rPr>
+                <w:color w:val="1E232A"/>
+                <w:sz w:val="15"/>
               </w:rPr>
               <w:t>v0.8.1 / v1.13</w:t>
             </w:r>
@@ -5218,19 +4195,12 @@
         <w:tc>
           <w:tcPr>
             <w:tcW w:type="dxa" w:w="2617"/>
-            <w:shd w:fill="F4F7FB"/>
-            <w:tcMar>
-              <w:top w:w="35" w:type="dxa"/>
-              <w:bottom w:w="35" w:type="dxa"/>
-              <w:left w:w="50" w:type="dxa"/>
-              <w:right w:w="50" w:type="dxa"/>
-            </w:tcMar>
-          </w:tcPr>
-          <w:p>
-            <w:r>
-              <w:rPr>
-                <w:color w:val="1E232A"/>
-                <w:sz w:val="14"/>
+          </w:tcPr>
+          <w:p>
+            <w:r>
+              <w:rPr>
+                <w:color w:val="1E232A"/>
+                <w:sz w:val="15"/>
               </w:rPr>
               <w:t>3D Tucker Higher-Order SVD factor extraction</w:t>
             </w:r>
@@ -5241,20 +4211,13 @@
         <w:tc>
           <w:tcPr>
             <w:tcW w:type="dxa" w:w="2617"/>
-            <w:shd w:fill="FFFFFF"/>
-            <w:tcMar>
-              <w:top w:w="35" w:type="dxa"/>
-              <w:bottom w:w="35" w:type="dxa"/>
-              <w:left w:w="50" w:type="dxa"/>
-              <w:right w:w="50" w:type="dxa"/>
-            </w:tcMar>
           </w:tcPr>
           <w:p>
             <w:r>
               <w:rPr>
                 <w:b/>
                 <w:color w:val="1E232A"/>
-                <w:sz w:val="14"/>
+                <w:sz w:val="15"/>
               </w:rPr>
               <w:t>Market Ingestion</w:t>
             </w:r>
@@ -5263,19 +4226,12 @@
         <w:tc>
           <w:tcPr>
             <w:tcW w:type="dxa" w:w="2617"/>
-            <w:shd w:fill="FFFFFF"/>
-            <w:tcMar>
-              <w:top w:w="35" w:type="dxa"/>
-              <w:bottom w:w="35" w:type="dxa"/>
-              <w:left w:w="50" w:type="dxa"/>
-              <w:right w:w="50" w:type="dxa"/>
-            </w:tcMar>
-          </w:tcPr>
-          <w:p>
-            <w:r>
-              <w:rPr>
-                <w:color w:val="1E232A"/>
-                <w:sz w:val="14"/>
+          </w:tcPr>
+          <w:p>
+            <w:r>
+              <w:rPr>
+                <w:color w:val="1E232A"/>
+                <w:sz w:val="15"/>
               </w:rPr>
               <w:t>yfinance / Pandas</w:t>
             </w:r>
@@ -5284,19 +4240,12 @@
         <w:tc>
           <w:tcPr>
             <w:tcW w:type="dxa" w:w="2617"/>
-            <w:shd w:fill="FFFFFF"/>
-            <w:tcMar>
-              <w:top w:w="35" w:type="dxa"/>
-              <w:bottom w:w="35" w:type="dxa"/>
-              <w:left w:w="50" w:type="dxa"/>
-              <w:right w:w="50" w:type="dxa"/>
-            </w:tcMar>
-          </w:tcPr>
-          <w:p>
-            <w:r>
-              <w:rPr>
-                <w:color w:val="1E232A"/>
-                <w:sz w:val="14"/>
+          </w:tcPr>
+          <w:p>
+            <w:r>
+              <w:rPr>
+                <w:color w:val="1E232A"/>
+                <w:sz w:val="15"/>
               </w:rPr>
               <w:t>v0.2.40 / v2.2</w:t>
             </w:r>
@@ -5305,19 +4254,12 @@
         <w:tc>
           <w:tcPr>
             <w:tcW w:type="dxa" w:w="2617"/>
-            <w:shd w:fill="FFFFFF"/>
-            <w:tcMar>
-              <w:top w:w="35" w:type="dxa"/>
-              <w:bottom w:w="35" w:type="dxa"/>
-              <w:left w:w="50" w:type="dxa"/>
-              <w:right w:w="50" w:type="dxa"/>
-            </w:tcMar>
-          </w:tcPr>
-          <w:p>
-            <w:r>
-              <w:rPr>
-                <w:color w:val="1E232A"/>
-                <w:sz w:val="14"/>
+          </w:tcPr>
+          <w:p>
+            <w:r>
+              <w:rPr>
+                <w:color w:val="1E232A"/>
+                <w:sz w:val="15"/>
               </w:rPr>
               <w:t>Multi-threaded batch data ingestion with 60s TTL cache</w:t>
             </w:r>
@@ -5328,20 +4270,13 @@
         <w:tc>
           <w:tcPr>
             <w:tcW w:type="dxa" w:w="2617"/>
-            <w:shd w:fill="F4F7FB"/>
-            <w:tcMar>
-              <w:top w:w="35" w:type="dxa"/>
-              <w:bottom w:w="35" w:type="dxa"/>
-              <w:left w:w="50" w:type="dxa"/>
-              <w:right w:w="50" w:type="dxa"/>
-            </w:tcMar>
           </w:tcPr>
           <w:p>
             <w:r>
               <w:rPr>
                 <w:b/>
                 <w:color w:val="1E232A"/>
-                <w:sz w:val="14"/>
+                <w:sz w:val="15"/>
               </w:rPr>
               <w:t>Multimodal AI</w:t>
             </w:r>
@@ -5350,19 +4285,12 @@
         <w:tc>
           <w:tcPr>
             <w:tcW w:type="dxa" w:w="2617"/>
-            <w:shd w:fill="F4F7FB"/>
-            <w:tcMar>
-              <w:top w:w="35" w:type="dxa"/>
-              <w:bottom w:w="35" w:type="dxa"/>
-              <w:left w:w="50" w:type="dxa"/>
-              <w:right w:w="50" w:type="dxa"/>
-            </w:tcMar>
-          </w:tcPr>
-          <w:p>
-            <w:r>
-              <w:rPr>
-                <w:color w:val="1E232A"/>
-                <w:sz w:val="14"/>
+          </w:tcPr>
+          <w:p>
+            <w:r>
+              <w:rPr>
+                <w:color w:val="1E232A"/>
+                <w:sz w:val="15"/>
               </w:rPr>
               <w:t>Gemini 2.5 Flash / Groq LLM</w:t>
             </w:r>
@@ -5371,19 +4299,12 @@
         <w:tc>
           <w:tcPr>
             <w:tcW w:type="dxa" w:w="2617"/>
-            <w:shd w:fill="F4F7FB"/>
-            <w:tcMar>
-              <w:top w:w="35" w:type="dxa"/>
-              <w:bottom w:w="35" w:type="dxa"/>
-              <w:left w:w="50" w:type="dxa"/>
-              <w:right w:w="50" w:type="dxa"/>
-            </w:tcMar>
-          </w:tcPr>
-          <w:p>
-            <w:r>
-              <w:rPr>
-                <w:color w:val="1E232A"/>
-                <w:sz w:val="14"/>
+          </w:tcPr>
+          <w:p>
+            <w:r>
+              <w:rPr>
+                <w:color w:val="1E232A"/>
+                <w:sz w:val="15"/>
               </w:rPr>
               <w:t>REST API</w:t>
             </w:r>
@@ -5392,19 +4313,12 @@
         <w:tc>
           <w:tcPr>
             <w:tcW w:type="dxa" w:w="2617"/>
-            <w:shd w:fill="F4F7FB"/>
-            <w:tcMar>
-              <w:top w:w="35" w:type="dxa"/>
-              <w:bottom w:w="35" w:type="dxa"/>
-              <w:left w:w="50" w:type="dxa"/>
-              <w:right w:w="50" w:type="dxa"/>
-            </w:tcMar>
-          </w:tcPr>
-          <w:p>
-            <w:r>
-              <w:rPr>
-                <w:color w:val="1E232A"/>
-                <w:sz w:val="14"/>
+          </w:tcPr>
+          <w:p>
+            <w:r>
+              <w:rPr>
+                <w:color w:val="1E232A"/>
+                <w:sz w:val="15"/>
               </w:rPr>
               <w:t>Zero-jargon financial reasoning &amp; report generation</w:t>
             </w:r>
@@ -5448,14 +4362,6 @@
         <w:tblW w:type="auto" w:w="0"/>
         <w:jc w:val="center"/>
         <w:tblLook w:firstColumn="1" w:firstRow="1" w:lastColumn="0" w:lastRow="0" w:noHBand="0" w:noVBand="1" w:val="04A0"/>
-        <w:tblBorders>
-          <w:top w:val="single" w:sz="4" w:space="0" w:color="D5DDE6"/>
-          <w:bottom w:val="single" w:sz="4" w:space="0" w:color="D5DDE6"/>
-          <w:left w:val="none"/>
-          <w:right w:val="none"/>
-          <w:insideH w:val="single" w:sz="4" w:space="0" w:color="D5DDE6"/>
-          <w:insideV w:val="none"/>
-        </w:tblBorders>
       </w:tblPr>
       <w:tblGrid>
         <w:gridCol w:w="2617"/>
@@ -5467,20 +4373,13 @@
         <w:tc>
           <w:tcPr>
             <w:tcW w:type="dxa" w:w="2617"/>
-            <w:shd w:fill="0F2A4A"/>
-            <w:tcMar>
-              <w:top w:w="35" w:type="dxa"/>
-              <w:bottom w:w="35" w:type="dxa"/>
-              <w:left w:w="50" w:type="dxa"/>
-              <w:right w:w="50" w:type="dxa"/>
-            </w:tcMar>
           </w:tcPr>
           <w:p>
             <w:r>
               <w:rPr>
                 <w:b/>
-                <w:color w:val="FFFFFF"/>
-                <w:sz w:val="15"/>
+                <w:color w:val="0F2A4A"/>
+                <w:sz w:val="16"/>
               </w:rPr>
               <w:t>Parameter Name</w:t>
             </w:r>
@@ -5489,20 +4388,13 @@
         <w:tc>
           <w:tcPr>
             <w:tcW w:type="dxa" w:w="2617"/>
-            <w:shd w:fill="0F2A4A"/>
-            <w:tcMar>
-              <w:top w:w="35" w:type="dxa"/>
-              <w:bottom w:w="35" w:type="dxa"/>
-              <w:left w:w="50" w:type="dxa"/>
-              <w:right w:w="50" w:type="dxa"/>
-            </w:tcMar>
           </w:tcPr>
           <w:p>
             <w:r>
               <w:rPr>
                 <w:b/>
-                <w:color w:val="FFFFFF"/>
-                <w:sz w:val="15"/>
+                <w:color w:val="0F2A4A"/>
+                <w:sz w:val="16"/>
               </w:rPr>
               <w:t>Symbol</w:t>
             </w:r>
@@ -5511,20 +4403,13 @@
         <w:tc>
           <w:tcPr>
             <w:tcW w:type="dxa" w:w="2617"/>
-            <w:shd w:fill="0F2A4A"/>
-            <w:tcMar>
-              <w:top w:w="35" w:type="dxa"/>
-              <w:bottom w:w="35" w:type="dxa"/>
-              <w:left w:w="50" w:type="dxa"/>
-              <w:right w:w="50" w:type="dxa"/>
-            </w:tcMar>
           </w:tcPr>
           <w:p>
             <w:r>
               <w:rPr>
                 <w:b/>
-                <w:color w:val="FFFFFF"/>
-                <w:sz w:val="15"/>
+                <w:color w:val="0F2A4A"/>
+                <w:sz w:val="16"/>
               </w:rPr>
               <w:t>Calibrated Value</w:t>
             </w:r>
@@ -5533,20 +4418,13 @@
         <w:tc>
           <w:tcPr>
             <w:tcW w:type="dxa" w:w="2617"/>
-            <w:shd w:fill="0F2A4A"/>
-            <w:tcMar>
-              <w:top w:w="35" w:type="dxa"/>
-              <w:bottom w:w="35" w:type="dxa"/>
-              <w:left w:w="50" w:type="dxa"/>
-              <w:right w:w="50" w:type="dxa"/>
-            </w:tcMar>
           </w:tcPr>
           <w:p>
             <w:r>
               <w:rPr>
                 <w:b/>
-                <w:color w:val="FFFFFF"/>
-                <w:sz w:val="15"/>
+                <w:color w:val="0F2A4A"/>
+                <w:sz w:val="16"/>
               </w:rPr>
               <w:t>Mathematical &amp; Practical Rationale</w:t>
             </w:r>
@@ -5557,20 +4435,13 @@
         <w:tc>
           <w:tcPr>
             <w:tcW w:type="dxa" w:w="2617"/>
-            <w:shd w:fill="F4F7FB"/>
-            <w:tcMar>
-              <w:top w:w="35" w:type="dxa"/>
-              <w:bottom w:w="35" w:type="dxa"/>
-              <w:left w:w="50" w:type="dxa"/>
-              <w:right w:w="50" w:type="dxa"/>
-            </w:tcMar>
           </w:tcPr>
           <w:p>
             <w:r>
               <w:rPr>
                 <w:b/>
                 <w:color w:val="1E232A"/>
-                <w:sz w:val="14"/>
+                <w:sz w:val="15"/>
               </w:rPr>
               <w:t>L1 Penalty</w:t>
             </w:r>
@@ -5579,19 +4450,12 @@
         <w:tc>
           <w:tcPr>
             <w:tcW w:type="dxa" w:w="2617"/>
-            <w:shd w:fill="F4F7FB"/>
-            <w:tcMar>
-              <w:top w:w="35" w:type="dxa"/>
-              <w:bottom w:w="35" w:type="dxa"/>
-              <w:left w:w="50" w:type="dxa"/>
-              <w:right w:w="50" w:type="dxa"/>
-            </w:tcMar>
-          </w:tcPr>
-          <w:p>
-            <w:r>
-              <w:rPr>
-                <w:color w:val="1E232A"/>
-                <w:sz w:val="14"/>
+          </w:tcPr>
+          <w:p>
+            <w:r>
+              <w:rPr>
+                <w:color w:val="1E232A"/>
+                <w:sz w:val="15"/>
               </w:rPr>
               <w:t>lambda</w:t>
             </w:r>
@@ -5600,19 +4464,12 @@
         <w:tc>
           <w:tcPr>
             <w:tcW w:type="dxa" w:w="2617"/>
-            <w:shd w:fill="F4F7FB"/>
-            <w:tcMar>
-              <w:top w:w="35" w:type="dxa"/>
-              <w:bottom w:w="35" w:type="dxa"/>
-              <w:left w:w="50" w:type="dxa"/>
-              <w:right w:w="50" w:type="dxa"/>
-            </w:tcMar>
-          </w:tcPr>
-          <w:p>
-            <w:r>
-              <w:rPr>
-                <w:color w:val="1E232A"/>
-                <w:sz w:val="14"/>
+          </w:tcPr>
+          <w:p>
+            <w:r>
+              <w:rPr>
+                <w:color w:val="1E232A"/>
+                <w:sz w:val="15"/>
               </w:rPr>
               <w:t>0.095</w:t>
             </w:r>
@@ -5621,19 +4478,12 @@
         <w:tc>
           <w:tcPr>
             <w:tcW w:type="dxa" w:w="2617"/>
-            <w:shd w:fill="F4F7FB"/>
-            <w:tcMar>
-              <w:top w:w="35" w:type="dxa"/>
-              <w:bottom w:w="35" w:type="dxa"/>
-              <w:left w:w="50" w:type="dxa"/>
-              <w:right w:w="50" w:type="dxa"/>
-            </w:tcMar>
-          </w:tcPr>
-          <w:p>
-            <w:r>
-              <w:rPr>
-                <w:color w:val="1E232A"/>
-                <w:sz w:val="14"/>
+          </w:tcPr>
+          <w:p>
+            <w:r>
+              <w:rPr>
+                <w:color w:val="1E232A"/>
+                <w:sz w:val="15"/>
               </w:rPr>
               <w:t>Promotes exact sparsity; isolates 6 high-conviction stocks</w:t>
             </w:r>
@@ -5644,20 +4494,13 @@
         <w:tc>
           <w:tcPr>
             <w:tcW w:type="dxa" w:w="2617"/>
-            <w:shd w:fill="FFFFFF"/>
-            <w:tcMar>
-              <w:top w:w="35" w:type="dxa"/>
-              <w:bottom w:w="35" w:type="dxa"/>
-              <w:left w:w="50" w:type="dxa"/>
-              <w:right w:w="50" w:type="dxa"/>
-            </w:tcMar>
           </w:tcPr>
           <w:p>
             <w:r>
               <w:rPr>
                 <w:b/>
                 <w:color w:val="1E232A"/>
-                <w:sz w:val="14"/>
+                <w:sz w:val="15"/>
               </w:rPr>
               <w:t>Risk Tolerance</w:t>
             </w:r>
@@ -5666,19 +4509,12 @@
         <w:tc>
           <w:tcPr>
             <w:tcW w:type="dxa" w:w="2617"/>
-            <w:shd w:fill="FFFFFF"/>
-            <w:tcMar>
-              <w:top w:w="35" w:type="dxa"/>
-              <w:bottom w:w="35" w:type="dxa"/>
-              <w:left w:w="50" w:type="dxa"/>
-              <w:right w:w="50" w:type="dxa"/>
-            </w:tcMar>
-          </w:tcPr>
-          <w:p>
-            <w:r>
-              <w:rPr>
-                <w:color w:val="1E232A"/>
-                <w:sz w:val="14"/>
+          </w:tcPr>
+          <w:p>
+            <w:r>
+              <w:rPr>
+                <w:color w:val="1E232A"/>
+                <w:sz w:val="15"/>
               </w:rPr>
               <w:t>gamma</w:t>
             </w:r>
@@ -5687,19 +4523,12 @@
         <w:tc>
           <w:tcPr>
             <w:tcW w:type="dxa" w:w="2617"/>
-            <w:shd w:fill="FFFFFF"/>
-            <w:tcMar>
-              <w:top w:w="35" w:type="dxa"/>
-              <w:bottom w:w="35" w:type="dxa"/>
-              <w:left w:w="50" w:type="dxa"/>
-              <w:right w:w="50" w:type="dxa"/>
-            </w:tcMar>
-          </w:tcPr>
-          <w:p>
-            <w:r>
-              <w:rPr>
-                <w:color w:val="1E232A"/>
-                <w:sz w:val="14"/>
+          </w:tcPr>
+          <w:p>
+            <w:r>
+              <w:rPr>
+                <w:color w:val="1E232A"/>
+                <w:sz w:val="15"/>
               </w:rPr>
               <w:t>1.0 / 2.5 / 5.0</w:t>
             </w:r>
@@ -5708,19 +4537,12 @@
         <w:tc>
           <w:tcPr>
             <w:tcW w:type="dxa" w:w="2617"/>
-            <w:shd w:fill="FFFFFF"/>
-            <w:tcMar>
-              <w:top w:w="35" w:type="dxa"/>
-              <w:bottom w:w="35" w:type="dxa"/>
-              <w:left w:w="50" w:type="dxa"/>
-              <w:right w:w="50" w:type="dxa"/>
-            </w:tcMar>
-          </w:tcPr>
-          <w:p>
-            <w:r>
-              <w:rPr>
-                <w:color w:val="1E232A"/>
-                <w:sz w:val="14"/>
+          </w:tcPr>
+          <w:p>
+            <w:r>
+              <w:rPr>
+                <w:color w:val="1E232A"/>
+                <w:sz w:val="15"/>
               </w:rPr>
               <w:t>Calibrated profiles: Conservative, Moderate, Aggressive</w:t>
             </w:r>
@@ -5731,20 +4553,13 @@
         <w:tc>
           <w:tcPr>
             <w:tcW w:type="dxa" w:w="2617"/>
-            <w:shd w:fill="F4F7FB"/>
-            <w:tcMar>
-              <w:top w:w="35" w:type="dxa"/>
-              <w:bottom w:w="35" w:type="dxa"/>
-              <w:left w:w="50" w:type="dxa"/>
-              <w:right w:w="50" w:type="dxa"/>
-            </w:tcMar>
           </w:tcPr>
           <w:p>
             <w:r>
               <w:rPr>
                 <w:b/>
                 <w:color w:val="1E232A"/>
-                <w:sz w:val="14"/>
+                <w:sz w:val="15"/>
               </w:rPr>
               <w:t>HMM States</w:t>
             </w:r>
@@ -5753,19 +4568,12 @@
         <w:tc>
           <w:tcPr>
             <w:tcW w:type="dxa" w:w="2617"/>
-            <w:shd w:fill="F4F7FB"/>
-            <w:tcMar>
-              <w:top w:w="35" w:type="dxa"/>
-              <w:bottom w:w="35" w:type="dxa"/>
-              <w:left w:w="50" w:type="dxa"/>
-              <w:right w:w="50" w:type="dxa"/>
-            </w:tcMar>
-          </w:tcPr>
-          <w:p>
-            <w:r>
-              <w:rPr>
-                <w:color w:val="1E232A"/>
-                <w:sz w:val="14"/>
+          </w:tcPr>
+          <w:p>
+            <w:r>
+              <w:rPr>
+                <w:color w:val="1E232A"/>
+                <w:sz w:val="15"/>
               </w:rPr>
               <w:t>K</w:t>
             </w:r>
@@ -5774,19 +4582,12 @@
         <w:tc>
           <w:tcPr>
             <w:tcW w:type="dxa" w:w="2617"/>
-            <w:shd w:fill="F4F7FB"/>
-            <w:tcMar>
-              <w:top w:w="35" w:type="dxa"/>
-              <w:bottom w:w="35" w:type="dxa"/>
-              <w:left w:w="50" w:type="dxa"/>
-              <w:right w:w="50" w:type="dxa"/>
-            </w:tcMar>
-          </w:tcPr>
-          <w:p>
-            <w:r>
-              <w:rPr>
-                <w:color w:val="1E232A"/>
-                <w:sz w:val="14"/>
+          </w:tcPr>
+          <w:p>
+            <w:r>
+              <w:rPr>
+                <w:color w:val="1E232A"/>
+                <w:sz w:val="15"/>
               </w:rPr>
               <w:t>3 States</w:t>
             </w:r>
@@ -5795,19 +4596,12 @@
         <w:tc>
           <w:tcPr>
             <w:tcW w:type="dxa" w:w="2617"/>
-            <w:shd w:fill="F4F7FB"/>
-            <w:tcMar>
-              <w:top w:w="35" w:type="dxa"/>
-              <w:bottom w:w="35" w:type="dxa"/>
-              <w:left w:w="50" w:type="dxa"/>
-              <w:right w:w="50" w:type="dxa"/>
-            </w:tcMar>
-          </w:tcPr>
-          <w:p>
-            <w:r>
-              <w:rPr>
-                <w:color w:val="1E232A"/>
-                <w:sz w:val="14"/>
+          </w:tcPr>
+          <w:p>
+            <w:r>
+              <w:rPr>
+                <w:color w:val="1E232A"/>
+                <w:sz w:val="15"/>
               </w:rPr>
               <w:t>Bullish Low-Vol, Sideways Mean-Reverting, Crash High-Vol</w:t>
             </w:r>
@@ -5818,20 +4612,13 @@
         <w:tc>
           <w:tcPr>
             <w:tcW w:type="dxa" w:w="2617"/>
-            <w:shd w:fill="FFFFFF"/>
-            <w:tcMar>
-              <w:top w:w="35" w:type="dxa"/>
-              <w:bottom w:w="35" w:type="dxa"/>
-              <w:left w:w="50" w:type="dxa"/>
-              <w:right w:w="50" w:type="dxa"/>
-            </w:tcMar>
           </w:tcPr>
           <w:p>
             <w:r>
               <w:rPr>
                 <w:b/>
                 <w:color w:val="1E232A"/>
-                <w:sz w:val="14"/>
+                <w:sz w:val="15"/>
               </w:rPr>
               <w:t>EM Convergence</w:t>
             </w:r>
@@ -5840,19 +4627,12 @@
         <w:tc>
           <w:tcPr>
             <w:tcW w:type="dxa" w:w="2617"/>
-            <w:shd w:fill="FFFFFF"/>
-            <w:tcMar>
-              <w:top w:w="35" w:type="dxa"/>
-              <w:bottom w:w="35" w:type="dxa"/>
-              <w:left w:w="50" w:type="dxa"/>
-              <w:right w:w="50" w:type="dxa"/>
-            </w:tcMar>
-          </w:tcPr>
-          <w:p>
-            <w:r>
-              <w:rPr>
-                <w:color w:val="1E232A"/>
-                <w:sz w:val="14"/>
+          </w:tcPr>
+          <w:p>
+            <w:r>
+              <w:rPr>
+                <w:color w:val="1E232A"/>
+                <w:sz w:val="15"/>
               </w:rPr>
               <w:t>tol</w:t>
             </w:r>
@@ -5861,40 +4641,26 @@
         <w:tc>
           <w:tcPr>
             <w:tcW w:type="dxa" w:w="2617"/>
-            <w:shd w:fill="FFFFFF"/>
-            <w:tcMar>
-              <w:top w:w="35" w:type="dxa"/>
-              <w:bottom w:w="35" w:type="dxa"/>
-              <w:left w:w="50" w:type="dxa"/>
-              <w:right w:w="50" w:type="dxa"/>
-            </w:tcMar>
-          </w:tcPr>
-          <w:p>
-            <w:r>
-              <w:rPr>
-                <w:color w:val="1E232A"/>
-                <w:sz w:val="14"/>
-              </w:rPr>
-              <w:t>10^-4 (max 100 iter)</w:t>
+          </w:tcPr>
+          <w:p>
+            <w:r>
+              <w:rPr>
+                <w:color w:val="1E232A"/>
+                <w:sz w:val="15"/>
+              </w:rPr>
+              <w:t>0.0001 (max 100 iter)</w:t>
             </w:r>
           </w:p>
         </w:tc>
         <w:tc>
           <w:tcPr>
             <w:tcW w:type="dxa" w:w="2617"/>
-            <w:shd w:fill="FFFFFF"/>
-            <w:tcMar>
-              <w:top w:w="35" w:type="dxa"/>
-              <w:bottom w:w="35" w:type="dxa"/>
-              <w:left w:w="50" w:type="dxa"/>
-              <w:right w:w="50" w:type="dxa"/>
-            </w:tcMar>
-          </w:tcPr>
-          <w:p>
-            <w:r>
-              <w:rPr>
-                <w:color w:val="1E232A"/>
-                <w:sz w:val="14"/>
+          </w:tcPr>
+          <w:p>
+            <w:r>
+              <w:rPr>
+                <w:color w:val="1E232A"/>
+                <w:sz w:val="15"/>
               </w:rPr>
               <w:t>Ensures numerical stability during log-likelihood ascent</w:t>
             </w:r>
@@ -5905,20 +4671,13 @@
         <w:tc>
           <w:tcPr>
             <w:tcW w:type="dxa" w:w="2617"/>
-            <w:shd w:fill="F4F7FB"/>
-            <w:tcMar>
-              <w:top w:w="35" w:type="dxa"/>
-              <w:bottom w:w="35" w:type="dxa"/>
-              <w:left w:w="50" w:type="dxa"/>
-              <w:right w:w="50" w:type="dxa"/>
-            </w:tcMar>
           </w:tcPr>
           <w:p>
             <w:r>
               <w:rPr>
                 <w:b/>
                 <w:color w:val="1E232A"/>
-                <w:sz w:val="14"/>
+                <w:sz w:val="15"/>
               </w:rPr>
               <w:t>QAE Register</w:t>
             </w:r>
@@ -5927,19 +4686,12 @@
         <w:tc>
           <w:tcPr>
             <w:tcW w:type="dxa" w:w="2617"/>
-            <w:shd w:fill="F4F7FB"/>
-            <w:tcMar>
-              <w:top w:w="35" w:type="dxa"/>
-              <w:bottom w:w="35" w:type="dxa"/>
-              <w:left w:w="50" w:type="dxa"/>
-              <w:right w:w="50" w:type="dxa"/>
-            </w:tcMar>
-          </w:tcPr>
-          <w:p>
-            <w:r>
-              <w:rPr>
-                <w:color w:val="1E232A"/>
-                <w:sz w:val="14"/>
+          </w:tcPr>
+          <w:p>
+            <w:r>
+              <w:rPr>
+                <w:color w:val="1E232A"/>
+                <w:sz w:val="15"/>
               </w:rPr>
               <w:t>m</w:t>
             </w:r>
@@ -5948,19 +4700,12 @@
         <w:tc>
           <w:tcPr>
             <w:tcW w:type="dxa" w:w="2617"/>
-            <w:shd w:fill="F4F7FB"/>
-            <w:tcMar>
-              <w:top w:w="35" w:type="dxa"/>
-              <w:bottom w:w="35" w:type="dxa"/>
-              <w:left w:w="50" w:type="dxa"/>
-              <w:right w:w="50" w:type="dxa"/>
-            </w:tcMar>
-          </w:tcPr>
-          <w:p>
-            <w:r>
-              <w:rPr>
-                <w:color w:val="1E232A"/>
-                <w:sz w:val="14"/>
+          </w:tcPr>
+          <w:p>
+            <w:r>
+              <w:rPr>
+                <w:color w:val="1E232A"/>
+                <w:sz w:val="15"/>
               </w:rPr>
               <w:t>8 Qubits</w:t>
             </w:r>
@@ -5969,19 +4714,12 @@
         <w:tc>
           <w:tcPr>
             <w:tcW w:type="dxa" w:w="2617"/>
-            <w:shd w:fill="F4F7FB"/>
-            <w:tcMar>
-              <w:top w:w="35" w:type="dxa"/>
-              <w:bottom w:w="35" w:type="dxa"/>
-              <w:left w:w="50" w:type="dxa"/>
-              <w:right w:w="50" w:type="dxa"/>
-            </w:tcMar>
-          </w:tcPr>
-          <w:p>
-            <w:r>
-              <w:rPr>
-                <w:color w:val="1E232A"/>
-                <w:sz w:val="14"/>
+          </w:tcPr>
+          <w:p>
+            <w:r>
+              <w:rPr>
+                <w:color w:val="1E232A"/>
+                <w:sz w:val="15"/>
               </w:rPr>
               <w:t>256 quantum discrete amplitude evaluation bins</w:t>
             </w:r>
@@ -5992,20 +4730,13 @@
         <w:tc>
           <w:tcPr>
             <w:tcW w:type="dxa" w:w="2617"/>
-            <w:shd w:fill="FFFFFF"/>
-            <w:tcMar>
-              <w:top w:w="35" w:type="dxa"/>
-              <w:bottom w:w="35" w:type="dxa"/>
-              <w:left w:w="50" w:type="dxa"/>
-              <w:right w:w="50" w:type="dxa"/>
-            </w:tcMar>
           </w:tcPr>
           <w:p>
             <w:r>
               <w:rPr>
                 <w:b/>
                 <w:color w:val="1E232A"/>
-                <w:sz w:val="14"/>
+                <w:sz w:val="15"/>
               </w:rPr>
               <w:t>Lookback Window</w:t>
             </w:r>
@@ -6014,19 +4745,12 @@
         <w:tc>
           <w:tcPr>
             <w:tcW w:type="dxa" w:w="2617"/>
-            <w:shd w:fill="FFFFFF"/>
-            <w:tcMar>
-              <w:top w:w="35" w:type="dxa"/>
-              <w:bottom w:w="35" w:type="dxa"/>
-              <w:left w:w="50" w:type="dxa"/>
-              <w:right w:w="50" w:type="dxa"/>
-            </w:tcMar>
-          </w:tcPr>
-          <w:p>
-            <w:r>
-              <w:rPr>
-                <w:color w:val="1E232A"/>
-                <w:sz w:val="14"/>
+          </w:tcPr>
+          <w:p>
+            <w:r>
+              <w:rPr>
+                <w:color w:val="1E232A"/>
+                <w:sz w:val="15"/>
               </w:rPr>
               <w:t>T</w:t>
             </w:r>
@@ -6035,19 +4759,12 @@
         <w:tc>
           <w:tcPr>
             <w:tcW w:type="dxa" w:w="2617"/>
-            <w:shd w:fill="FFFFFF"/>
-            <w:tcMar>
-              <w:top w:w="35" w:type="dxa"/>
-              <w:bottom w:w="35" w:type="dxa"/>
-              <w:left w:w="50" w:type="dxa"/>
-              <w:right w:w="50" w:type="dxa"/>
-            </w:tcMar>
-          </w:tcPr>
-          <w:p>
-            <w:r>
-              <w:rPr>
-                <w:color w:val="1E232A"/>
-                <w:sz w:val="14"/>
+          </w:tcPr>
+          <w:p>
+            <w:r>
+              <w:rPr>
+                <w:color w:val="1E232A"/>
+                <w:sz w:val="15"/>
               </w:rPr>
               <w:t>252 Trading Days</w:t>
             </w:r>
@@ -6056,19 +4773,12 @@
         <w:tc>
           <w:tcPr>
             <w:tcW w:type="dxa" w:w="2617"/>
-            <w:shd w:fill="FFFFFF"/>
-            <w:tcMar>
-              <w:top w:w="35" w:type="dxa"/>
-              <w:bottom w:w="35" w:type="dxa"/>
-              <w:left w:w="50" w:type="dxa"/>
-              <w:right w:w="50" w:type="dxa"/>
-            </w:tcMar>
-          </w:tcPr>
-          <w:p>
-            <w:r>
-              <w:rPr>
-                <w:color w:val="1E232A"/>
-                <w:sz w:val="14"/>
+          </w:tcPr>
+          <w:p>
+            <w:r>
+              <w:rPr>
+                <w:color w:val="1E232A"/>
+                <w:sz w:val="15"/>
               </w:rPr>
               <w:t>Rolling 1-year window for empirical covariance estimation</w:t>
             </w:r>
@@ -6104,7 +4814,7 @@
           <w:color w:val="1E232A"/>
           <w:sz w:val="17"/>
         </w:rPr>
-        <w:t>Automation &amp; Operational Resilience: Production deployments on public cloud infrastructure face severe rate-limiting when pinging market data feeds concurrently. To prevent UI stalls, SparsioQ implements an in-memory 60-second TTL cache (@st.cache_data(ttl=60)) coupled with a Cholesky-factorized empirical covariance fallback matrix (L L^T) that guarantees 100% platform availability even during upstream API degradation.</w:t>
+        <w:t>Automation &amp; Operational Resilience: Production deployments on public cloud infrastructure face severe rate-limiting when pinging market data feeds concurrently. To prevent UI stalls, SparsioQ implements an in-memory 60-second TTL cache coupled with a Cholesky-factorized empirical covariance fallback matrix that guarantees 100% platform availability even during upstream API degradation.</w:t>
       </w:r>
     </w:p>
     <w:p>
@@ -6128,14 +4838,6 @@
         <w:tblW w:type="auto" w:w="0"/>
         <w:jc w:val="center"/>
         <w:tblLook w:firstColumn="1" w:firstRow="1" w:lastColumn="0" w:lastRow="0" w:noHBand="0" w:noVBand="1" w:val="04A0"/>
-        <w:tblBorders>
-          <w:top w:val="single" w:sz="4" w:space="0" w:color="D5DDE6"/>
-          <w:bottom w:val="single" w:sz="4" w:space="0" w:color="D5DDE6"/>
-          <w:left w:val="none"/>
-          <w:right w:val="none"/>
-          <w:insideH w:val="single" w:sz="4" w:space="0" w:color="D5DDE6"/>
-          <w:insideV w:val="none"/>
-        </w:tblBorders>
       </w:tblPr>
       <w:tblGrid>
         <w:gridCol w:w="1745"/>
@@ -6149,20 +4851,13 @@
         <w:tc>
           <w:tcPr>
             <w:tcW w:type="dxa" w:w="1745"/>
-            <w:shd w:fill="0F2A4A"/>
-            <w:tcMar>
-              <w:top w:w="35" w:type="dxa"/>
-              <w:bottom w:w="35" w:type="dxa"/>
-              <w:left w:w="50" w:type="dxa"/>
-              <w:right w:w="50" w:type="dxa"/>
-            </w:tcMar>
           </w:tcPr>
           <w:p>
             <w:r>
               <w:rPr>
                 <w:b/>
-                <w:color w:val="FFFFFF"/>
-                <w:sz w:val="15"/>
+                <w:color w:val="0F2A4A"/>
+                <w:sz w:val="16"/>
               </w:rPr>
               <w:t>Strategy / Model Configuration</w:t>
             </w:r>
@@ -6171,20 +4866,13 @@
         <w:tc>
           <w:tcPr>
             <w:tcW w:type="dxa" w:w="1745"/>
-            <w:shd w:fill="0F2A4A"/>
-            <w:tcMar>
-              <w:top w:w="35" w:type="dxa"/>
-              <w:bottom w:w="35" w:type="dxa"/>
-              <w:left w:w="50" w:type="dxa"/>
-              <w:right w:w="50" w:type="dxa"/>
-            </w:tcMar>
           </w:tcPr>
           <w:p>
             <w:r>
               <w:rPr>
                 <w:b/>
-                <w:color w:val="FFFFFF"/>
-                <w:sz w:val="15"/>
+                <w:color w:val="0F2A4A"/>
+                <w:sz w:val="16"/>
               </w:rPr>
               <w:t>Ann. Return</w:t>
             </w:r>
@@ -6193,20 +4881,13 @@
         <w:tc>
           <w:tcPr>
             <w:tcW w:type="dxa" w:w="1745"/>
-            <w:shd w:fill="0F2A4A"/>
-            <w:tcMar>
-              <w:top w:w="35" w:type="dxa"/>
-              <w:bottom w:w="35" w:type="dxa"/>
-              <w:left w:w="50" w:type="dxa"/>
-              <w:right w:w="50" w:type="dxa"/>
-            </w:tcMar>
           </w:tcPr>
           <w:p>
             <w:r>
               <w:rPr>
                 <w:b/>
-                <w:color w:val="FFFFFF"/>
-                <w:sz w:val="15"/>
+                <w:color w:val="0F2A4A"/>
+                <w:sz w:val="16"/>
               </w:rPr>
               <w:t>Ann. Volatility</w:t>
             </w:r>
@@ -6215,20 +4896,13 @@
         <w:tc>
           <w:tcPr>
             <w:tcW w:type="dxa" w:w="1745"/>
-            <w:shd w:fill="0F2A4A"/>
-            <w:tcMar>
-              <w:top w:w="35" w:type="dxa"/>
-              <w:bottom w:w="35" w:type="dxa"/>
-              <w:left w:w="50" w:type="dxa"/>
-              <w:right w:w="50" w:type="dxa"/>
-            </w:tcMar>
           </w:tcPr>
           <w:p>
             <w:r>
               <w:rPr>
                 <w:b/>
-                <w:color w:val="FFFFFF"/>
-                <w:sz w:val="15"/>
+                <w:color w:val="0F2A4A"/>
+                <w:sz w:val="16"/>
               </w:rPr>
               <w:t>Sharpe Ratio</w:t>
             </w:r>
@@ -6237,20 +4911,13 @@
         <w:tc>
           <w:tcPr>
             <w:tcW w:type="dxa" w:w="1745"/>
-            <w:shd w:fill="0F2A4A"/>
-            <w:tcMar>
-              <w:top w:w="35" w:type="dxa"/>
-              <w:bottom w:w="35" w:type="dxa"/>
-              <w:left w:w="50" w:type="dxa"/>
-              <w:right w:w="50" w:type="dxa"/>
-            </w:tcMar>
           </w:tcPr>
           <w:p>
             <w:r>
               <w:rPr>
                 <w:b/>
-                <w:color w:val="FFFFFF"/>
-                <w:sz w:val="15"/>
+                <w:color w:val="0F2A4A"/>
+                <w:sz w:val="16"/>
               </w:rPr>
               <w:t>Max Drawdown</w:t>
             </w:r>
@@ -6259,20 +4926,13 @@
         <w:tc>
           <w:tcPr>
             <w:tcW w:type="dxa" w:w="1745"/>
-            <w:shd w:fill="0F2A4A"/>
-            <w:tcMar>
-              <w:top w:w="35" w:type="dxa"/>
-              <w:bottom w:w="35" w:type="dxa"/>
-              <w:left w:w="50" w:type="dxa"/>
-              <w:right w:w="50" w:type="dxa"/>
-            </w:tcMar>
           </w:tcPr>
           <w:p>
             <w:r>
               <w:rPr>
                 <w:b/>
-                <w:color w:val="FFFFFF"/>
-                <w:sz w:val="15"/>
+                <w:color w:val="0F2A4A"/>
+                <w:sz w:val="16"/>
               </w:rPr>
               <w:t>Active Holdings</w:t>
             </w:r>
@@ -6283,20 +4943,13 @@
         <w:tc>
           <w:tcPr>
             <w:tcW w:type="dxa" w:w="1745"/>
-            <w:shd w:fill="F4F7FB"/>
-            <w:tcMar>
-              <w:top w:w="35" w:type="dxa"/>
-              <w:bottom w:w="35" w:type="dxa"/>
-              <w:left w:w="50" w:type="dxa"/>
-              <w:right w:w="50" w:type="dxa"/>
-            </w:tcMar>
           </w:tcPr>
           <w:p>
             <w:r>
               <w:rPr>
                 <w:b/>
                 <w:color w:val="1E232A"/>
-                <w:sz w:val="14"/>
+                <w:sz w:val="15"/>
               </w:rPr>
               <w:t>NIFTY 50 Equal-Weight Index</w:t>
             </w:r>
@@ -6305,19 +4958,12 @@
         <w:tc>
           <w:tcPr>
             <w:tcW w:type="dxa" w:w="1745"/>
-            <w:shd w:fill="F4F7FB"/>
-            <w:tcMar>
-              <w:top w:w="35" w:type="dxa"/>
-              <w:bottom w:w="35" w:type="dxa"/>
-              <w:left w:w="50" w:type="dxa"/>
-              <w:right w:w="50" w:type="dxa"/>
-            </w:tcMar>
-          </w:tcPr>
-          <w:p>
-            <w:r>
-              <w:rPr>
-                <w:color w:val="1E232A"/>
-                <w:sz w:val="14"/>
+          </w:tcPr>
+          <w:p>
+            <w:r>
+              <w:rPr>
+                <w:color w:val="1E232A"/>
+                <w:sz w:val="15"/>
               </w:rPr>
               <w:t>13.4%</w:t>
             </w:r>
@@ -6326,19 +4972,12 @@
         <w:tc>
           <w:tcPr>
             <w:tcW w:type="dxa" w:w="1745"/>
-            <w:shd w:fill="F4F7FB"/>
-            <w:tcMar>
-              <w:top w:w="35" w:type="dxa"/>
-              <w:bottom w:w="35" w:type="dxa"/>
-              <w:left w:w="50" w:type="dxa"/>
-              <w:right w:w="50" w:type="dxa"/>
-            </w:tcMar>
-          </w:tcPr>
-          <w:p>
-            <w:r>
-              <w:rPr>
-                <w:color w:val="1E232A"/>
-                <w:sz w:val="14"/>
+          </w:tcPr>
+          <w:p>
+            <w:r>
+              <w:rPr>
+                <w:color w:val="1E232A"/>
+                <w:sz w:val="15"/>
               </w:rPr>
               <w:t>16.8%</w:t>
             </w:r>
@@ -6347,19 +4986,12 @@
         <w:tc>
           <w:tcPr>
             <w:tcW w:type="dxa" w:w="1745"/>
-            <w:shd w:fill="F4F7FB"/>
-            <w:tcMar>
-              <w:top w:w="35" w:type="dxa"/>
-              <w:bottom w:w="35" w:type="dxa"/>
-              <w:left w:w="50" w:type="dxa"/>
-              <w:right w:w="50" w:type="dxa"/>
-            </w:tcMar>
-          </w:tcPr>
-          <w:p>
-            <w:r>
-              <w:rPr>
-                <w:color w:val="1E232A"/>
-                <w:sz w:val="14"/>
+          </w:tcPr>
+          <w:p>
+            <w:r>
+              <w:rPr>
+                <w:color w:val="1E232A"/>
+                <w:sz w:val="15"/>
               </w:rPr>
               <w:t>0.79</w:t>
             </w:r>
@@ -6368,19 +5000,12 @@
         <w:tc>
           <w:tcPr>
             <w:tcW w:type="dxa" w:w="1745"/>
-            <w:shd w:fill="F4F7FB"/>
-            <w:tcMar>
-              <w:top w:w="35" w:type="dxa"/>
-              <w:bottom w:w="35" w:type="dxa"/>
-              <w:left w:w="50" w:type="dxa"/>
-              <w:right w:w="50" w:type="dxa"/>
-            </w:tcMar>
-          </w:tcPr>
-          <w:p>
-            <w:r>
-              <w:rPr>
-                <w:color w:val="1E232A"/>
-                <w:sz w:val="14"/>
+          </w:tcPr>
+          <w:p>
+            <w:r>
+              <w:rPr>
+                <w:color w:val="1E232A"/>
+                <w:sz w:val="15"/>
               </w:rPr>
               <w:t>-21.4%</w:t>
             </w:r>
@@ -6389,19 +5014,12 @@
         <w:tc>
           <w:tcPr>
             <w:tcW w:type="dxa" w:w="1745"/>
-            <w:shd w:fill="F4F7FB"/>
-            <w:tcMar>
-              <w:top w:w="35" w:type="dxa"/>
-              <w:bottom w:w="35" w:type="dxa"/>
-              <w:left w:w="50" w:type="dxa"/>
-              <w:right w:w="50" w:type="dxa"/>
-            </w:tcMar>
-          </w:tcPr>
-          <w:p>
-            <w:r>
-              <w:rPr>
-                <w:color w:val="1E232A"/>
-                <w:sz w:val="14"/>
+          </w:tcPr>
+          <w:p>
+            <w:r>
+              <w:rPr>
+                <w:color w:val="1E232A"/>
+                <w:sz w:val="15"/>
               </w:rPr>
               <w:t>50 Assets</w:t>
             </w:r>
@@ -6412,20 +5030,13 @@
         <w:tc>
           <w:tcPr>
             <w:tcW w:type="dxa" w:w="1745"/>
-            <w:shd w:fill="FFFFFF"/>
-            <w:tcMar>
-              <w:top w:w="35" w:type="dxa"/>
-              <w:bottom w:w="35" w:type="dxa"/>
-              <w:left w:w="50" w:type="dxa"/>
-              <w:right w:w="50" w:type="dxa"/>
-            </w:tcMar>
           </w:tcPr>
           <w:p>
             <w:r>
               <w:rPr>
                 <w:b/>
                 <w:color w:val="1E232A"/>
-                <w:sz w:val="14"/>
+                <w:sz w:val="15"/>
               </w:rPr>
               <w:t>Unconstrained Markowitz (CVXOPT)</w:t>
             </w:r>
@@ -6434,19 +5045,12 @@
         <w:tc>
           <w:tcPr>
             <w:tcW w:type="dxa" w:w="1745"/>
-            <w:shd w:fill="FFFFFF"/>
-            <w:tcMar>
-              <w:top w:w="35" w:type="dxa"/>
-              <w:bottom w:w="35" w:type="dxa"/>
-              <w:left w:w="50" w:type="dxa"/>
-              <w:right w:w="50" w:type="dxa"/>
-            </w:tcMar>
-          </w:tcPr>
-          <w:p>
-            <w:r>
-              <w:rPr>
-                <w:color w:val="1E232A"/>
-                <w:sz w:val="14"/>
+          </w:tcPr>
+          <w:p>
+            <w:r>
+              <w:rPr>
+                <w:color w:val="1E232A"/>
+                <w:sz w:val="15"/>
               </w:rPr>
               <w:t>18.2%</w:t>
             </w:r>
@@ -6455,19 +5059,12 @@
         <w:tc>
           <w:tcPr>
             <w:tcW w:type="dxa" w:w="1745"/>
-            <w:shd w:fill="FFFFFF"/>
-            <w:tcMar>
-              <w:top w:w="35" w:type="dxa"/>
-              <w:bottom w:w="35" w:type="dxa"/>
-              <w:left w:w="50" w:type="dxa"/>
-              <w:right w:w="50" w:type="dxa"/>
-            </w:tcMar>
-          </w:tcPr>
-          <w:p>
-            <w:r>
-              <w:rPr>
-                <w:color w:val="1E232A"/>
-                <w:sz w:val="14"/>
+          </w:tcPr>
+          <w:p>
+            <w:r>
+              <w:rPr>
+                <w:color w:val="1E232A"/>
+                <w:sz w:val="15"/>
               </w:rPr>
               <w:t>15.1%</w:t>
             </w:r>
@@ -6476,19 +5073,12 @@
         <w:tc>
           <w:tcPr>
             <w:tcW w:type="dxa" w:w="1745"/>
-            <w:shd w:fill="FFFFFF"/>
-            <w:tcMar>
-              <w:top w:w="35" w:type="dxa"/>
-              <w:bottom w:w="35" w:type="dxa"/>
-              <w:left w:w="50" w:type="dxa"/>
-              <w:right w:w="50" w:type="dxa"/>
-            </w:tcMar>
-          </w:tcPr>
-          <w:p>
-            <w:r>
-              <w:rPr>
-                <w:color w:val="1E232A"/>
-                <w:sz w:val="14"/>
+          </w:tcPr>
+          <w:p>
+            <w:r>
+              <w:rPr>
+                <w:color w:val="1E232A"/>
+                <w:sz w:val="15"/>
               </w:rPr>
               <w:t>1.21</w:t>
             </w:r>
@@ -6497,19 +5087,12 @@
         <w:tc>
           <w:tcPr>
             <w:tcW w:type="dxa" w:w="1745"/>
-            <w:shd w:fill="FFFFFF"/>
-            <w:tcMar>
-              <w:top w:w="35" w:type="dxa"/>
-              <w:bottom w:w="35" w:type="dxa"/>
-              <w:left w:w="50" w:type="dxa"/>
-              <w:right w:w="50" w:type="dxa"/>
-            </w:tcMar>
-          </w:tcPr>
-          <w:p>
-            <w:r>
-              <w:rPr>
-                <w:color w:val="1E232A"/>
-                <w:sz w:val="14"/>
+          </w:tcPr>
+          <w:p>
+            <w:r>
+              <w:rPr>
+                <w:color w:val="1E232A"/>
+                <w:sz w:val="15"/>
               </w:rPr>
               <w:t>-17.8%</w:t>
             </w:r>
@@ -6518,19 +5101,12 @@
         <w:tc>
           <w:tcPr>
             <w:tcW w:type="dxa" w:w="1745"/>
-            <w:shd w:fill="FFFFFF"/>
-            <w:tcMar>
-              <w:top w:w="35" w:type="dxa"/>
-              <w:bottom w:w="35" w:type="dxa"/>
-              <w:left w:w="50" w:type="dxa"/>
-              <w:right w:w="50" w:type="dxa"/>
-            </w:tcMar>
-          </w:tcPr>
-          <w:p>
-            <w:r>
-              <w:rPr>
-                <w:color w:val="1E232A"/>
-                <w:sz w:val="14"/>
+          </w:tcPr>
+          <w:p>
+            <w:r>
+              <w:rPr>
+                <w:color w:val="1E232A"/>
+                <w:sz w:val="15"/>
               </w:rPr>
               <w:t>25 Assets (No Sparsity)</w:t>
             </w:r>
@@ -6541,20 +5117,13 @@
         <w:tc>
           <w:tcPr>
             <w:tcW w:type="dxa" w:w="1745"/>
-            <w:shd w:fill="F4F7FB"/>
-            <w:tcMar>
-              <w:top w:w="35" w:type="dxa"/>
-              <w:bottom w:w="35" w:type="dxa"/>
-              <w:left w:w="50" w:type="dxa"/>
-              <w:right w:w="50" w:type="dxa"/>
-            </w:tcMar>
           </w:tcPr>
           <w:p>
             <w:r>
               <w:rPr>
                 <w:b/>
                 <w:color w:val="1E232A"/>
-                <w:sz w:val="14"/>
+                <w:sz w:val="15"/>
               </w:rPr>
               <w:t>SparsioQ L1-Sparse Portfolio</w:t>
             </w:r>
@@ -6563,19 +5132,12 @@
         <w:tc>
           <w:tcPr>
             <w:tcW w:type="dxa" w:w="1745"/>
-            <w:shd w:fill="F4F7FB"/>
-            <w:tcMar>
-              <w:top w:w="35" w:type="dxa"/>
-              <w:bottom w:w="35" w:type="dxa"/>
-              <w:left w:w="50" w:type="dxa"/>
-              <w:right w:w="50" w:type="dxa"/>
-            </w:tcMar>
-          </w:tcPr>
-          <w:p>
-            <w:r>
-              <w:rPr>
-                <w:color w:val="1E232A"/>
-                <w:sz w:val="14"/>
+          </w:tcPr>
+          <w:p>
+            <w:r>
+              <w:rPr>
+                <w:color w:val="1E232A"/>
+                <w:sz w:val="15"/>
               </w:rPr>
               <w:t>22.6%</w:t>
             </w:r>
@@ -6584,19 +5146,12 @@
         <w:tc>
           <w:tcPr>
             <w:tcW w:type="dxa" w:w="1745"/>
-            <w:shd w:fill="F4F7FB"/>
-            <w:tcMar>
-              <w:top w:w="35" w:type="dxa"/>
-              <w:bottom w:w="35" w:type="dxa"/>
-              <w:left w:w="50" w:type="dxa"/>
-              <w:right w:w="50" w:type="dxa"/>
-            </w:tcMar>
-          </w:tcPr>
-          <w:p>
-            <w:r>
-              <w:rPr>
-                <w:color w:val="1E232A"/>
-                <w:sz w:val="14"/>
+          </w:tcPr>
+          <w:p>
+            <w:r>
+              <w:rPr>
+                <w:color w:val="1E232A"/>
+                <w:sz w:val="15"/>
               </w:rPr>
               <w:t>12.4%</w:t>
             </w:r>
@@ -6605,19 +5160,12 @@
         <w:tc>
           <w:tcPr>
             <w:tcW w:type="dxa" w:w="1745"/>
-            <w:shd w:fill="F4F7FB"/>
-            <w:tcMar>
-              <w:top w:w="35" w:type="dxa"/>
-              <w:bottom w:w="35" w:type="dxa"/>
-              <w:left w:w="50" w:type="dxa"/>
-              <w:right w:w="50" w:type="dxa"/>
-            </w:tcMar>
-          </w:tcPr>
-          <w:p>
-            <w:r>
-              <w:rPr>
-                <w:color w:val="1E232A"/>
-                <w:sz w:val="14"/>
+          </w:tcPr>
+          <w:p>
+            <w:r>
+              <w:rPr>
+                <w:color w:val="1E232A"/>
+                <w:sz w:val="15"/>
               </w:rPr>
               <w:t>1.82</w:t>
             </w:r>
@@ -6626,19 +5174,12 @@
         <w:tc>
           <w:tcPr>
             <w:tcW w:type="dxa" w:w="1745"/>
-            <w:shd w:fill="F4F7FB"/>
-            <w:tcMar>
-              <w:top w:w="35" w:type="dxa"/>
-              <w:bottom w:w="35" w:type="dxa"/>
-              <w:left w:w="50" w:type="dxa"/>
-              <w:right w:w="50" w:type="dxa"/>
-            </w:tcMar>
-          </w:tcPr>
-          <w:p>
-            <w:r>
-              <w:rPr>
-                <w:color w:val="1E232A"/>
-                <w:sz w:val="14"/>
+          </w:tcPr>
+          <w:p>
+            <w:r>
+              <w:rPr>
+                <w:color w:val="1E232A"/>
+                <w:sz w:val="15"/>
               </w:rPr>
               <w:t>-11.2%</w:t>
             </w:r>
@@ -6647,19 +5188,12 @@
         <w:tc>
           <w:tcPr>
             <w:tcW w:type="dxa" w:w="1745"/>
-            <w:shd w:fill="F4F7FB"/>
-            <w:tcMar>
-              <w:top w:w="35" w:type="dxa"/>
-              <w:bottom w:w="35" w:type="dxa"/>
-              <w:left w:w="50" w:type="dxa"/>
-              <w:right w:w="50" w:type="dxa"/>
-            </w:tcMar>
-          </w:tcPr>
-          <w:p>
-            <w:r>
-              <w:rPr>
-                <w:color w:val="1E232A"/>
-                <w:sz w:val="14"/>
+          </w:tcPr>
+          <w:p>
+            <w:r>
+              <w:rPr>
+                <w:color w:val="1E232A"/>
+                <w:sz w:val="15"/>
               </w:rPr>
               <w:t>7 Assets (Sparse)</w:t>
             </w:r>
@@ -6670,20 +5204,13 @@
         <w:tc>
           <w:tcPr>
             <w:tcW w:type="dxa" w:w="1745"/>
-            <w:shd w:fill="EAF2F8"/>
-            <w:tcMar>
-              <w:top w:w="35" w:type="dxa"/>
-              <w:bottom w:w="35" w:type="dxa"/>
-              <w:left w:w="50" w:type="dxa"/>
-              <w:right w:w="50" w:type="dxa"/>
-            </w:tcMar>
           </w:tcPr>
           <w:p>
             <w:r>
               <w:rPr>
                 <w:b/>
-                <w:color w:val="0F2A4A"/>
-                <w:sz w:val="14"/>
+                <w:color w:val="1E232A"/>
+                <w:sz w:val="15"/>
               </w:rPr>
               <w:t>SparsioQ Dynamic HMM Hedged (Final)</w:t>
             </w:r>
@@ -6692,20 +5219,13 @@
         <w:tc>
           <w:tcPr>
             <w:tcW w:type="dxa" w:w="1745"/>
-            <w:shd w:fill="EAF2F8"/>
-            <w:tcMar>
-              <w:top w:w="35" w:type="dxa"/>
-              <w:bottom w:w="35" w:type="dxa"/>
-              <w:left w:w="50" w:type="dxa"/>
-              <w:right w:w="50" w:type="dxa"/>
-            </w:tcMar>
           </w:tcPr>
           <w:p>
             <w:r>
               <w:rPr>
                 <w:b/>
-                <w:color w:val="0F2A4A"/>
-                <w:sz w:val="14"/>
+                <w:color w:val="1E232A"/>
+                <w:sz w:val="15"/>
               </w:rPr>
               <w:t>24.8%</w:t>
             </w:r>
@@ -6714,20 +5234,13 @@
         <w:tc>
           <w:tcPr>
             <w:tcW w:type="dxa" w:w="1745"/>
-            <w:shd w:fill="EAF2F8"/>
-            <w:tcMar>
-              <w:top w:w="35" w:type="dxa"/>
-              <w:bottom w:w="35" w:type="dxa"/>
-              <w:left w:w="50" w:type="dxa"/>
-              <w:right w:w="50" w:type="dxa"/>
-            </w:tcMar>
           </w:tcPr>
           <w:p>
             <w:r>
               <w:rPr>
                 <w:b/>
-                <w:color w:val="0F2A4A"/>
-                <w:sz w:val="14"/>
+                <w:color w:val="1E232A"/>
+                <w:sz w:val="15"/>
               </w:rPr>
               <w:t>10.6%</w:t>
             </w:r>
@@ -6736,20 +5249,13 @@
         <w:tc>
           <w:tcPr>
             <w:tcW w:type="dxa" w:w="1745"/>
-            <w:shd w:fill="EAF2F8"/>
-            <w:tcMar>
-              <w:top w:w="35" w:type="dxa"/>
-              <w:bottom w:w="35" w:type="dxa"/>
-              <w:left w:w="50" w:type="dxa"/>
-              <w:right w:w="50" w:type="dxa"/>
-            </w:tcMar>
           </w:tcPr>
           <w:p>
             <w:r>
               <w:rPr>
                 <w:b/>
-                <w:color w:val="0F2A4A"/>
-                <w:sz w:val="14"/>
+                <w:color w:val="1E232A"/>
+                <w:sz w:val="15"/>
               </w:rPr>
               <w:t>2.34</w:t>
             </w:r>
@@ -6758,20 +5264,13 @@
         <w:tc>
           <w:tcPr>
             <w:tcW w:type="dxa" w:w="1745"/>
-            <w:shd w:fill="EAF2F8"/>
-            <w:tcMar>
-              <w:top w:w="35" w:type="dxa"/>
-              <w:bottom w:w="35" w:type="dxa"/>
-              <w:left w:w="50" w:type="dxa"/>
-              <w:right w:w="50" w:type="dxa"/>
-            </w:tcMar>
           </w:tcPr>
           <w:p>
             <w:r>
               <w:rPr>
                 <w:b/>
-                <w:color w:val="0F2A4A"/>
-                <w:sz w:val="14"/>
+                <w:color w:val="1E232A"/>
+                <w:sz w:val="15"/>
               </w:rPr>
               <w:t>-6.8%</w:t>
             </w:r>
@@ -6780,20 +5279,13 @@
         <w:tc>
           <w:tcPr>
             <w:tcW w:type="dxa" w:w="1745"/>
-            <w:shd w:fill="EAF2F8"/>
-            <w:tcMar>
-              <w:top w:w="35" w:type="dxa"/>
-              <w:bottom w:w="35" w:type="dxa"/>
-              <w:left w:w="50" w:type="dxa"/>
-              <w:right w:w="50" w:type="dxa"/>
-            </w:tcMar>
           </w:tcPr>
           <w:p>
             <w:r>
               <w:rPr>
                 <w:b/>
-                <w:color w:val="0F2A4A"/>
-                <w:sz w:val="14"/>
+                <w:color w:val="1E232A"/>
+                <w:sz w:val="15"/>
               </w:rPr>
               <w:t>6 Assets + Cash Hedge</w:t>
             </w:r>
@@ -6923,14 +5415,6 @@
         <w:tblW w:type="auto" w:w="0"/>
         <w:jc w:val="center"/>
         <w:tblLook w:firstColumn="1" w:firstRow="1" w:lastColumn="0" w:lastRow="0" w:noHBand="0" w:noVBand="1" w:val="04A0"/>
-        <w:tblBorders>
-          <w:top w:val="single" w:sz="4" w:space="0" w:color="D5DDE6"/>
-          <w:bottom w:val="single" w:sz="4" w:space="0" w:color="D5DDE6"/>
-          <w:left w:val="none"/>
-          <w:right w:val="none"/>
-          <w:insideH w:val="single" w:sz="4" w:space="0" w:color="D5DDE6"/>
-          <w:insideV w:val="none"/>
-        </w:tblBorders>
       </w:tblPr>
       <w:tblGrid>
         <w:gridCol w:w="2094"/>
@@ -6943,20 +5427,13 @@
         <w:tc>
           <w:tcPr>
             <w:tcW w:type="dxa" w:w="2094"/>
-            <w:shd w:fill="0F2A4A"/>
-            <w:tcMar>
-              <w:top w:w="35" w:type="dxa"/>
-              <w:bottom w:w="35" w:type="dxa"/>
-              <w:left w:w="50" w:type="dxa"/>
-              <w:right w:w="50" w:type="dxa"/>
-            </w:tcMar>
           </w:tcPr>
           <w:p>
             <w:r>
               <w:rPr>
                 <w:b/>
-                <w:color w:val="FFFFFF"/>
-                <w:sz w:val="15"/>
+                <w:color w:val="0F2A4A"/>
+                <w:sz w:val="16"/>
               </w:rPr>
               <w:t>Simulation Method</w:t>
             </w:r>
@@ -6965,20 +5442,13 @@
         <w:tc>
           <w:tcPr>
             <w:tcW w:type="dxa" w:w="2094"/>
-            <w:shd w:fill="0F2A4A"/>
-            <w:tcMar>
-              <w:top w:w="35" w:type="dxa"/>
-              <w:bottom w:w="35" w:type="dxa"/>
-              <w:left w:w="50" w:type="dxa"/>
-              <w:right w:w="50" w:type="dxa"/>
-            </w:tcMar>
           </w:tcPr>
           <w:p>
             <w:r>
               <w:rPr>
                 <w:b/>
-                <w:color w:val="FFFFFF"/>
-                <w:sz w:val="15"/>
+                <w:color w:val="0F2A4A"/>
+                <w:sz w:val="16"/>
               </w:rPr>
               <w:t>Complexity Order</w:t>
             </w:r>
@@ -6987,42 +5457,28 @@
         <w:tc>
           <w:tcPr>
             <w:tcW w:type="dxa" w:w="2094"/>
-            <w:shd w:fill="0F2A4A"/>
-            <w:tcMar>
-              <w:top w:w="35" w:type="dxa"/>
-              <w:bottom w:w="35" w:type="dxa"/>
-              <w:left w:w="50" w:type="dxa"/>
-              <w:right w:w="50" w:type="dxa"/>
-            </w:tcMar>
           </w:tcPr>
           <w:p>
             <w:r>
               <w:rPr>
                 <w:b/>
-                <w:color w:val="FFFFFF"/>
-                <w:sz w:val="15"/>
-              </w:rPr>
-              <w:t>Required Evaluations (eps=1e-3)</w:t>
+                <w:color w:val="0F2A4A"/>
+                <w:sz w:val="16"/>
+              </w:rPr>
+              <w:t>Required Evaluations (eps=0.001)</w:t>
             </w:r>
           </w:p>
         </w:tc>
         <w:tc>
           <w:tcPr>
             <w:tcW w:type="dxa" w:w="2094"/>
-            <w:shd w:fill="0F2A4A"/>
-            <w:tcMar>
-              <w:top w:w="35" w:type="dxa"/>
-              <w:bottom w:w="35" w:type="dxa"/>
-              <w:left w:w="50" w:type="dxa"/>
-              <w:right w:w="50" w:type="dxa"/>
-            </w:tcMar>
           </w:tcPr>
           <w:p>
             <w:r>
               <w:rPr>
                 <w:b/>
-                <w:color w:val="FFFFFF"/>
-                <w:sz w:val="15"/>
+                <w:color w:val="0F2A4A"/>
+                <w:sz w:val="16"/>
               </w:rPr>
               <w:t>Execution Latency</w:t>
             </w:r>
@@ -7031,20 +5487,13 @@
         <w:tc>
           <w:tcPr>
             <w:tcW w:type="dxa" w:w="2094"/>
-            <w:shd w:fill="0F2A4A"/>
-            <w:tcMar>
-              <w:top w:w="35" w:type="dxa"/>
-              <w:bottom w:w="35" w:type="dxa"/>
-              <w:left w:w="50" w:type="dxa"/>
-              <w:right w:w="50" w:type="dxa"/>
-            </w:tcMar>
           </w:tcPr>
           <w:p>
             <w:r>
               <w:rPr>
                 <w:b/>
-                <w:color w:val="FFFFFF"/>
-                <w:sz w:val="15"/>
+                <w:color w:val="0F2A4A"/>
+                <w:sz w:val="16"/>
               </w:rPr>
               <w:t>99% VaR Precision</w:t>
             </w:r>
@@ -7055,20 +5504,13 @@
         <w:tc>
           <w:tcPr>
             <w:tcW w:type="dxa" w:w="2094"/>
-            <w:shd w:fill="F4F7FB"/>
-            <w:tcMar>
-              <w:top w:w="35" w:type="dxa"/>
-              <w:bottom w:w="35" w:type="dxa"/>
-              <w:left w:w="50" w:type="dxa"/>
-              <w:right w:w="50" w:type="dxa"/>
-            </w:tcMar>
           </w:tcPr>
           <w:p>
             <w:r>
               <w:rPr>
                 <w:b/>
                 <w:color w:val="1E232A"/>
-                <w:sz w:val="14"/>
+                <w:sz w:val="15"/>
               </w:rPr>
               <w:t>Standard Monte Carlo (MC)</w:t>
             </w:r>
@@ -7077,19 +5519,12 @@
         <w:tc>
           <w:tcPr>
             <w:tcW w:type="dxa" w:w="2094"/>
-            <w:shd w:fill="F4F7FB"/>
-            <w:tcMar>
-              <w:top w:w="35" w:type="dxa"/>
-              <w:bottom w:w="35" w:type="dxa"/>
-              <w:left w:w="50" w:type="dxa"/>
-              <w:right w:w="50" w:type="dxa"/>
-            </w:tcMar>
-          </w:tcPr>
-          <w:p>
-            <w:r>
-              <w:rPr>
-                <w:color w:val="1E232A"/>
-                <w:sz w:val="14"/>
+          </w:tcPr>
+          <w:p>
+            <w:r>
+              <w:rPr>
+                <w:color w:val="1E232A"/>
+                <w:sz w:val="15"/>
               </w:rPr>
               <w:t>O(1 / eps^2)</w:t>
             </w:r>
@@ -7098,19 +5533,12 @@
         <w:tc>
           <w:tcPr>
             <w:tcW w:type="dxa" w:w="2094"/>
-            <w:shd w:fill="F4F7FB"/>
-            <w:tcMar>
-              <w:top w:w="35" w:type="dxa"/>
-              <w:bottom w:w="35" w:type="dxa"/>
-              <w:left w:w="50" w:type="dxa"/>
-              <w:right w:w="50" w:type="dxa"/>
-            </w:tcMar>
-          </w:tcPr>
-          <w:p>
-            <w:r>
-              <w:rPr>
-                <w:color w:val="1E232A"/>
-                <w:sz w:val="14"/>
+          </w:tcPr>
+          <w:p>
+            <w:r>
+              <w:rPr>
+                <w:color w:val="1E232A"/>
+                <w:sz w:val="15"/>
               </w:rPr>
               <w:t>1,000,000 paths</w:t>
             </w:r>
@@ -7119,19 +5547,12 @@
         <w:tc>
           <w:tcPr>
             <w:tcW w:type="dxa" w:w="2094"/>
-            <w:shd w:fill="F4F7FB"/>
-            <w:tcMar>
-              <w:top w:w="35" w:type="dxa"/>
-              <w:bottom w:w="35" w:type="dxa"/>
-              <w:left w:w="50" w:type="dxa"/>
-              <w:right w:w="50" w:type="dxa"/>
-            </w:tcMar>
-          </w:tcPr>
-          <w:p>
-            <w:r>
-              <w:rPr>
-                <w:color w:val="1E232A"/>
-                <w:sz w:val="14"/>
+          </w:tcPr>
+          <w:p>
+            <w:r>
+              <w:rPr>
+                <w:color w:val="1E232A"/>
+                <w:sz w:val="15"/>
               </w:rPr>
               <w:t>1,840 ms</w:t>
             </w:r>
@@ -7140,19 +5561,12 @@
         <w:tc>
           <w:tcPr>
             <w:tcW w:type="dxa" w:w="2094"/>
-            <w:shd w:fill="F4F7FB"/>
-            <w:tcMar>
-              <w:top w:w="35" w:type="dxa"/>
-              <w:bottom w:w="35" w:type="dxa"/>
-              <w:left w:w="50" w:type="dxa"/>
-              <w:right w:w="50" w:type="dxa"/>
-            </w:tcMar>
-          </w:tcPr>
-          <w:p>
-            <w:r>
-              <w:rPr>
-                <w:color w:val="1E232A"/>
-                <w:sz w:val="14"/>
+          </w:tcPr>
+          <w:p>
+            <w:r>
+              <w:rPr>
+                <w:color w:val="1E232A"/>
+                <w:sz w:val="15"/>
               </w:rPr>
               <w:t>+/- 0.031%</w:t>
             </w:r>
@@ -7163,20 +5577,13 @@
         <w:tc>
           <w:tcPr>
             <w:tcW w:type="dxa" w:w="2094"/>
-            <w:shd w:fill="FFFFFF"/>
-            <w:tcMar>
-              <w:top w:w="35" w:type="dxa"/>
-              <w:bottom w:w="35" w:type="dxa"/>
-              <w:left w:w="50" w:type="dxa"/>
-              <w:right w:w="50" w:type="dxa"/>
-            </w:tcMar>
           </w:tcPr>
           <w:p>
             <w:r>
               <w:rPr>
                 <w:b/>
                 <w:color w:val="1E232A"/>
-                <w:sz w:val="14"/>
+                <w:sz w:val="15"/>
               </w:rPr>
               <w:t>Quasi-Monte Carlo (Sobol)</w:t>
             </w:r>
@@ -7185,19 +5592,12 @@
         <w:tc>
           <w:tcPr>
             <w:tcW w:type="dxa" w:w="2094"/>
-            <w:shd w:fill="FFFFFF"/>
-            <w:tcMar>
-              <w:top w:w="35" w:type="dxa"/>
-              <w:bottom w:w="35" w:type="dxa"/>
-              <w:left w:w="50" w:type="dxa"/>
-              <w:right w:w="50" w:type="dxa"/>
-            </w:tcMar>
-          </w:tcPr>
-          <w:p>
-            <w:r>
-              <w:rPr>
-                <w:color w:val="1E232A"/>
-                <w:sz w:val="14"/>
+          </w:tcPr>
+          <w:p>
+            <w:r>
+              <w:rPr>
+                <w:color w:val="1E232A"/>
+                <w:sz w:val="15"/>
               </w:rPr>
               <w:t>O(1 / eps * ln M)</w:t>
             </w:r>
@@ -7206,19 +5606,12 @@
         <w:tc>
           <w:tcPr>
             <w:tcW w:type="dxa" w:w="2094"/>
-            <w:shd w:fill="FFFFFF"/>
-            <w:tcMar>
-              <w:top w:w="35" w:type="dxa"/>
-              <w:bottom w:w="35" w:type="dxa"/>
-              <w:left w:w="50" w:type="dxa"/>
-              <w:right w:w="50" w:type="dxa"/>
-            </w:tcMar>
-          </w:tcPr>
-          <w:p>
-            <w:r>
-              <w:rPr>
-                <w:color w:val="1E232A"/>
-                <w:sz w:val="14"/>
+          </w:tcPr>
+          <w:p>
+            <w:r>
+              <w:rPr>
+                <w:color w:val="1E232A"/>
+                <w:sz w:val="15"/>
               </w:rPr>
               <w:t>45,000 paths</w:t>
             </w:r>
@@ -7227,19 +5620,12 @@
         <w:tc>
           <w:tcPr>
             <w:tcW w:type="dxa" w:w="2094"/>
-            <w:shd w:fill="FFFFFF"/>
-            <w:tcMar>
-              <w:top w:w="35" w:type="dxa"/>
-              <w:bottom w:w="35" w:type="dxa"/>
-              <w:left w:w="50" w:type="dxa"/>
-              <w:right w:w="50" w:type="dxa"/>
-            </w:tcMar>
-          </w:tcPr>
-          <w:p>
-            <w:r>
-              <w:rPr>
-                <w:color w:val="1E232A"/>
-                <w:sz w:val="14"/>
+          </w:tcPr>
+          <w:p>
+            <w:r>
+              <w:rPr>
+                <w:color w:val="1E232A"/>
+                <w:sz w:val="15"/>
               </w:rPr>
               <w:t>185 ms</w:t>
             </w:r>
@@ -7248,19 +5634,12 @@
         <w:tc>
           <w:tcPr>
             <w:tcW w:type="dxa" w:w="2094"/>
-            <w:shd w:fill="FFFFFF"/>
-            <w:tcMar>
-              <w:top w:w="35" w:type="dxa"/>
-              <w:bottom w:w="35" w:type="dxa"/>
-              <w:left w:w="50" w:type="dxa"/>
-              <w:right w:w="50" w:type="dxa"/>
-            </w:tcMar>
-          </w:tcPr>
-          <w:p>
-            <w:r>
-              <w:rPr>
-                <w:color w:val="1E232A"/>
-                <w:sz w:val="14"/>
+          </w:tcPr>
+          <w:p>
+            <w:r>
+              <w:rPr>
+                <w:color w:val="1E232A"/>
+                <w:sz w:val="15"/>
               </w:rPr>
               <w:t>+/- 0.015%</w:t>
             </w:r>
@@ -7271,20 +5650,13 @@
         <w:tc>
           <w:tcPr>
             <w:tcW w:type="dxa" w:w="2094"/>
-            <w:shd w:fill="EAF2F8"/>
-            <w:tcMar>
-              <w:top w:w="35" w:type="dxa"/>
-              <w:bottom w:w="35" w:type="dxa"/>
-              <w:left w:w="50" w:type="dxa"/>
-              <w:right w:w="50" w:type="dxa"/>
-            </w:tcMar>
           </w:tcPr>
           <w:p>
             <w:r>
               <w:rPr>
                 <w:b/>
-                <w:color w:val="0F2A4A"/>
-                <w:sz w:val="14"/>
+                <w:color w:val="1E232A"/>
+                <w:sz w:val="15"/>
               </w:rPr>
               <w:t>SparsioQ QAE Circuit</w:t>
             </w:r>
@@ -7293,20 +5665,13 @@
         <w:tc>
           <w:tcPr>
             <w:tcW w:type="dxa" w:w="2094"/>
-            <w:shd w:fill="EAF2F8"/>
-            <w:tcMar>
-              <w:top w:w="35" w:type="dxa"/>
-              <w:bottom w:w="35" w:type="dxa"/>
-              <w:left w:w="50" w:type="dxa"/>
-              <w:right w:w="50" w:type="dxa"/>
-            </w:tcMar>
           </w:tcPr>
           <w:p>
             <w:r>
               <w:rPr>
                 <w:b/>
-                <w:color w:val="0F2A4A"/>
-                <w:sz w:val="14"/>
+                <w:color w:val="1E232A"/>
+                <w:sz w:val="15"/>
               </w:rPr>
               <w:t>O(1 / eps)</w:t>
             </w:r>
@@ -7315,20 +5680,13 @@
         <w:tc>
           <w:tcPr>
             <w:tcW w:type="dxa" w:w="2094"/>
-            <w:shd w:fill="EAF2F8"/>
-            <w:tcMar>
-              <w:top w:w="35" w:type="dxa"/>
-              <w:bottom w:w="35" w:type="dxa"/>
-              <w:left w:w="50" w:type="dxa"/>
-              <w:right w:w="50" w:type="dxa"/>
-            </w:tcMar>
           </w:tcPr>
           <w:p>
             <w:r>
               <w:rPr>
                 <w:b/>
-                <w:color w:val="0F2A4A"/>
-                <w:sz w:val="14"/>
+                <w:color w:val="1E232A"/>
+                <w:sz w:val="15"/>
               </w:rPr>
               <w:t>1,024 evaluations</w:t>
             </w:r>
@@ -7337,20 +5695,13 @@
         <w:tc>
           <w:tcPr>
             <w:tcW w:type="dxa" w:w="2094"/>
-            <w:shd w:fill="EAF2F8"/>
-            <w:tcMar>
-              <w:top w:w="35" w:type="dxa"/>
-              <w:bottom w:w="35" w:type="dxa"/>
-              <w:left w:w="50" w:type="dxa"/>
-              <w:right w:w="50" w:type="dxa"/>
-            </w:tcMar>
           </w:tcPr>
           <w:p>
             <w:r>
               <w:rPr>
                 <w:b/>
-                <w:color w:val="0F2A4A"/>
-                <w:sz w:val="14"/>
+                <w:color w:val="1E232A"/>
+                <w:sz w:val="15"/>
               </w:rPr>
               <w:t>8.2 ms</w:t>
             </w:r>
@@ -7359,20 +5710,13 @@
         <w:tc>
           <w:tcPr>
             <w:tcW w:type="dxa" w:w="2094"/>
-            <w:shd w:fill="EAF2F8"/>
-            <w:tcMar>
-              <w:top w:w="35" w:type="dxa"/>
-              <w:bottom w:w="35" w:type="dxa"/>
-              <w:left w:w="50" w:type="dxa"/>
-              <w:right w:w="50" w:type="dxa"/>
-            </w:tcMar>
           </w:tcPr>
           <w:p>
             <w:r>
               <w:rPr>
                 <w:b/>
-                <w:color w:val="0F2A4A"/>
-                <w:sz w:val="14"/>
+                <w:color w:val="1E232A"/>
+                <w:sz w:val="15"/>
               </w:rPr>
               <w:t>+/- 0.002%</w:t>
             </w:r>
@@ -7383,20 +5727,13 @@
         <w:tc>
           <w:tcPr>
             <w:tcW w:type="dxa" w:w="2094"/>
-            <w:shd w:fill="FFFFFF"/>
-            <w:tcMar>
-              <w:top w:w="35" w:type="dxa"/>
-              <w:bottom w:w="35" w:type="dxa"/>
-              <w:left w:w="50" w:type="dxa"/>
-              <w:right w:w="50" w:type="dxa"/>
-            </w:tcMar>
           </w:tcPr>
           <w:p>
             <w:r>
               <w:rPr>
                 <w:b/>
                 <w:color w:val="1E232A"/>
-                <w:sz w:val="14"/>
+                <w:sz w:val="15"/>
               </w:rPr>
               <w:t>Quantum Advantage Factor</w:t>
             </w:r>
@@ -7405,19 +5742,12 @@
         <w:tc>
           <w:tcPr>
             <w:tcW w:type="dxa" w:w="2094"/>
-            <w:shd w:fill="FFFFFF"/>
-            <w:tcMar>
-              <w:top w:w="35" w:type="dxa"/>
-              <w:bottom w:w="35" w:type="dxa"/>
-              <w:left w:w="50" w:type="dxa"/>
-              <w:right w:w="50" w:type="dxa"/>
-            </w:tcMar>
-          </w:tcPr>
-          <w:p>
-            <w:r>
-              <w:rPr>
-                <w:color w:val="1E232A"/>
-                <w:sz w:val="14"/>
+          </w:tcPr>
+          <w:p>
+            <w:r>
+              <w:rPr>
+                <w:color w:val="1E232A"/>
+                <w:sz w:val="15"/>
               </w:rPr>
               <w:t>Quadratic Speedup</w:t>
             </w:r>
@@ -7426,19 +5756,12 @@
         <w:tc>
           <w:tcPr>
             <w:tcW w:type="dxa" w:w="2094"/>
-            <w:shd w:fill="FFFFFF"/>
-            <w:tcMar>
-              <w:top w:w="35" w:type="dxa"/>
-              <w:bottom w:w="35" w:type="dxa"/>
-              <w:left w:w="50" w:type="dxa"/>
-              <w:right w:w="50" w:type="dxa"/>
-            </w:tcMar>
-          </w:tcPr>
-          <w:p>
-            <w:r>
-              <w:rPr>
-                <w:color w:val="1E232A"/>
-                <w:sz w:val="14"/>
+          </w:tcPr>
+          <w:p>
+            <w:r>
+              <w:rPr>
+                <w:color w:val="1E232A"/>
+                <w:sz w:val="15"/>
               </w:rPr>
               <w:t>976x Sample Reduction</w:t>
             </w:r>
@@ -7447,19 +5770,12 @@
         <w:tc>
           <w:tcPr>
             <w:tcW w:type="dxa" w:w="2094"/>
-            <w:shd w:fill="FFFFFF"/>
-            <w:tcMar>
-              <w:top w:w="35" w:type="dxa"/>
-              <w:bottom w:w="35" w:type="dxa"/>
-              <w:left w:w="50" w:type="dxa"/>
-              <w:right w:w="50" w:type="dxa"/>
-            </w:tcMar>
-          </w:tcPr>
-          <w:p>
-            <w:r>
-              <w:rPr>
-                <w:color w:val="1E232A"/>
-                <w:sz w:val="14"/>
+          </w:tcPr>
+          <w:p>
+            <w:r>
+              <w:rPr>
+                <w:color w:val="1E232A"/>
+                <w:sz w:val="15"/>
               </w:rPr>
               <w:t>224x Speedup</w:t>
             </w:r>
@@ -7468,19 +5784,12 @@
         <w:tc>
           <w:tcPr>
             <w:tcW w:type="dxa" w:w="2094"/>
-            <w:shd w:fill="FFFFFF"/>
-            <w:tcMar>
-              <w:top w:w="35" w:type="dxa"/>
-              <w:bottom w:w="35" w:type="dxa"/>
-              <w:left w:w="50" w:type="dxa"/>
-              <w:right w:w="50" w:type="dxa"/>
-            </w:tcMar>
-          </w:tcPr>
-          <w:p>
-            <w:r>
-              <w:rPr>
-                <w:color w:val="1E232A"/>
-                <w:sz w:val="14"/>
+          </w:tcPr>
+          <w:p>
+            <w:r>
+              <w:rPr>
+                <w:color w:val="1E232A"/>
+                <w:sz w:val="15"/>
               </w:rPr>
               <w:t>15x Precision Gain</w:t>
             </w:r>
@@ -7553,7 +5862,7 @@
           <w:color w:val="0F2A4A"/>
           <w:sz w:val="22"/>
         </w:rPr>
-        <w:t>9.  Live User Interface Demonstration</w:t>
+        <w:t>9.  Live User Interface Demonstration &amp; Application Pages</w:t>
       </w:r>
     </w:p>
     <w:p>
@@ -7569,7 +5878,7 @@
           <w:color w:val="1E232A"/>
           <w:sz w:val="17"/>
         </w:rPr>
-        <w:t>Figure 4 showcases four operational modules of the SparsioQ cloud deployment (running live at https://sparsioq-platform.streamlit.app), demonstrating the unified trading and analytics workflow:</w:t>
+        <w:t>Figure 4 showcases four primary operational screens of the SparsioQ platform deployed live on Streamlit Cloud (accessible at https://sparsioq-platform.streamlit.app). Each interface view is engineered for seamless user interaction:</w:t>
       </w:r>
     </w:p>
     <w:tbl>
@@ -7577,14 +5886,6 @@
         <w:tblW w:type="auto" w:w="0"/>
         <w:jc w:val="center"/>
         <w:tblLook w:firstColumn="1" w:firstRow="1" w:lastColumn="0" w:lastRow="0" w:noHBand="0" w:noVBand="1" w:val="04A0"/>
-        <w:tblBorders>
-          <w:top w:val="none" w:sz="4" w:space="0" w:color="D5DDE6"/>
-          <w:bottom w:val="none" w:sz="4" w:space="0" w:color="D5DDE6"/>
-          <w:left w:val="none"/>
-          <w:right w:val="none"/>
-          <w:insideH w:val="none" w:sz="4" w:space="0" w:color="D5DDE6"/>
-          <w:insideV w:val="none"/>
-        </w:tblBorders>
       </w:tblPr>
       <w:tblGrid>
         <w:gridCol w:w="5234"/>
@@ -7594,12 +5895,6 @@
         <w:tc>
           <w:tcPr>
             <w:tcW w:type="dxa" w:w="5234"/>
-            <w:tcMar>
-              <w:top w:w="20" w:type="dxa"/>
-              <w:bottom w:w="20" w:type="dxa"/>
-              <w:left w:w="20" w:type="dxa"/>
-              <w:right w:w="20" w:type="dxa"/>
-            </w:tcMar>
           </w:tcPr>
           <w:p>
             <w:pPr>
@@ -7644,12 +5939,6 @@
         <w:tc>
           <w:tcPr>
             <w:tcW w:type="dxa" w:w="5234"/>
-            <w:tcMar>
-              <w:top w:w="20" w:type="dxa"/>
-              <w:bottom w:w="20" w:type="dxa"/>
-              <w:left w:w="20" w:type="dxa"/>
-              <w:right w:w="20" w:type="dxa"/>
-            </w:tcMar>
           </w:tcPr>
           <w:p>
             <w:pPr>
@@ -7696,12 +5985,6 @@
         <w:tc>
           <w:tcPr>
             <w:tcW w:type="dxa" w:w="5234"/>
-            <w:tcMar>
-              <w:top w:w="20" w:type="dxa"/>
-              <w:bottom w:w="20" w:type="dxa"/>
-              <w:left w:w="20" w:type="dxa"/>
-              <w:right w:w="20" w:type="dxa"/>
-            </w:tcMar>
           </w:tcPr>
           <w:p>
             <w:pPr>
@@ -7746,12 +6029,6 @@
         <w:tc>
           <w:tcPr>
             <w:tcW w:type="dxa" w:w="5234"/>
-            <w:tcMar>
-              <w:top w:w="20" w:type="dxa"/>
-              <w:bottom w:w="20" w:type="dxa"/>
-              <w:left w:w="20" w:type="dxa"/>
-              <w:right w:w="20" w:type="dxa"/>
-            </w:tcMar>
           </w:tcPr>
           <w:p>
             <w:pPr>
@@ -7808,7 +6085,7 @@
           <w:color w:val="505A69"/>
           <w:sz w:val="15"/>
         </w:rPr>
-        <w:t>Figure 4: Comprehensive production interface views of SparsioQ: (Top-Left) Real-time Stock Screener &amp; Quantitative Ranking across 25 NIFTY blue-chips. (Top-Right) Interactive Portfolio Optimization cockpit with KKT sparse weight allocation. (Bottom-Left) Black-Scholes Multi-Greek Derivative Volatility Surface. (Bottom-Right) 3-State Gaussian HMM Market Regime Detection and Dynamic Hedging Engine.</w:t>
+        <w:t>Figure 4: Comprehensive production interface views: (Top-Left) Live Market Watch &amp; Quantitative Stock Ranking. (Top-Right) Interactive Portfolio Optimization Cockpit. (Bottom-Left) Analytical Black-Scholes Greeks Volatility Surface. (Bottom-Right) 3-State Gaussian HMM Dynamic Hedging Engine.</w:t>
       </w:r>
     </w:p>
     <w:p>
@@ -7824,7 +6101,7 @@
           <w:color w:val="335C8D"/>
           <w:sz w:val="19"/>
         </w:rPr>
-        <w:t>Cockpit Workflows &amp; Real-Time Functionality</w:t>
+        <w:t>Architecture and Functional Workflow of Platform Pages</w:t>
       </w:r>
     </w:p>
     <w:p>
@@ -7839,7 +6116,7 @@
           <w:color w:val="0F2A4A"/>
           <w:sz w:val="17"/>
         </w:rPr>
-        <w:t>Real-Time Screener:</w:t>
+        <w:t>Page 1: Real-Time Market Watch &amp; Screener (Top-Left):</w:t>
       </w:r>
       <w:r>
         <w:rPr>
@@ -7847,7 +6124,7 @@
           <w:color w:val="1E232A"/>
           <w:sz w:val="17"/>
         </w:rPr>
-        <w:t xml:space="preserve"> Tabular ranking updated continuously with live quotes, 24-hour price change deltas, market session open/close status, volume liquidity metrics, and valuation health ratings.</w:t>
+        <w:t xml:space="preserve"> Displays live streaming quotes, real-time percentage changes, exchange trading status (Open/Closed), 20-Day Simple Moving Averages, and institutional health scores for all 25 blue-chip stocks, enabling instant top-to-bottom market discovery.</w:t>
       </w:r>
     </w:p>
     <w:p>
@@ -7862,7 +6139,7 @@
           <w:color w:val="0F2A4A"/>
           <w:sz w:val="17"/>
         </w:rPr>
-        <w:t>Interactive Convex Rebalancer:</w:t>
+        <w:t>Page 2: Interactive Portfolio Rebalancer (Top-Right):</w:t>
       </w:r>
       <w:r>
         <w:rPr>
@@ -7870,7 +6147,7 @@
           <w:color w:val="1E232A"/>
           <w:sz w:val="17"/>
         </w:rPr>
-        <w:t xml:space="preserve"> Dynamic slider controls allowing investors to adjust risk tolerance gamma, instantaneously solving the CVXOPT interior-point problem in sub-second latency.</w:t>
+        <w:t xml:space="preserve"> Provides interactive risk tolerance sliders and optimization mode selectors (Conservative, Moderate, Aggressive). The CVXOPT solver recomputes KKT-optimal weights in sub-second latency, graphically rendering asset allocations and expected return frontiers.</w:t>
       </w:r>
     </w:p>
     <w:p>
@@ -7885,7 +6162,7 @@
           <w:color w:val="0F2A4A"/>
           <w:sz w:val="17"/>
         </w:rPr>
-        <w:t>Stateful Paper Execution Simulator:</w:t>
+        <w:t>Page 3: Black-Scholes Greeks Volatility Surface (Bottom-Left):</w:t>
       </w:r>
       <w:r>
         <w:rPr>
@@ -7893,7 +6170,7 @@
           <w:color w:val="1E232A"/>
           <w:sz w:val="17"/>
         </w:rPr>
-        <w:t xml:space="preserve"> Real-time transaction ledger supporting buy/sell order placement, cash balance management, position tracking, and portfolio Sharpe ratio evaluation with zero risk of capital loss.</w:t>
+        <w:t xml:space="preserve"> Generates an interactive 3D risk mesh across strike prices and option maturities, computing Delta, Gamma, Vega, and Theta sensitivities to inform downside hedging and options tail-protection strategies.</w:t>
       </w:r>
     </w:p>
     <w:p>
@@ -7908,7 +6185,7 @@
           <w:color w:val="0F2A4A"/>
           <w:sz w:val="17"/>
         </w:rPr>
-        <w:t>Direct Cloud Access:</w:t>
+        <w:t>Page 4: HMM Market Regime Detection &amp; Hedging Core (Bottom-Right):</w:t>
       </w:r>
       <w:r>
         <w:rPr>
@@ -7916,7 +6193,30 @@
           <w:color w:val="1E232A"/>
           <w:sz w:val="17"/>
         </w:rPr>
-        <w:t xml:space="preserve"> The public production deployment is accessible at https://sparsioq-platform.streamlit.app.</w:t>
+        <w:t xml:space="preserve"> Visualizes historical state probabilities (Bullish, Sideways, Crash). When the crash regime triggers, an automated cash rebalance shifts capital into risk-free reserves, shielding investors from severe drawdowns.</w:t>
+      </w:r>
+    </w:p>
+    <w:p>
+      <w:pPr>
+        <w:pStyle w:val="ListBullet"/>
+        <w:spacing w:before="20" w:after="40" w:line="269" w:lineRule="auto"/>
+      </w:pPr>
+      <w:r>
+        <w:rPr>
+          <w:rFonts w:ascii="Times New Roman" w:hAnsi="Times New Roman"/>
+          <w:b/>
+          <w:color w:val="0F2A4A"/>
+          <w:sz w:val="17"/>
+        </w:rPr>
+        <w:t>Page 5: Paper Trading Execution Cockpit &amp; Audit Ledger:</w:t>
+      </w:r>
+      <w:r>
+        <w:rPr>
+          <w:rFonts w:ascii="Times New Roman" w:hAnsi="Times New Roman"/>
+          <w:color w:val="1E232A"/>
+          <w:sz w:val="17"/>
+        </w:rPr>
+        <w:t xml:space="preserve"> A zero-capital simulated brokerage environment featuring buy/sell execution, active position tracking, real-time P&amp;L analytics, and full transaction history logging without financial risk.</w:t>
       </w:r>
     </w:p>
     <w:p>
@@ -7953,7 +6253,7 @@
           <w:color w:val="1E232A"/>
           <w:sz w:val="17"/>
         </w:rPr>
-        <w:t>Engineering Challenges Overcome: (1) API Rate Limiting: Frequent Yahoo Finance HTTP 429 errors were resolved by architecting an in-memory 60s TTL cache with empirical covariance matrix fallbacks; (2) Quadratic Simplex Degeneracy: Standard solvers fail when ||w||_1 = 1 is constant; introducing slack variables u preserved strict convexity; (3) Quantum Hardware Gate Noise: Current NISQ devices suffer from decoherence, necessitating high-speed simulated Grover operators.</w:t>
+        <w:t>Engineering Challenges Overcome: (1) API Rate Limiting: Frequent Yahoo Finance HTTP 429 throttling was resolved by architecting an in-memory 60s TTL cache with empirical covariance matrix fallbacks; (2) Simplex Regularization Degeneracy: Standard quadratic solvers fail when the sum of weights is fixed; introducing auxiliary slack variables preserved strict convexity; (3) Quantum Hardware Gate Noise: Current NISQ devices suffer from decoherence, necessitating high-speed simulated Grover operators.</w:t>
       </w:r>
     </w:p>
     <w:p>
@@ -8070,7 +6370,7 @@
           <w:color w:val="1E232A"/>
           <w:sz w:val="17"/>
         </w:rPr>
-        <w:t xml:space="preserve"> Deploying QAE circuits to physical IBM Quantum processors via Qiskit Runtime with Zero-Noise Extrapolation (ZNE) error mitigation.</w:t>
+        <w:t xml:space="preserve"> Deploying QAE circuits to physical IBM Quantum processors via Qiskit Runtime with Zero-Noise Extrapolation error mitigation.</w:t>
       </w:r>
     </w:p>
     <w:p>
@@ -8287,14 +6587,6 @@
         <w:tblW w:type="auto" w:w="0"/>
         <w:jc w:val="center"/>
         <w:tblLook w:firstColumn="1" w:firstRow="1" w:lastColumn="0" w:lastRow="0" w:noHBand="0" w:noVBand="1" w:val="04A0"/>
-        <w:tblBorders>
-          <w:top w:val="single" w:sz="4" w:space="0" w:color="D5DDE6"/>
-          <w:bottom w:val="single" w:sz="4" w:space="0" w:color="D5DDE6"/>
-          <w:left w:val="none"/>
-          <w:right w:val="none"/>
-          <w:insideH w:val="single" w:sz="4" w:space="0" w:color="D5DDE6"/>
-          <w:insideV w:val="none"/>
-        </w:tblBorders>
       </w:tblPr>
       <w:tblGrid>
         <w:gridCol w:w="1496"/>
@@ -8309,19 +6601,12 @@
         <w:tc>
           <w:tcPr>
             <w:tcW w:type="dxa" w:w="1496"/>
-            <w:shd w:fill="0F2A4A"/>
-            <w:tcMar>
-              <w:top w:w="25" w:type="dxa"/>
-              <w:bottom w:w="25" w:type="dxa"/>
-              <w:left w:w="40" w:type="dxa"/>
-              <w:right w:w="40" w:type="dxa"/>
-            </w:tcMar>
           </w:tcPr>
           <w:p>
             <w:r>
               <w:rPr>
                 <w:b/>
-                <w:color w:val="FFFFFF"/>
+                <w:color w:val="0F2A4A"/>
                 <w:sz w:val="15"/>
               </w:rPr>
               <w:t>Ticker</w:t>
@@ -8331,19 +6616,12 @@
         <w:tc>
           <w:tcPr>
             <w:tcW w:type="dxa" w:w="1496"/>
-            <w:shd w:fill="0F2A4A"/>
-            <w:tcMar>
-              <w:top w:w="25" w:type="dxa"/>
-              <w:bottom w:w="25" w:type="dxa"/>
-              <w:left w:w="40" w:type="dxa"/>
-              <w:right w:w="40" w:type="dxa"/>
-            </w:tcMar>
           </w:tcPr>
           <w:p>
             <w:r>
               <w:rPr>
                 <w:b/>
-                <w:color w:val="FFFFFF"/>
+                <w:color w:val="0F2A4A"/>
                 <w:sz w:val="15"/>
               </w:rPr>
               <w:t>Company Name</w:t>
@@ -8353,19 +6631,12 @@
         <w:tc>
           <w:tcPr>
             <w:tcW w:type="dxa" w:w="1496"/>
-            <w:shd w:fill="0F2A4A"/>
-            <w:tcMar>
-              <w:top w:w="25" w:type="dxa"/>
-              <w:bottom w:w="25" w:type="dxa"/>
-              <w:left w:w="40" w:type="dxa"/>
-              <w:right w:w="40" w:type="dxa"/>
-            </w:tcMar>
           </w:tcPr>
           <w:p>
             <w:r>
               <w:rPr>
                 <w:b/>
-                <w:color w:val="FFFFFF"/>
+                <w:color w:val="0F2A4A"/>
                 <w:sz w:val="15"/>
               </w:rPr>
               <w:t>Sector</w:t>
@@ -8375,19 +6646,12 @@
         <w:tc>
           <w:tcPr>
             <w:tcW w:type="dxa" w:w="1496"/>
-            <w:shd w:fill="0F2A4A"/>
-            <w:tcMar>
-              <w:top w:w="25" w:type="dxa"/>
-              <w:bottom w:w="25" w:type="dxa"/>
-              <w:left w:w="40" w:type="dxa"/>
-              <w:right w:w="40" w:type="dxa"/>
-            </w:tcMar>
           </w:tcPr>
           <w:p>
             <w:r>
               <w:rPr>
                 <w:b/>
-                <w:color w:val="FFFFFF"/>
+                <w:color w:val="0F2A4A"/>
                 <w:sz w:val="15"/>
               </w:rPr>
               <w:t>KKT Weight</w:t>
@@ -8397,19 +6661,12 @@
         <w:tc>
           <w:tcPr>
             <w:tcW w:type="dxa" w:w="1496"/>
-            <w:shd w:fill="0F2A4A"/>
-            <w:tcMar>
-              <w:top w:w="25" w:type="dxa"/>
-              <w:bottom w:w="25" w:type="dxa"/>
-              <w:left w:w="40" w:type="dxa"/>
-              <w:right w:w="40" w:type="dxa"/>
-            </w:tcMar>
           </w:tcPr>
           <w:p>
             <w:r>
               <w:rPr>
                 <w:b/>
-                <w:color w:val="FFFFFF"/>
+                <w:color w:val="0F2A4A"/>
                 <w:sz w:val="15"/>
               </w:rPr>
               <w:t>Live Price</w:t>
@@ -8419,19 +6676,12 @@
         <w:tc>
           <w:tcPr>
             <w:tcW w:type="dxa" w:w="1496"/>
-            <w:shd w:fill="0F2A4A"/>
-            <w:tcMar>
-              <w:top w:w="25" w:type="dxa"/>
-              <w:bottom w:w="25" w:type="dxa"/>
-              <w:left w:w="40" w:type="dxa"/>
-              <w:right w:w="40" w:type="dxa"/>
-            </w:tcMar>
           </w:tcPr>
           <w:p>
             <w:r>
               <w:rPr>
                 <w:b/>
-                <w:color w:val="FFFFFF"/>
+                <w:color w:val="0F2A4A"/>
                 <w:sz w:val="15"/>
               </w:rPr>
               <w:t>Health</w:t>
@@ -8441,19 +6691,12 @@
         <w:tc>
           <w:tcPr>
             <w:tcW w:type="dxa" w:w="1496"/>
-            <w:shd w:fill="0F2A4A"/>
-            <w:tcMar>
-              <w:top w:w="25" w:type="dxa"/>
-              <w:bottom w:w="25" w:type="dxa"/>
-              <w:left w:w="40" w:type="dxa"/>
-              <w:right w:w="40" w:type="dxa"/>
-            </w:tcMar>
           </w:tcPr>
           <w:p>
             <w:r>
               <w:rPr>
                 <w:b/>
-                <w:color w:val="FFFFFF"/>
+                <w:color w:val="0F2A4A"/>
                 <w:sz w:val="15"/>
               </w:rPr>
               <w:t>Verdict</w:t>
@@ -8465,13 +6708,6 @@
         <w:tc>
           <w:tcPr>
             <w:tcW w:type="dxa" w:w="1496"/>
-            <w:shd w:fill="EAF2F8"/>
-            <w:tcMar>
-              <w:top w:w="20" w:type="dxa"/>
-              <w:bottom w:w="20" w:type="dxa"/>
-              <w:left w:w="30" w:type="dxa"/>
-              <w:right w:w="30" w:type="dxa"/>
-            </w:tcMar>
           </w:tcPr>
           <w:p>
             <w:r>
@@ -8487,13 +6723,6 @@
         <w:tc>
           <w:tcPr>
             <w:tcW w:type="dxa" w:w="1496"/>
-            <w:shd w:fill="EAF2F8"/>
-            <w:tcMar>
-              <w:top w:w="20" w:type="dxa"/>
-              <w:bottom w:w="20" w:type="dxa"/>
-              <w:left w:w="30" w:type="dxa"/>
-              <w:right w:w="30" w:type="dxa"/>
-            </w:tcMar>
           </w:tcPr>
           <w:p>
             <w:r>
@@ -8508,13 +6737,6 @@
         <w:tc>
           <w:tcPr>
             <w:tcW w:type="dxa" w:w="1496"/>
-            <w:shd w:fill="EAF2F8"/>
-            <w:tcMar>
-              <w:top w:w="20" w:type="dxa"/>
-              <w:bottom w:w="20" w:type="dxa"/>
-              <w:left w:w="30" w:type="dxa"/>
-              <w:right w:w="30" w:type="dxa"/>
-            </w:tcMar>
           </w:tcPr>
           <w:p>
             <w:r>
@@ -8529,13 +6751,6 @@
         <w:tc>
           <w:tcPr>
             <w:tcW w:type="dxa" w:w="1496"/>
-            <w:shd w:fill="EAF2F8"/>
-            <w:tcMar>
-              <w:top w:w="20" w:type="dxa"/>
-              <w:bottom w:w="20" w:type="dxa"/>
-              <w:left w:w="30" w:type="dxa"/>
-              <w:right w:w="30" w:type="dxa"/>
-            </w:tcMar>
           </w:tcPr>
           <w:p>
             <w:r>
@@ -8551,13 +6766,6 @@
         <w:tc>
           <w:tcPr>
             <w:tcW w:type="dxa" w:w="1496"/>
-            <w:shd w:fill="EAF2F8"/>
-            <w:tcMar>
-              <w:top w:w="20" w:type="dxa"/>
-              <w:bottom w:w="20" w:type="dxa"/>
-              <w:left w:w="30" w:type="dxa"/>
-              <w:right w:w="30" w:type="dxa"/>
-            </w:tcMar>
           </w:tcPr>
           <w:p>
             <w:r>
@@ -8572,13 +6780,6 @@
         <w:tc>
           <w:tcPr>
             <w:tcW w:type="dxa" w:w="1496"/>
-            <w:shd w:fill="EAF2F8"/>
-            <w:tcMar>
-              <w:top w:w="20" w:type="dxa"/>
-              <w:bottom w:w="20" w:type="dxa"/>
-              <w:left w:w="30" w:type="dxa"/>
-              <w:right w:w="30" w:type="dxa"/>
-            </w:tcMar>
           </w:tcPr>
           <w:p>
             <w:r>
@@ -8593,19 +6794,11 @@
         <w:tc>
           <w:tcPr>
             <w:tcW w:type="dxa" w:w="1496"/>
-            <w:shd w:fill="EAF2F8"/>
-            <w:tcMar>
-              <w:top w:w="20" w:type="dxa"/>
-              <w:bottom w:w="20" w:type="dxa"/>
-              <w:left w:w="30" w:type="dxa"/>
-              <w:right w:w="30" w:type="dxa"/>
-            </w:tcMar>
-          </w:tcPr>
-          <w:p>
-            <w:r>
-              <w:rPr>
-                <w:b/>
-                <w:color w:val="147828"/>
+          </w:tcPr>
+          <w:p>
+            <w:r>
+              <w:rPr>
+                <w:color w:val="1E232A"/>
                 <w:sz w:val="14"/>
               </w:rPr>
               <w:t>STRONG BUY</w:t>
@@ -8617,13 +6810,6 @@
         <w:tc>
           <w:tcPr>
             <w:tcW w:type="dxa" w:w="1496"/>
-            <w:shd w:fill="EAF2F8"/>
-            <w:tcMar>
-              <w:top w:w="20" w:type="dxa"/>
-              <w:bottom w:w="20" w:type="dxa"/>
-              <w:left w:w="30" w:type="dxa"/>
-              <w:right w:w="30" w:type="dxa"/>
-            </w:tcMar>
           </w:tcPr>
           <w:p>
             <w:r>
@@ -8639,13 +6825,6 @@
         <w:tc>
           <w:tcPr>
             <w:tcW w:type="dxa" w:w="1496"/>
-            <w:shd w:fill="EAF2F8"/>
-            <w:tcMar>
-              <w:top w:w="20" w:type="dxa"/>
-              <w:bottom w:w="20" w:type="dxa"/>
-              <w:left w:w="30" w:type="dxa"/>
-              <w:right w:w="30" w:type="dxa"/>
-            </w:tcMar>
           </w:tcPr>
           <w:p>
             <w:r>
@@ -8660,13 +6839,6 @@
         <w:tc>
           <w:tcPr>
             <w:tcW w:type="dxa" w:w="1496"/>
-            <w:shd w:fill="EAF2F8"/>
-            <w:tcMar>
-              <w:top w:w="20" w:type="dxa"/>
-              <w:bottom w:w="20" w:type="dxa"/>
-              <w:left w:w="30" w:type="dxa"/>
-              <w:right w:w="30" w:type="dxa"/>
-            </w:tcMar>
           </w:tcPr>
           <w:p>
             <w:r>
@@ -8681,13 +6853,6 @@
         <w:tc>
           <w:tcPr>
             <w:tcW w:type="dxa" w:w="1496"/>
-            <w:shd w:fill="EAF2F8"/>
-            <w:tcMar>
-              <w:top w:w="20" w:type="dxa"/>
-              <w:bottom w:w="20" w:type="dxa"/>
-              <w:left w:w="30" w:type="dxa"/>
-              <w:right w:w="30" w:type="dxa"/>
-            </w:tcMar>
           </w:tcPr>
           <w:p>
             <w:r>
@@ -8703,13 +6868,6 @@
         <w:tc>
           <w:tcPr>
             <w:tcW w:type="dxa" w:w="1496"/>
-            <w:shd w:fill="EAF2F8"/>
-            <w:tcMar>
-              <w:top w:w="20" w:type="dxa"/>
-              <w:bottom w:w="20" w:type="dxa"/>
-              <w:left w:w="30" w:type="dxa"/>
-              <w:right w:w="30" w:type="dxa"/>
-            </w:tcMar>
           </w:tcPr>
           <w:p>
             <w:r>
@@ -8724,13 +6882,6 @@
         <w:tc>
           <w:tcPr>
             <w:tcW w:type="dxa" w:w="1496"/>
-            <w:shd w:fill="EAF2F8"/>
-            <w:tcMar>
-              <w:top w:w="20" w:type="dxa"/>
-              <w:bottom w:w="20" w:type="dxa"/>
-              <w:left w:w="30" w:type="dxa"/>
-              <w:right w:w="30" w:type="dxa"/>
-            </w:tcMar>
           </w:tcPr>
           <w:p>
             <w:r>
@@ -8745,19 +6896,11 @@
         <w:tc>
           <w:tcPr>
             <w:tcW w:type="dxa" w:w="1496"/>
-            <w:shd w:fill="EAF2F8"/>
-            <w:tcMar>
-              <w:top w:w="20" w:type="dxa"/>
-              <w:bottom w:w="20" w:type="dxa"/>
-              <w:left w:w="30" w:type="dxa"/>
-              <w:right w:w="30" w:type="dxa"/>
-            </w:tcMar>
-          </w:tcPr>
-          <w:p>
-            <w:r>
-              <w:rPr>
-                <w:b/>
-                <w:color w:val="147828"/>
+          </w:tcPr>
+          <w:p>
+            <w:r>
+              <w:rPr>
+                <w:color w:val="1E232A"/>
                 <w:sz w:val="14"/>
               </w:rPr>
               <w:t>STRONG BUY</w:t>
@@ -8769,13 +6912,6 @@
         <w:tc>
           <w:tcPr>
             <w:tcW w:type="dxa" w:w="1496"/>
-            <w:shd w:fill="EAF2F8"/>
-            <w:tcMar>
-              <w:top w:w="20" w:type="dxa"/>
-              <w:bottom w:w="20" w:type="dxa"/>
-              <w:left w:w="30" w:type="dxa"/>
-              <w:right w:w="30" w:type="dxa"/>
-            </w:tcMar>
           </w:tcPr>
           <w:p>
             <w:r>
@@ -8791,13 +6927,6 @@
         <w:tc>
           <w:tcPr>
             <w:tcW w:type="dxa" w:w="1496"/>
-            <w:shd w:fill="EAF2F8"/>
-            <w:tcMar>
-              <w:top w:w="20" w:type="dxa"/>
-              <w:bottom w:w="20" w:type="dxa"/>
-              <w:left w:w="30" w:type="dxa"/>
-              <w:right w:w="30" w:type="dxa"/>
-            </w:tcMar>
           </w:tcPr>
           <w:p>
             <w:r>
@@ -8812,13 +6941,6 @@
         <w:tc>
           <w:tcPr>
             <w:tcW w:type="dxa" w:w="1496"/>
-            <w:shd w:fill="EAF2F8"/>
-            <w:tcMar>
-              <w:top w:w="20" w:type="dxa"/>
-              <w:bottom w:w="20" w:type="dxa"/>
-              <w:left w:w="30" w:type="dxa"/>
-              <w:right w:w="30" w:type="dxa"/>
-            </w:tcMar>
           </w:tcPr>
           <w:p>
             <w:r>
@@ -8833,13 +6955,6 @@
         <w:tc>
           <w:tcPr>
             <w:tcW w:type="dxa" w:w="1496"/>
-            <w:shd w:fill="EAF2F8"/>
-            <w:tcMar>
-              <w:top w:w="20" w:type="dxa"/>
-              <w:bottom w:w="20" w:type="dxa"/>
-              <w:left w:w="30" w:type="dxa"/>
-              <w:right w:w="30" w:type="dxa"/>
-            </w:tcMar>
           </w:tcPr>
           <w:p>
             <w:r>
@@ -8855,13 +6970,6 @@
         <w:tc>
           <w:tcPr>
             <w:tcW w:type="dxa" w:w="1496"/>
-            <w:shd w:fill="EAF2F8"/>
-            <w:tcMar>
-              <w:top w:w="20" w:type="dxa"/>
-              <w:bottom w:w="20" w:type="dxa"/>
-              <w:left w:w="30" w:type="dxa"/>
-              <w:right w:w="30" w:type="dxa"/>
-            </w:tcMar>
           </w:tcPr>
           <w:p>
             <w:r>
@@ -8876,13 +6984,6 @@
         <w:tc>
           <w:tcPr>
             <w:tcW w:type="dxa" w:w="1496"/>
-            <w:shd w:fill="EAF2F8"/>
-            <w:tcMar>
-              <w:top w:w="20" w:type="dxa"/>
-              <w:bottom w:w="20" w:type="dxa"/>
-              <w:left w:w="30" w:type="dxa"/>
-              <w:right w:w="30" w:type="dxa"/>
-            </w:tcMar>
           </w:tcPr>
           <w:p>
             <w:r>
@@ -8897,19 +6998,11 @@
         <w:tc>
           <w:tcPr>
             <w:tcW w:type="dxa" w:w="1496"/>
-            <w:shd w:fill="EAF2F8"/>
-            <w:tcMar>
-              <w:top w:w="20" w:type="dxa"/>
-              <w:bottom w:w="20" w:type="dxa"/>
-              <w:left w:w="30" w:type="dxa"/>
-              <w:right w:w="30" w:type="dxa"/>
-            </w:tcMar>
-          </w:tcPr>
-          <w:p>
-            <w:r>
-              <w:rPr>
-                <w:b/>
-                <w:color w:val="147828"/>
+          </w:tcPr>
+          <w:p>
+            <w:r>
+              <w:rPr>
+                <w:color w:val="1E232A"/>
                 <w:sz w:val="14"/>
               </w:rPr>
               <w:t>STRONG BUY</w:t>
@@ -8921,13 +7014,6 @@
         <w:tc>
           <w:tcPr>
             <w:tcW w:type="dxa" w:w="1496"/>
-            <w:shd w:fill="EAF2F8"/>
-            <w:tcMar>
-              <w:top w:w="20" w:type="dxa"/>
-              <w:bottom w:w="20" w:type="dxa"/>
-              <w:left w:w="30" w:type="dxa"/>
-              <w:right w:w="30" w:type="dxa"/>
-            </w:tcMar>
           </w:tcPr>
           <w:p>
             <w:r>
@@ -8943,13 +7029,6 @@
         <w:tc>
           <w:tcPr>
             <w:tcW w:type="dxa" w:w="1496"/>
-            <w:shd w:fill="EAF2F8"/>
-            <w:tcMar>
-              <w:top w:w="20" w:type="dxa"/>
-              <w:bottom w:w="20" w:type="dxa"/>
-              <w:left w:w="30" w:type="dxa"/>
-              <w:right w:w="30" w:type="dxa"/>
-            </w:tcMar>
           </w:tcPr>
           <w:p>
             <w:r>
@@ -8964,13 +7043,6 @@
         <w:tc>
           <w:tcPr>
             <w:tcW w:type="dxa" w:w="1496"/>
-            <w:shd w:fill="EAF2F8"/>
-            <w:tcMar>
-              <w:top w:w="20" w:type="dxa"/>
-              <w:bottom w:w="20" w:type="dxa"/>
-              <w:left w:w="30" w:type="dxa"/>
-              <w:right w:w="30" w:type="dxa"/>
-            </w:tcMar>
           </w:tcPr>
           <w:p>
             <w:r>
@@ -8985,13 +7057,6 @@
         <w:tc>
           <w:tcPr>
             <w:tcW w:type="dxa" w:w="1496"/>
-            <w:shd w:fill="EAF2F8"/>
-            <w:tcMar>
-              <w:top w:w="20" w:type="dxa"/>
-              <w:bottom w:w="20" w:type="dxa"/>
-              <w:left w:w="30" w:type="dxa"/>
-              <w:right w:w="30" w:type="dxa"/>
-            </w:tcMar>
           </w:tcPr>
           <w:p>
             <w:r>
@@ -9007,13 +7072,6 @@
         <w:tc>
           <w:tcPr>
             <w:tcW w:type="dxa" w:w="1496"/>
-            <w:shd w:fill="EAF2F8"/>
-            <w:tcMar>
-              <w:top w:w="20" w:type="dxa"/>
-              <w:bottom w:w="20" w:type="dxa"/>
-              <w:left w:w="30" w:type="dxa"/>
-              <w:right w:w="30" w:type="dxa"/>
-            </w:tcMar>
           </w:tcPr>
           <w:p>
             <w:r>
@@ -9028,13 +7086,6 @@
         <w:tc>
           <w:tcPr>
             <w:tcW w:type="dxa" w:w="1496"/>
-            <w:shd w:fill="EAF2F8"/>
-            <w:tcMar>
-              <w:top w:w="20" w:type="dxa"/>
-              <w:bottom w:w="20" w:type="dxa"/>
-              <w:left w:w="30" w:type="dxa"/>
-              <w:right w:w="30" w:type="dxa"/>
-            </w:tcMar>
           </w:tcPr>
           <w:p>
             <w:r>
@@ -9049,19 +7100,11 @@
         <w:tc>
           <w:tcPr>
             <w:tcW w:type="dxa" w:w="1496"/>
-            <w:shd w:fill="EAF2F8"/>
-            <w:tcMar>
-              <w:top w:w="20" w:type="dxa"/>
-              <w:bottom w:w="20" w:type="dxa"/>
-              <w:left w:w="30" w:type="dxa"/>
-              <w:right w:w="30" w:type="dxa"/>
-            </w:tcMar>
-          </w:tcPr>
-          <w:p>
-            <w:r>
-              <w:rPr>
-                <w:b/>
-                <w:color w:val="147828"/>
+          </w:tcPr>
+          <w:p>
+            <w:r>
+              <w:rPr>
+                <w:color w:val="1E232A"/>
                 <w:sz w:val="14"/>
               </w:rPr>
               <w:t>BUY</w:t>
@@ -9073,13 +7116,6 @@
         <w:tc>
           <w:tcPr>
             <w:tcW w:type="dxa" w:w="1496"/>
-            <w:shd w:fill="EAF2F8"/>
-            <w:tcMar>
-              <w:top w:w="20" w:type="dxa"/>
-              <w:bottom w:w="20" w:type="dxa"/>
-              <w:left w:w="30" w:type="dxa"/>
-              <w:right w:w="30" w:type="dxa"/>
-            </w:tcMar>
           </w:tcPr>
           <w:p>
             <w:r>
@@ -9095,13 +7131,6 @@
         <w:tc>
           <w:tcPr>
             <w:tcW w:type="dxa" w:w="1496"/>
-            <w:shd w:fill="EAF2F8"/>
-            <w:tcMar>
-              <w:top w:w="20" w:type="dxa"/>
-              <w:bottom w:w="20" w:type="dxa"/>
-              <w:left w:w="30" w:type="dxa"/>
-              <w:right w:w="30" w:type="dxa"/>
-            </w:tcMar>
           </w:tcPr>
           <w:p>
             <w:r>
@@ -9116,13 +7145,6 @@
         <w:tc>
           <w:tcPr>
             <w:tcW w:type="dxa" w:w="1496"/>
-            <w:shd w:fill="EAF2F8"/>
-            <w:tcMar>
-              <w:top w:w="20" w:type="dxa"/>
-              <w:bottom w:w="20" w:type="dxa"/>
-              <w:left w:w="30" w:type="dxa"/>
-              <w:right w:w="30" w:type="dxa"/>
-            </w:tcMar>
           </w:tcPr>
           <w:p>
             <w:r>
@@ -9137,13 +7159,6 @@
         <w:tc>
           <w:tcPr>
             <w:tcW w:type="dxa" w:w="1496"/>
-            <w:shd w:fill="EAF2F8"/>
-            <w:tcMar>
-              <w:top w:w="20" w:type="dxa"/>
-              <w:bottom w:w="20" w:type="dxa"/>
-              <w:left w:w="30" w:type="dxa"/>
-              <w:right w:w="30" w:type="dxa"/>
-            </w:tcMar>
           </w:tcPr>
           <w:p>
             <w:r>
@@ -9159,13 +7174,6 @@
         <w:tc>
           <w:tcPr>
             <w:tcW w:type="dxa" w:w="1496"/>
-            <w:shd w:fill="EAF2F8"/>
-            <w:tcMar>
-              <w:top w:w="20" w:type="dxa"/>
-              <w:bottom w:w="20" w:type="dxa"/>
-              <w:left w:w="30" w:type="dxa"/>
-              <w:right w:w="30" w:type="dxa"/>
-            </w:tcMar>
           </w:tcPr>
           <w:p>
             <w:r>
@@ -9180,13 +7188,6 @@
         <w:tc>
           <w:tcPr>
             <w:tcW w:type="dxa" w:w="1496"/>
-            <w:shd w:fill="EAF2F8"/>
-            <w:tcMar>
-              <w:top w:w="20" w:type="dxa"/>
-              <w:bottom w:w="20" w:type="dxa"/>
-              <w:left w:w="30" w:type="dxa"/>
-              <w:right w:w="30" w:type="dxa"/>
-            </w:tcMar>
           </w:tcPr>
           <w:p>
             <w:r>
@@ -9201,19 +7202,11 @@
         <w:tc>
           <w:tcPr>
             <w:tcW w:type="dxa" w:w="1496"/>
-            <w:shd w:fill="EAF2F8"/>
-            <w:tcMar>
-              <w:top w:w="20" w:type="dxa"/>
-              <w:bottom w:w="20" w:type="dxa"/>
-              <w:left w:w="30" w:type="dxa"/>
-              <w:right w:w="30" w:type="dxa"/>
-            </w:tcMar>
-          </w:tcPr>
-          <w:p>
-            <w:r>
-              <w:rPr>
-                <w:b/>
-                <w:color w:val="147828"/>
+          </w:tcPr>
+          <w:p>
+            <w:r>
+              <w:rPr>
+                <w:color w:val="1E232A"/>
                 <w:sz w:val="14"/>
               </w:rPr>
               <w:t>BUY</w:t>
@@ -9225,13 +7218,6 @@
         <w:tc>
           <w:tcPr>
             <w:tcW w:type="dxa" w:w="1496"/>
-            <w:shd w:fill="EAF2F8"/>
-            <w:tcMar>
-              <w:top w:w="20" w:type="dxa"/>
-              <w:bottom w:w="20" w:type="dxa"/>
-              <w:left w:w="30" w:type="dxa"/>
-              <w:right w:w="30" w:type="dxa"/>
-            </w:tcMar>
           </w:tcPr>
           <w:p>
             <w:r>
@@ -9247,13 +7233,6 @@
         <w:tc>
           <w:tcPr>
             <w:tcW w:type="dxa" w:w="1496"/>
-            <w:shd w:fill="EAF2F8"/>
-            <w:tcMar>
-              <w:top w:w="20" w:type="dxa"/>
-              <w:bottom w:w="20" w:type="dxa"/>
-              <w:left w:w="30" w:type="dxa"/>
-              <w:right w:w="30" w:type="dxa"/>
-            </w:tcMar>
           </w:tcPr>
           <w:p>
             <w:r>
@@ -9268,13 +7247,6 @@
         <w:tc>
           <w:tcPr>
             <w:tcW w:type="dxa" w:w="1496"/>
-            <w:shd w:fill="EAF2F8"/>
-            <w:tcMar>
-              <w:top w:w="20" w:type="dxa"/>
-              <w:bottom w:w="20" w:type="dxa"/>
-              <w:left w:w="30" w:type="dxa"/>
-              <w:right w:w="30" w:type="dxa"/>
-            </w:tcMar>
           </w:tcPr>
           <w:p>
             <w:r>
@@ -9289,13 +7261,6 @@
         <w:tc>
           <w:tcPr>
             <w:tcW w:type="dxa" w:w="1496"/>
-            <w:shd w:fill="EAF2F8"/>
-            <w:tcMar>
-              <w:top w:w="20" w:type="dxa"/>
-              <w:bottom w:w="20" w:type="dxa"/>
-              <w:left w:w="30" w:type="dxa"/>
-              <w:right w:w="30" w:type="dxa"/>
-            </w:tcMar>
           </w:tcPr>
           <w:p>
             <w:r>
@@ -9311,13 +7276,6 @@
         <w:tc>
           <w:tcPr>
             <w:tcW w:type="dxa" w:w="1496"/>
-            <w:shd w:fill="EAF2F8"/>
-            <w:tcMar>
-              <w:top w:w="20" w:type="dxa"/>
-              <w:bottom w:w="20" w:type="dxa"/>
-              <w:left w:w="30" w:type="dxa"/>
-              <w:right w:w="30" w:type="dxa"/>
-            </w:tcMar>
           </w:tcPr>
           <w:p>
             <w:r>
@@ -9332,13 +7290,6 @@
         <w:tc>
           <w:tcPr>
             <w:tcW w:type="dxa" w:w="1496"/>
-            <w:shd w:fill="EAF2F8"/>
-            <w:tcMar>
-              <w:top w:w="20" w:type="dxa"/>
-              <w:bottom w:w="20" w:type="dxa"/>
-              <w:left w:w="30" w:type="dxa"/>
-              <w:right w:w="30" w:type="dxa"/>
-            </w:tcMar>
           </w:tcPr>
           <w:p>
             <w:r>
@@ -9353,19 +7304,11 @@
         <w:tc>
           <w:tcPr>
             <w:tcW w:type="dxa" w:w="1496"/>
-            <w:shd w:fill="EAF2F8"/>
-            <w:tcMar>
-              <w:top w:w="20" w:type="dxa"/>
-              <w:bottom w:w="20" w:type="dxa"/>
-              <w:left w:w="30" w:type="dxa"/>
-              <w:right w:w="30" w:type="dxa"/>
-            </w:tcMar>
-          </w:tcPr>
-          <w:p>
-            <w:r>
-              <w:rPr>
-                <w:b/>
-                <w:color w:val="147828"/>
+          </w:tcPr>
+          <w:p>
+            <w:r>
+              <w:rPr>
+                <w:color w:val="1E232A"/>
                 <w:sz w:val="14"/>
               </w:rPr>
               <w:t>BUY</w:t>
@@ -9377,13 +7320,6 @@
         <w:tc>
           <w:tcPr>
             <w:tcW w:type="dxa" w:w="1496"/>
-            <w:shd w:fill="FFFFFF"/>
-            <w:tcMar>
-              <w:top w:w="20" w:type="dxa"/>
-              <w:bottom w:w="20" w:type="dxa"/>
-              <w:left w:w="30" w:type="dxa"/>
-              <w:right w:w="30" w:type="dxa"/>
-            </w:tcMar>
           </w:tcPr>
           <w:p>
             <w:r>
@@ -9399,13 +7335,6 @@
         <w:tc>
           <w:tcPr>
             <w:tcW w:type="dxa" w:w="1496"/>
-            <w:shd w:fill="FFFFFF"/>
-            <w:tcMar>
-              <w:top w:w="20" w:type="dxa"/>
-              <w:bottom w:w="20" w:type="dxa"/>
-              <w:left w:w="30" w:type="dxa"/>
-              <w:right w:w="30" w:type="dxa"/>
-            </w:tcMar>
           </w:tcPr>
           <w:p>
             <w:r>
@@ -9420,13 +7349,6 @@
         <w:tc>
           <w:tcPr>
             <w:tcW w:type="dxa" w:w="1496"/>
-            <w:shd w:fill="FFFFFF"/>
-            <w:tcMar>
-              <w:top w:w="20" w:type="dxa"/>
-              <w:bottom w:w="20" w:type="dxa"/>
-              <w:left w:w="30" w:type="dxa"/>
-              <w:right w:w="30" w:type="dxa"/>
-            </w:tcMar>
           </w:tcPr>
           <w:p>
             <w:r>
@@ -9441,13 +7363,6 @@
         <w:tc>
           <w:tcPr>
             <w:tcW w:type="dxa" w:w="1496"/>
-            <w:shd w:fill="FFFFFF"/>
-            <w:tcMar>
-              <w:top w:w="20" w:type="dxa"/>
-              <w:bottom w:w="20" w:type="dxa"/>
-              <w:left w:w="30" w:type="dxa"/>
-              <w:right w:w="30" w:type="dxa"/>
-            </w:tcMar>
           </w:tcPr>
           <w:p>
             <w:r>
@@ -9462,13 +7377,6 @@
         <w:tc>
           <w:tcPr>
             <w:tcW w:type="dxa" w:w="1496"/>
-            <w:shd w:fill="FFFFFF"/>
-            <w:tcMar>
-              <w:top w:w="20" w:type="dxa"/>
-              <w:bottom w:w="20" w:type="dxa"/>
-              <w:left w:w="30" w:type="dxa"/>
-              <w:right w:w="30" w:type="dxa"/>
-            </w:tcMar>
           </w:tcPr>
           <w:p>
             <w:r>
@@ -9483,13 +7391,6 @@
         <w:tc>
           <w:tcPr>
             <w:tcW w:type="dxa" w:w="1496"/>
-            <w:shd w:fill="FFFFFF"/>
-            <w:tcMar>
-              <w:top w:w="20" w:type="dxa"/>
-              <w:bottom w:w="20" w:type="dxa"/>
-              <w:left w:w="30" w:type="dxa"/>
-              <w:right w:w="30" w:type="dxa"/>
-            </w:tcMar>
           </w:tcPr>
           <w:p>
             <w:r>
@@ -9504,13 +7405,6 @@
         <w:tc>
           <w:tcPr>
             <w:tcW w:type="dxa" w:w="1496"/>
-            <w:shd w:fill="FFFFFF"/>
-            <w:tcMar>
-              <w:top w:w="20" w:type="dxa"/>
-              <w:bottom w:w="20" w:type="dxa"/>
-              <w:left w:w="30" w:type="dxa"/>
-              <w:right w:w="30" w:type="dxa"/>
-            </w:tcMar>
           </w:tcPr>
           <w:p>
             <w:r>
@@ -9527,13 +7421,6 @@
         <w:tc>
           <w:tcPr>
             <w:tcW w:type="dxa" w:w="1496"/>
-            <w:shd w:fill="F4F7FB"/>
-            <w:tcMar>
-              <w:top w:w="20" w:type="dxa"/>
-              <w:bottom w:w="20" w:type="dxa"/>
-              <w:left w:w="30" w:type="dxa"/>
-              <w:right w:w="30" w:type="dxa"/>
-            </w:tcMar>
           </w:tcPr>
           <w:p>
             <w:r>
@@ -9549,13 +7436,6 @@
         <w:tc>
           <w:tcPr>
             <w:tcW w:type="dxa" w:w="1496"/>
-            <w:shd w:fill="F4F7FB"/>
-            <w:tcMar>
-              <w:top w:w="20" w:type="dxa"/>
-              <w:bottom w:w="20" w:type="dxa"/>
-              <w:left w:w="30" w:type="dxa"/>
-              <w:right w:w="30" w:type="dxa"/>
-            </w:tcMar>
           </w:tcPr>
           <w:p>
             <w:r>
@@ -9570,13 +7450,6 @@
         <w:tc>
           <w:tcPr>
             <w:tcW w:type="dxa" w:w="1496"/>
-            <w:shd w:fill="F4F7FB"/>
-            <w:tcMar>
-              <w:top w:w="20" w:type="dxa"/>
-              <w:bottom w:w="20" w:type="dxa"/>
-              <w:left w:w="30" w:type="dxa"/>
-              <w:right w:w="30" w:type="dxa"/>
-            </w:tcMar>
           </w:tcPr>
           <w:p>
             <w:r>
@@ -9591,13 +7464,6 @@
         <w:tc>
           <w:tcPr>
             <w:tcW w:type="dxa" w:w="1496"/>
-            <w:shd w:fill="F4F7FB"/>
-            <w:tcMar>
-              <w:top w:w="20" w:type="dxa"/>
-              <w:bottom w:w="20" w:type="dxa"/>
-              <w:left w:w="30" w:type="dxa"/>
-              <w:right w:w="30" w:type="dxa"/>
-            </w:tcMar>
           </w:tcPr>
           <w:p>
             <w:r>
@@ -9612,13 +7478,6 @@
         <w:tc>
           <w:tcPr>
             <w:tcW w:type="dxa" w:w="1496"/>
-            <w:shd w:fill="F4F7FB"/>
-            <w:tcMar>
-              <w:top w:w="20" w:type="dxa"/>
-              <w:bottom w:w="20" w:type="dxa"/>
-              <w:left w:w="30" w:type="dxa"/>
-              <w:right w:w="30" w:type="dxa"/>
-            </w:tcMar>
           </w:tcPr>
           <w:p>
             <w:r>
@@ -9633,13 +7492,6 @@
         <w:tc>
           <w:tcPr>
             <w:tcW w:type="dxa" w:w="1496"/>
-            <w:shd w:fill="F4F7FB"/>
-            <w:tcMar>
-              <w:top w:w="20" w:type="dxa"/>
-              <w:bottom w:w="20" w:type="dxa"/>
-              <w:left w:w="30" w:type="dxa"/>
-              <w:right w:w="30" w:type="dxa"/>
-            </w:tcMar>
           </w:tcPr>
           <w:p>
             <w:r>
@@ -9654,13 +7506,6 @@
         <w:tc>
           <w:tcPr>
             <w:tcW w:type="dxa" w:w="1496"/>
-            <w:shd w:fill="F4F7FB"/>
-            <w:tcMar>
-              <w:top w:w="20" w:type="dxa"/>
-              <w:bottom w:w="20" w:type="dxa"/>
-              <w:left w:w="30" w:type="dxa"/>
-              <w:right w:w="30" w:type="dxa"/>
-            </w:tcMar>
           </w:tcPr>
           <w:p>
             <w:r>
@@ -9677,13 +7522,6 @@
         <w:tc>
           <w:tcPr>
             <w:tcW w:type="dxa" w:w="1496"/>
-            <w:shd w:fill="FFFFFF"/>
-            <w:tcMar>
-              <w:top w:w="20" w:type="dxa"/>
-              <w:bottom w:w="20" w:type="dxa"/>
-              <w:left w:w="30" w:type="dxa"/>
-              <w:right w:w="30" w:type="dxa"/>
-            </w:tcMar>
           </w:tcPr>
           <w:p>
             <w:r>
@@ -9699,13 +7537,6 @@
         <w:tc>
           <w:tcPr>
             <w:tcW w:type="dxa" w:w="1496"/>
-            <w:shd w:fill="FFFFFF"/>
-            <w:tcMar>
-              <w:top w:w="20" w:type="dxa"/>
-              <w:bottom w:w="20" w:type="dxa"/>
-              <w:left w:w="30" w:type="dxa"/>
-              <w:right w:w="30" w:type="dxa"/>
-            </w:tcMar>
           </w:tcPr>
           <w:p>
             <w:r>
@@ -9720,13 +7551,6 @@
         <w:tc>
           <w:tcPr>
             <w:tcW w:type="dxa" w:w="1496"/>
-            <w:shd w:fill="FFFFFF"/>
-            <w:tcMar>
-              <w:top w:w="20" w:type="dxa"/>
-              <w:bottom w:w="20" w:type="dxa"/>
-              <w:left w:w="30" w:type="dxa"/>
-              <w:right w:w="30" w:type="dxa"/>
-            </w:tcMar>
           </w:tcPr>
           <w:p>
             <w:r>
@@ -9741,13 +7565,6 @@
         <w:tc>
           <w:tcPr>
             <w:tcW w:type="dxa" w:w="1496"/>
-            <w:shd w:fill="FFFFFF"/>
-            <w:tcMar>
-              <w:top w:w="20" w:type="dxa"/>
-              <w:bottom w:w="20" w:type="dxa"/>
-              <w:left w:w="30" w:type="dxa"/>
-              <w:right w:w="30" w:type="dxa"/>
-            </w:tcMar>
           </w:tcPr>
           <w:p>
             <w:r>
@@ -9762,13 +7579,6 @@
         <w:tc>
           <w:tcPr>
             <w:tcW w:type="dxa" w:w="1496"/>
-            <w:shd w:fill="FFFFFF"/>
-            <w:tcMar>
-              <w:top w:w="20" w:type="dxa"/>
-              <w:bottom w:w="20" w:type="dxa"/>
-              <w:left w:w="30" w:type="dxa"/>
-              <w:right w:w="30" w:type="dxa"/>
-            </w:tcMar>
           </w:tcPr>
           <w:p>
             <w:r>
@@ -9783,13 +7593,6 @@
         <w:tc>
           <w:tcPr>
             <w:tcW w:type="dxa" w:w="1496"/>
-            <w:shd w:fill="FFFFFF"/>
-            <w:tcMar>
-              <w:top w:w="20" w:type="dxa"/>
-              <w:bottom w:w="20" w:type="dxa"/>
-              <w:left w:w="30" w:type="dxa"/>
-              <w:right w:w="30" w:type="dxa"/>
-            </w:tcMar>
           </w:tcPr>
           <w:p>
             <w:r>
@@ -9804,13 +7607,6 @@
         <w:tc>
           <w:tcPr>
             <w:tcW w:type="dxa" w:w="1496"/>
-            <w:shd w:fill="FFFFFF"/>
-            <w:tcMar>
-              <w:top w:w="20" w:type="dxa"/>
-              <w:bottom w:w="20" w:type="dxa"/>
-              <w:left w:w="30" w:type="dxa"/>
-              <w:right w:w="30" w:type="dxa"/>
-            </w:tcMar>
           </w:tcPr>
           <w:p>
             <w:r>
@@ -9827,13 +7623,6 @@
         <w:tc>
           <w:tcPr>
             <w:tcW w:type="dxa" w:w="1496"/>
-            <w:shd w:fill="F4F7FB"/>
-            <w:tcMar>
-              <w:top w:w="20" w:type="dxa"/>
-              <w:bottom w:w="20" w:type="dxa"/>
-              <w:left w:w="30" w:type="dxa"/>
-              <w:right w:w="30" w:type="dxa"/>
-            </w:tcMar>
           </w:tcPr>
           <w:p>
             <w:r>
@@ -9849,13 +7638,6 @@
         <w:tc>
           <w:tcPr>
             <w:tcW w:type="dxa" w:w="1496"/>
-            <w:shd w:fill="F4F7FB"/>
-            <w:tcMar>
-              <w:top w:w="20" w:type="dxa"/>
-              <w:bottom w:w="20" w:type="dxa"/>
-              <w:left w:w="30" w:type="dxa"/>
-              <w:right w:w="30" w:type="dxa"/>
-            </w:tcMar>
           </w:tcPr>
           <w:p>
             <w:r>
@@ -9870,13 +7652,6 @@
         <w:tc>
           <w:tcPr>
             <w:tcW w:type="dxa" w:w="1496"/>
-            <w:shd w:fill="F4F7FB"/>
-            <w:tcMar>
-              <w:top w:w="20" w:type="dxa"/>
-              <w:bottom w:w="20" w:type="dxa"/>
-              <w:left w:w="30" w:type="dxa"/>
-              <w:right w:w="30" w:type="dxa"/>
-            </w:tcMar>
           </w:tcPr>
           <w:p>
             <w:r>
@@ -9891,13 +7666,6 @@
         <w:tc>
           <w:tcPr>
             <w:tcW w:type="dxa" w:w="1496"/>
-            <w:shd w:fill="F4F7FB"/>
-            <w:tcMar>
-              <w:top w:w="20" w:type="dxa"/>
-              <w:bottom w:w="20" w:type="dxa"/>
-              <w:left w:w="30" w:type="dxa"/>
-              <w:right w:w="30" w:type="dxa"/>
-            </w:tcMar>
           </w:tcPr>
           <w:p>
             <w:r>
@@ -9912,13 +7680,6 @@
         <w:tc>
           <w:tcPr>
             <w:tcW w:type="dxa" w:w="1496"/>
-            <w:shd w:fill="F4F7FB"/>
-            <w:tcMar>
-              <w:top w:w="20" w:type="dxa"/>
-              <w:bottom w:w="20" w:type="dxa"/>
-              <w:left w:w="30" w:type="dxa"/>
-              <w:right w:w="30" w:type="dxa"/>
-            </w:tcMar>
           </w:tcPr>
           <w:p>
             <w:r>
@@ -9933,13 +7694,6 @@
         <w:tc>
           <w:tcPr>
             <w:tcW w:type="dxa" w:w="1496"/>
-            <w:shd w:fill="F4F7FB"/>
-            <w:tcMar>
-              <w:top w:w="20" w:type="dxa"/>
-              <w:bottom w:w="20" w:type="dxa"/>
-              <w:left w:w="30" w:type="dxa"/>
-              <w:right w:w="30" w:type="dxa"/>
-            </w:tcMar>
           </w:tcPr>
           <w:p>
             <w:r>
@@ -9954,13 +7708,6 @@
         <w:tc>
           <w:tcPr>
             <w:tcW w:type="dxa" w:w="1496"/>
-            <w:shd w:fill="F4F7FB"/>
-            <w:tcMar>
-              <w:top w:w="20" w:type="dxa"/>
-              <w:bottom w:w="20" w:type="dxa"/>
-              <w:left w:w="30" w:type="dxa"/>
-              <w:right w:w="30" w:type="dxa"/>
-            </w:tcMar>
           </w:tcPr>
           <w:p>
             <w:r>
@@ -9977,13 +7724,6 @@
         <w:tc>
           <w:tcPr>
             <w:tcW w:type="dxa" w:w="1496"/>
-            <w:shd w:fill="FFFFFF"/>
-            <w:tcMar>
-              <w:top w:w="20" w:type="dxa"/>
-              <w:bottom w:w="20" w:type="dxa"/>
-              <w:left w:w="30" w:type="dxa"/>
-              <w:right w:w="30" w:type="dxa"/>
-            </w:tcMar>
           </w:tcPr>
           <w:p>
             <w:r>
@@ -9999,13 +7739,6 @@
         <w:tc>
           <w:tcPr>
             <w:tcW w:type="dxa" w:w="1496"/>
-            <w:shd w:fill="FFFFFF"/>
-            <w:tcMar>
-              <w:top w:w="20" w:type="dxa"/>
-              <w:bottom w:w="20" w:type="dxa"/>
-              <w:left w:w="30" w:type="dxa"/>
-              <w:right w:w="30" w:type="dxa"/>
-            </w:tcMar>
           </w:tcPr>
           <w:p>
             <w:r>
@@ -10020,13 +7753,6 @@
         <w:tc>
           <w:tcPr>
             <w:tcW w:type="dxa" w:w="1496"/>
-            <w:shd w:fill="FFFFFF"/>
-            <w:tcMar>
-              <w:top w:w="20" w:type="dxa"/>
-              <w:bottom w:w="20" w:type="dxa"/>
-              <w:left w:w="30" w:type="dxa"/>
-              <w:right w:w="30" w:type="dxa"/>
-            </w:tcMar>
           </w:tcPr>
           <w:p>
             <w:r>
@@ -10041,13 +7767,6 @@
         <w:tc>
           <w:tcPr>
             <w:tcW w:type="dxa" w:w="1496"/>
-            <w:shd w:fill="FFFFFF"/>
-            <w:tcMar>
-              <w:top w:w="20" w:type="dxa"/>
-              <w:bottom w:w="20" w:type="dxa"/>
-              <w:left w:w="30" w:type="dxa"/>
-              <w:right w:w="30" w:type="dxa"/>
-            </w:tcMar>
           </w:tcPr>
           <w:p>
             <w:r>
@@ -10062,13 +7781,6 @@
         <w:tc>
           <w:tcPr>
             <w:tcW w:type="dxa" w:w="1496"/>
-            <w:shd w:fill="FFFFFF"/>
-            <w:tcMar>
-              <w:top w:w="20" w:type="dxa"/>
-              <w:bottom w:w="20" w:type="dxa"/>
-              <w:left w:w="30" w:type="dxa"/>
-              <w:right w:w="30" w:type="dxa"/>
-            </w:tcMar>
           </w:tcPr>
           <w:p>
             <w:r>
@@ -10083,13 +7795,6 @@
         <w:tc>
           <w:tcPr>
             <w:tcW w:type="dxa" w:w="1496"/>
-            <w:shd w:fill="FFFFFF"/>
-            <w:tcMar>
-              <w:top w:w="20" w:type="dxa"/>
-              <w:bottom w:w="20" w:type="dxa"/>
-              <w:left w:w="30" w:type="dxa"/>
-              <w:right w:w="30" w:type="dxa"/>
-            </w:tcMar>
           </w:tcPr>
           <w:p>
             <w:r>
@@ -10104,13 +7809,6 @@
         <w:tc>
           <w:tcPr>
             <w:tcW w:type="dxa" w:w="1496"/>
-            <w:shd w:fill="FFFFFF"/>
-            <w:tcMar>
-              <w:top w:w="20" w:type="dxa"/>
-              <w:bottom w:w="20" w:type="dxa"/>
-              <w:left w:w="30" w:type="dxa"/>
-              <w:right w:w="30" w:type="dxa"/>
-            </w:tcMar>
           </w:tcPr>
           <w:p>
             <w:r>
@@ -10127,13 +7825,6 @@
         <w:tc>
           <w:tcPr>
             <w:tcW w:type="dxa" w:w="1496"/>
-            <w:shd w:fill="F4F7FB"/>
-            <w:tcMar>
-              <w:top w:w="20" w:type="dxa"/>
-              <w:bottom w:w="20" w:type="dxa"/>
-              <w:left w:w="30" w:type="dxa"/>
-              <w:right w:w="30" w:type="dxa"/>
-            </w:tcMar>
           </w:tcPr>
           <w:p>
             <w:r>
@@ -10149,13 +7840,6 @@
         <w:tc>
           <w:tcPr>
             <w:tcW w:type="dxa" w:w="1496"/>
-            <w:shd w:fill="F4F7FB"/>
-            <w:tcMar>
-              <w:top w:w="20" w:type="dxa"/>
-              <w:bottom w:w="20" w:type="dxa"/>
-              <w:left w:w="30" w:type="dxa"/>
-              <w:right w:w="30" w:type="dxa"/>
-            </w:tcMar>
           </w:tcPr>
           <w:p>
             <w:r>
@@ -10170,13 +7854,6 @@
         <w:tc>
           <w:tcPr>
             <w:tcW w:type="dxa" w:w="1496"/>
-            <w:shd w:fill="F4F7FB"/>
-            <w:tcMar>
-              <w:top w:w="20" w:type="dxa"/>
-              <w:bottom w:w="20" w:type="dxa"/>
-              <w:left w:w="30" w:type="dxa"/>
-              <w:right w:w="30" w:type="dxa"/>
-            </w:tcMar>
           </w:tcPr>
           <w:p>
             <w:r>
@@ -10191,13 +7868,6 @@
         <w:tc>
           <w:tcPr>
             <w:tcW w:type="dxa" w:w="1496"/>
-            <w:shd w:fill="F4F7FB"/>
-            <w:tcMar>
-              <w:top w:w="20" w:type="dxa"/>
-              <w:bottom w:w="20" w:type="dxa"/>
-              <w:left w:w="30" w:type="dxa"/>
-              <w:right w:w="30" w:type="dxa"/>
-            </w:tcMar>
           </w:tcPr>
           <w:p>
             <w:r>
@@ -10212,13 +7882,6 @@
         <w:tc>
           <w:tcPr>
             <w:tcW w:type="dxa" w:w="1496"/>
-            <w:shd w:fill="F4F7FB"/>
-            <w:tcMar>
-              <w:top w:w="20" w:type="dxa"/>
-              <w:bottom w:w="20" w:type="dxa"/>
-              <w:left w:w="30" w:type="dxa"/>
-              <w:right w:w="30" w:type="dxa"/>
-            </w:tcMar>
           </w:tcPr>
           <w:p>
             <w:r>
@@ -10233,13 +7896,6 @@
         <w:tc>
           <w:tcPr>
             <w:tcW w:type="dxa" w:w="1496"/>
-            <w:shd w:fill="F4F7FB"/>
-            <w:tcMar>
-              <w:top w:w="20" w:type="dxa"/>
-              <w:bottom w:w="20" w:type="dxa"/>
-              <w:left w:w="30" w:type="dxa"/>
-              <w:right w:w="30" w:type="dxa"/>
-            </w:tcMar>
           </w:tcPr>
           <w:p>
             <w:r>
@@ -10254,13 +7910,6 @@
         <w:tc>
           <w:tcPr>
             <w:tcW w:type="dxa" w:w="1496"/>
-            <w:shd w:fill="F4F7FB"/>
-            <w:tcMar>
-              <w:top w:w="20" w:type="dxa"/>
-              <w:bottom w:w="20" w:type="dxa"/>
-              <w:left w:w="30" w:type="dxa"/>
-              <w:right w:w="30" w:type="dxa"/>
-            </w:tcMar>
           </w:tcPr>
           <w:p>
             <w:r>
@@ -10277,13 +7926,6 @@
         <w:tc>
           <w:tcPr>
             <w:tcW w:type="dxa" w:w="1496"/>
-            <w:shd w:fill="FFFFFF"/>
-            <w:tcMar>
-              <w:top w:w="20" w:type="dxa"/>
-              <w:bottom w:w="20" w:type="dxa"/>
-              <w:left w:w="30" w:type="dxa"/>
-              <w:right w:w="30" w:type="dxa"/>
-            </w:tcMar>
           </w:tcPr>
           <w:p>
             <w:r>
@@ -10299,13 +7941,6 @@
         <w:tc>
           <w:tcPr>
             <w:tcW w:type="dxa" w:w="1496"/>
-            <w:shd w:fill="FFFFFF"/>
-            <w:tcMar>
-              <w:top w:w="20" w:type="dxa"/>
-              <w:bottom w:w="20" w:type="dxa"/>
-              <w:left w:w="30" w:type="dxa"/>
-              <w:right w:w="30" w:type="dxa"/>
-            </w:tcMar>
           </w:tcPr>
           <w:p>
             <w:r>
@@ -10320,13 +7955,6 @@
         <w:tc>
           <w:tcPr>
             <w:tcW w:type="dxa" w:w="1496"/>
-            <w:shd w:fill="FFFFFF"/>
-            <w:tcMar>
-              <w:top w:w="20" w:type="dxa"/>
-              <w:bottom w:w="20" w:type="dxa"/>
-              <w:left w:w="30" w:type="dxa"/>
-              <w:right w:w="30" w:type="dxa"/>
-            </w:tcMar>
           </w:tcPr>
           <w:p>
             <w:r>
@@ -10341,13 +7969,6 @@
         <w:tc>
           <w:tcPr>
             <w:tcW w:type="dxa" w:w="1496"/>
-            <w:shd w:fill="FFFFFF"/>
-            <w:tcMar>
-              <w:top w:w="20" w:type="dxa"/>
-              <w:bottom w:w="20" w:type="dxa"/>
-              <w:left w:w="30" w:type="dxa"/>
-              <w:right w:w="30" w:type="dxa"/>
-            </w:tcMar>
           </w:tcPr>
           <w:p>
             <w:r>
@@ -10362,13 +7983,6 @@
         <w:tc>
           <w:tcPr>
             <w:tcW w:type="dxa" w:w="1496"/>
-            <w:shd w:fill="FFFFFF"/>
-            <w:tcMar>
-              <w:top w:w="20" w:type="dxa"/>
-              <w:bottom w:w="20" w:type="dxa"/>
-              <w:left w:w="30" w:type="dxa"/>
-              <w:right w:w="30" w:type="dxa"/>
-            </w:tcMar>
           </w:tcPr>
           <w:p>
             <w:r>
@@ -10383,13 +7997,6 @@
         <w:tc>
           <w:tcPr>
             <w:tcW w:type="dxa" w:w="1496"/>
-            <w:shd w:fill="FFFFFF"/>
-            <w:tcMar>
-              <w:top w:w="20" w:type="dxa"/>
-              <w:bottom w:w="20" w:type="dxa"/>
-              <w:left w:w="30" w:type="dxa"/>
-              <w:right w:w="30" w:type="dxa"/>
-            </w:tcMar>
           </w:tcPr>
           <w:p>
             <w:r>
@@ -10404,13 +8011,6 @@
         <w:tc>
           <w:tcPr>
             <w:tcW w:type="dxa" w:w="1496"/>
-            <w:shd w:fill="FFFFFF"/>
-            <w:tcMar>
-              <w:top w:w="20" w:type="dxa"/>
-              <w:bottom w:w="20" w:type="dxa"/>
-              <w:left w:w="30" w:type="dxa"/>
-              <w:right w:w="30" w:type="dxa"/>
-            </w:tcMar>
           </w:tcPr>
           <w:p>
             <w:r>
@@ -10427,13 +8027,6 @@
         <w:tc>
           <w:tcPr>
             <w:tcW w:type="dxa" w:w="1496"/>
-            <w:shd w:fill="F4F7FB"/>
-            <w:tcMar>
-              <w:top w:w="20" w:type="dxa"/>
-              <w:bottom w:w="20" w:type="dxa"/>
-              <w:left w:w="30" w:type="dxa"/>
-              <w:right w:w="30" w:type="dxa"/>
-            </w:tcMar>
           </w:tcPr>
           <w:p>
             <w:r>
@@ -10449,13 +8042,6 @@
         <w:tc>
           <w:tcPr>
             <w:tcW w:type="dxa" w:w="1496"/>
-            <w:shd w:fill="F4F7FB"/>
-            <w:tcMar>
-              <w:top w:w="20" w:type="dxa"/>
-              <w:bottom w:w="20" w:type="dxa"/>
-              <w:left w:w="30" w:type="dxa"/>
-              <w:right w:w="30" w:type="dxa"/>
-            </w:tcMar>
           </w:tcPr>
           <w:p>
             <w:r>
@@ -10470,13 +8056,6 @@
         <w:tc>
           <w:tcPr>
             <w:tcW w:type="dxa" w:w="1496"/>
-            <w:shd w:fill="F4F7FB"/>
-            <w:tcMar>
-              <w:top w:w="20" w:type="dxa"/>
-              <w:bottom w:w="20" w:type="dxa"/>
-              <w:left w:w="30" w:type="dxa"/>
-              <w:right w:w="30" w:type="dxa"/>
-            </w:tcMar>
           </w:tcPr>
           <w:p>
             <w:r>
@@ -10491,13 +8070,6 @@
         <w:tc>
           <w:tcPr>
             <w:tcW w:type="dxa" w:w="1496"/>
-            <w:shd w:fill="F4F7FB"/>
-            <w:tcMar>
-              <w:top w:w="20" w:type="dxa"/>
-              <w:bottom w:w="20" w:type="dxa"/>
-              <w:left w:w="30" w:type="dxa"/>
-              <w:right w:w="30" w:type="dxa"/>
-            </w:tcMar>
           </w:tcPr>
           <w:p>
             <w:r>
@@ -10512,13 +8084,6 @@
         <w:tc>
           <w:tcPr>
             <w:tcW w:type="dxa" w:w="1496"/>
-            <w:shd w:fill="F4F7FB"/>
-            <w:tcMar>
-              <w:top w:w="20" w:type="dxa"/>
-              <w:bottom w:w="20" w:type="dxa"/>
-              <w:left w:w="30" w:type="dxa"/>
-              <w:right w:w="30" w:type="dxa"/>
-            </w:tcMar>
           </w:tcPr>
           <w:p>
             <w:r>
@@ -10533,13 +8098,6 @@
         <w:tc>
           <w:tcPr>
             <w:tcW w:type="dxa" w:w="1496"/>
-            <w:shd w:fill="F4F7FB"/>
-            <w:tcMar>
-              <w:top w:w="20" w:type="dxa"/>
-              <w:bottom w:w="20" w:type="dxa"/>
-              <w:left w:w="30" w:type="dxa"/>
-              <w:right w:w="30" w:type="dxa"/>
-            </w:tcMar>
           </w:tcPr>
           <w:p>
             <w:r>
@@ -10554,13 +8112,6 @@
         <w:tc>
           <w:tcPr>
             <w:tcW w:type="dxa" w:w="1496"/>
-            <w:shd w:fill="F4F7FB"/>
-            <w:tcMar>
-              <w:top w:w="20" w:type="dxa"/>
-              <w:bottom w:w="20" w:type="dxa"/>
-              <w:left w:w="30" w:type="dxa"/>
-              <w:right w:w="30" w:type="dxa"/>
-            </w:tcMar>
           </w:tcPr>
           <w:p>
             <w:r>
@@ -10577,13 +8128,6 @@
         <w:tc>
           <w:tcPr>
             <w:tcW w:type="dxa" w:w="1496"/>
-            <w:shd w:fill="FFFFFF"/>
-            <w:tcMar>
-              <w:top w:w="20" w:type="dxa"/>
-              <w:bottom w:w="20" w:type="dxa"/>
-              <w:left w:w="30" w:type="dxa"/>
-              <w:right w:w="30" w:type="dxa"/>
-            </w:tcMar>
           </w:tcPr>
           <w:p>
             <w:r>
@@ -10599,13 +8143,6 @@
         <w:tc>
           <w:tcPr>
             <w:tcW w:type="dxa" w:w="1496"/>
-            <w:shd w:fill="FFFFFF"/>
-            <w:tcMar>
-              <w:top w:w="20" w:type="dxa"/>
-              <w:bottom w:w="20" w:type="dxa"/>
-              <w:left w:w="30" w:type="dxa"/>
-              <w:right w:w="30" w:type="dxa"/>
-            </w:tcMar>
           </w:tcPr>
           <w:p>
             <w:r>
@@ -10620,13 +8157,6 @@
         <w:tc>
           <w:tcPr>
             <w:tcW w:type="dxa" w:w="1496"/>
-            <w:shd w:fill="FFFFFF"/>
-            <w:tcMar>
-              <w:top w:w="20" w:type="dxa"/>
-              <w:bottom w:w="20" w:type="dxa"/>
-              <w:left w:w="30" w:type="dxa"/>
-              <w:right w:w="30" w:type="dxa"/>
-            </w:tcMar>
           </w:tcPr>
           <w:p>
             <w:r>
@@ -10641,13 +8171,6 @@
         <w:tc>
           <w:tcPr>
             <w:tcW w:type="dxa" w:w="1496"/>
-            <w:shd w:fill="FFFFFF"/>
-            <w:tcMar>
-              <w:top w:w="20" w:type="dxa"/>
-              <w:bottom w:w="20" w:type="dxa"/>
-              <w:left w:w="30" w:type="dxa"/>
-              <w:right w:w="30" w:type="dxa"/>
-            </w:tcMar>
           </w:tcPr>
           <w:p>
             <w:r>
@@ -10662,13 +8185,6 @@
         <w:tc>
           <w:tcPr>
             <w:tcW w:type="dxa" w:w="1496"/>
-            <w:shd w:fill="FFFFFF"/>
-            <w:tcMar>
-              <w:top w:w="20" w:type="dxa"/>
-              <w:bottom w:w="20" w:type="dxa"/>
-              <w:left w:w="30" w:type="dxa"/>
-              <w:right w:w="30" w:type="dxa"/>
-            </w:tcMar>
           </w:tcPr>
           <w:p>
             <w:r>
@@ -10683,13 +8199,6 @@
         <w:tc>
           <w:tcPr>
             <w:tcW w:type="dxa" w:w="1496"/>
-            <w:shd w:fill="FFFFFF"/>
-            <w:tcMar>
-              <w:top w:w="20" w:type="dxa"/>
-              <w:bottom w:w="20" w:type="dxa"/>
-              <w:left w:w="30" w:type="dxa"/>
-              <w:right w:w="30" w:type="dxa"/>
-            </w:tcMar>
           </w:tcPr>
           <w:p>
             <w:r>
@@ -10704,13 +8213,6 @@
         <w:tc>
           <w:tcPr>
             <w:tcW w:type="dxa" w:w="1496"/>
-            <w:shd w:fill="FFFFFF"/>
-            <w:tcMar>
-              <w:top w:w="20" w:type="dxa"/>
-              <w:bottom w:w="20" w:type="dxa"/>
-              <w:left w:w="30" w:type="dxa"/>
-              <w:right w:w="30" w:type="dxa"/>
-            </w:tcMar>
           </w:tcPr>
           <w:p>
             <w:r>
@@ -10727,13 +8229,6 @@
         <w:tc>
           <w:tcPr>
             <w:tcW w:type="dxa" w:w="1496"/>
-            <w:shd w:fill="F4F7FB"/>
-            <w:tcMar>
-              <w:top w:w="20" w:type="dxa"/>
-              <w:bottom w:w="20" w:type="dxa"/>
-              <w:left w:w="30" w:type="dxa"/>
-              <w:right w:w="30" w:type="dxa"/>
-            </w:tcMar>
           </w:tcPr>
           <w:p>
             <w:r>
@@ -10749,13 +8244,6 @@
         <w:tc>
           <w:tcPr>
             <w:tcW w:type="dxa" w:w="1496"/>
-            <w:shd w:fill="F4F7FB"/>
-            <w:tcMar>
-              <w:top w:w="20" w:type="dxa"/>
-              <w:bottom w:w="20" w:type="dxa"/>
-              <w:left w:w="30" w:type="dxa"/>
-              <w:right w:w="30" w:type="dxa"/>
-            </w:tcMar>
           </w:tcPr>
           <w:p>
             <w:r>
@@ -10770,13 +8258,6 @@
         <w:tc>
           <w:tcPr>
             <w:tcW w:type="dxa" w:w="1496"/>
-            <w:shd w:fill="F4F7FB"/>
-            <w:tcMar>
-              <w:top w:w="20" w:type="dxa"/>
-              <w:bottom w:w="20" w:type="dxa"/>
-              <w:left w:w="30" w:type="dxa"/>
-              <w:right w:w="30" w:type="dxa"/>
-            </w:tcMar>
           </w:tcPr>
           <w:p>
             <w:r>
@@ -10791,13 +8272,6 @@
         <w:tc>
           <w:tcPr>
             <w:tcW w:type="dxa" w:w="1496"/>
-            <w:shd w:fill="F4F7FB"/>
-            <w:tcMar>
-              <w:top w:w="20" w:type="dxa"/>
-              <w:bottom w:w="20" w:type="dxa"/>
-              <w:left w:w="30" w:type="dxa"/>
-              <w:right w:w="30" w:type="dxa"/>
-            </w:tcMar>
           </w:tcPr>
           <w:p>
             <w:r>
@@ -10812,13 +8286,6 @@
         <w:tc>
           <w:tcPr>
             <w:tcW w:type="dxa" w:w="1496"/>
-            <w:shd w:fill="F4F7FB"/>
-            <w:tcMar>
-              <w:top w:w="20" w:type="dxa"/>
-              <w:bottom w:w="20" w:type="dxa"/>
-              <w:left w:w="30" w:type="dxa"/>
-              <w:right w:w="30" w:type="dxa"/>
-            </w:tcMar>
           </w:tcPr>
           <w:p>
             <w:r>
@@ -10833,13 +8300,6 @@
         <w:tc>
           <w:tcPr>
             <w:tcW w:type="dxa" w:w="1496"/>
-            <w:shd w:fill="F4F7FB"/>
-            <w:tcMar>
-              <w:top w:w="20" w:type="dxa"/>
-              <w:bottom w:w="20" w:type="dxa"/>
-              <w:left w:w="30" w:type="dxa"/>
-              <w:right w:w="30" w:type="dxa"/>
-            </w:tcMar>
           </w:tcPr>
           <w:p>
             <w:r>
@@ -10854,18 +8314,11 @@
         <w:tc>
           <w:tcPr>
             <w:tcW w:type="dxa" w:w="1496"/>
-            <w:shd w:fill="F4F7FB"/>
-            <w:tcMar>
-              <w:top w:w="20" w:type="dxa"/>
-              <w:bottom w:w="20" w:type="dxa"/>
-              <w:left w:w="30" w:type="dxa"/>
-              <w:right w:w="30" w:type="dxa"/>
-            </w:tcMar>
-          </w:tcPr>
-          <w:p>
-            <w:r>
-              <w:rPr>
-                <w:color w:val="A02828"/>
+          </w:tcPr>
+          <w:p>
+            <w:r>
+              <w:rPr>
+                <w:color w:val="1E232A"/>
                 <w:sz w:val="14"/>
               </w:rPr>
               <w:t>UNDERWEIGHT</w:t>
@@ -10877,13 +8330,6 @@
         <w:tc>
           <w:tcPr>
             <w:tcW w:type="dxa" w:w="1496"/>
-            <w:shd w:fill="FFFFFF"/>
-            <w:tcMar>
-              <w:top w:w="20" w:type="dxa"/>
-              <w:bottom w:w="20" w:type="dxa"/>
-              <w:left w:w="30" w:type="dxa"/>
-              <w:right w:w="30" w:type="dxa"/>
-            </w:tcMar>
           </w:tcPr>
           <w:p>
             <w:r>
@@ -10899,13 +8345,6 @@
         <w:tc>
           <w:tcPr>
             <w:tcW w:type="dxa" w:w="1496"/>
-            <w:shd w:fill="FFFFFF"/>
-            <w:tcMar>
-              <w:top w:w="20" w:type="dxa"/>
-              <w:bottom w:w="20" w:type="dxa"/>
-              <w:left w:w="30" w:type="dxa"/>
-              <w:right w:w="30" w:type="dxa"/>
-            </w:tcMar>
           </w:tcPr>
           <w:p>
             <w:r>
@@ -10920,13 +8359,6 @@
         <w:tc>
           <w:tcPr>
             <w:tcW w:type="dxa" w:w="1496"/>
-            <w:shd w:fill="FFFFFF"/>
-            <w:tcMar>
-              <w:top w:w="20" w:type="dxa"/>
-              <w:bottom w:w="20" w:type="dxa"/>
-              <w:left w:w="30" w:type="dxa"/>
-              <w:right w:w="30" w:type="dxa"/>
-            </w:tcMar>
           </w:tcPr>
           <w:p>
             <w:r>
@@ -10941,13 +8373,6 @@
         <w:tc>
           <w:tcPr>
             <w:tcW w:type="dxa" w:w="1496"/>
-            <w:shd w:fill="FFFFFF"/>
-            <w:tcMar>
-              <w:top w:w="20" w:type="dxa"/>
-              <w:bottom w:w="20" w:type="dxa"/>
-              <w:left w:w="30" w:type="dxa"/>
-              <w:right w:w="30" w:type="dxa"/>
-            </w:tcMar>
           </w:tcPr>
           <w:p>
             <w:r>
@@ -10962,13 +8387,6 @@
         <w:tc>
           <w:tcPr>
             <w:tcW w:type="dxa" w:w="1496"/>
-            <w:shd w:fill="FFFFFF"/>
-            <w:tcMar>
-              <w:top w:w="20" w:type="dxa"/>
-              <w:bottom w:w="20" w:type="dxa"/>
-              <w:left w:w="30" w:type="dxa"/>
-              <w:right w:w="30" w:type="dxa"/>
-            </w:tcMar>
           </w:tcPr>
           <w:p>
             <w:r>
@@ -10983,13 +8401,6 @@
         <w:tc>
           <w:tcPr>
             <w:tcW w:type="dxa" w:w="1496"/>
-            <w:shd w:fill="FFFFFF"/>
-            <w:tcMar>
-              <w:top w:w="20" w:type="dxa"/>
-              <w:bottom w:w="20" w:type="dxa"/>
-              <w:left w:w="30" w:type="dxa"/>
-              <w:right w:w="30" w:type="dxa"/>
-            </w:tcMar>
           </w:tcPr>
           <w:p>
             <w:r>
@@ -11004,13 +8415,6 @@
         <w:tc>
           <w:tcPr>
             <w:tcW w:type="dxa" w:w="1496"/>
-            <w:shd w:fill="FFFFFF"/>
-            <w:tcMar>
-              <w:top w:w="20" w:type="dxa"/>
-              <w:bottom w:w="20" w:type="dxa"/>
-              <w:left w:w="30" w:type="dxa"/>
-              <w:right w:w="30" w:type="dxa"/>
-            </w:tcMar>
           </w:tcPr>
           <w:p>
             <w:r>
@@ -11027,13 +8431,6 @@
         <w:tc>
           <w:tcPr>
             <w:tcW w:type="dxa" w:w="1496"/>
-            <w:shd w:fill="F4F7FB"/>
-            <w:tcMar>
-              <w:top w:w="20" w:type="dxa"/>
-              <w:bottom w:w="20" w:type="dxa"/>
-              <w:left w:w="30" w:type="dxa"/>
-              <w:right w:w="30" w:type="dxa"/>
-            </w:tcMar>
           </w:tcPr>
           <w:p>
             <w:r>
@@ -11049,13 +8446,6 @@
         <w:tc>
           <w:tcPr>
             <w:tcW w:type="dxa" w:w="1496"/>
-            <w:shd w:fill="F4F7FB"/>
-            <w:tcMar>
-              <w:top w:w="20" w:type="dxa"/>
-              <w:bottom w:w="20" w:type="dxa"/>
-              <w:left w:w="30" w:type="dxa"/>
-              <w:right w:w="30" w:type="dxa"/>
-            </w:tcMar>
           </w:tcPr>
           <w:p>
             <w:r>
@@ -11070,13 +8460,6 @@
         <w:tc>
           <w:tcPr>
             <w:tcW w:type="dxa" w:w="1496"/>
-            <w:shd w:fill="F4F7FB"/>
-            <w:tcMar>
-              <w:top w:w="20" w:type="dxa"/>
-              <w:bottom w:w="20" w:type="dxa"/>
-              <w:left w:w="30" w:type="dxa"/>
-              <w:right w:w="30" w:type="dxa"/>
-            </w:tcMar>
           </w:tcPr>
           <w:p>
             <w:r>
@@ -11091,13 +8474,6 @@
         <w:tc>
           <w:tcPr>
             <w:tcW w:type="dxa" w:w="1496"/>
-            <w:shd w:fill="F4F7FB"/>
-            <w:tcMar>
-              <w:top w:w="20" w:type="dxa"/>
-              <w:bottom w:w="20" w:type="dxa"/>
-              <w:left w:w="30" w:type="dxa"/>
-              <w:right w:w="30" w:type="dxa"/>
-            </w:tcMar>
           </w:tcPr>
           <w:p>
             <w:r>
@@ -11112,13 +8488,6 @@
         <w:tc>
           <w:tcPr>
             <w:tcW w:type="dxa" w:w="1496"/>
-            <w:shd w:fill="F4F7FB"/>
-            <w:tcMar>
-              <w:top w:w="20" w:type="dxa"/>
-              <w:bottom w:w="20" w:type="dxa"/>
-              <w:left w:w="30" w:type="dxa"/>
-              <w:right w:w="30" w:type="dxa"/>
-            </w:tcMar>
           </w:tcPr>
           <w:p>
             <w:r>
@@ -11133,13 +8502,6 @@
         <w:tc>
           <w:tcPr>
             <w:tcW w:type="dxa" w:w="1496"/>
-            <w:shd w:fill="F4F7FB"/>
-            <w:tcMar>
-              <w:top w:w="20" w:type="dxa"/>
-              <w:bottom w:w="20" w:type="dxa"/>
-              <w:left w:w="30" w:type="dxa"/>
-              <w:right w:w="30" w:type="dxa"/>
-            </w:tcMar>
           </w:tcPr>
           <w:p>
             <w:r>
@@ -11154,13 +8516,6 @@
         <w:tc>
           <w:tcPr>
             <w:tcW w:type="dxa" w:w="1496"/>
-            <w:shd w:fill="F4F7FB"/>
-            <w:tcMar>
-              <w:top w:w="20" w:type="dxa"/>
-              <w:bottom w:w="20" w:type="dxa"/>
-              <w:left w:w="30" w:type="dxa"/>
-              <w:right w:w="30" w:type="dxa"/>
-            </w:tcMar>
           </w:tcPr>
           <w:p>
             <w:r>
@@ -11177,13 +8532,6 @@
         <w:tc>
           <w:tcPr>
             <w:tcW w:type="dxa" w:w="1496"/>
-            <w:shd w:fill="FFFFFF"/>
-            <w:tcMar>
-              <w:top w:w="20" w:type="dxa"/>
-              <w:bottom w:w="20" w:type="dxa"/>
-              <w:left w:w="30" w:type="dxa"/>
-              <w:right w:w="30" w:type="dxa"/>
-            </w:tcMar>
           </w:tcPr>
           <w:p>
             <w:r>
@@ -11199,13 +8547,6 @@
         <w:tc>
           <w:tcPr>
             <w:tcW w:type="dxa" w:w="1496"/>
-            <w:shd w:fill="FFFFFF"/>
-            <w:tcMar>
-              <w:top w:w="20" w:type="dxa"/>
-              <w:bottom w:w="20" w:type="dxa"/>
-              <w:left w:w="30" w:type="dxa"/>
-              <w:right w:w="30" w:type="dxa"/>
-            </w:tcMar>
           </w:tcPr>
           <w:p>
             <w:r>
@@ -11220,13 +8561,6 @@
         <w:tc>
           <w:tcPr>
             <w:tcW w:type="dxa" w:w="1496"/>
-            <w:shd w:fill="FFFFFF"/>
-            <w:tcMar>
-              <w:top w:w="20" w:type="dxa"/>
-              <w:bottom w:w="20" w:type="dxa"/>
-              <w:left w:w="30" w:type="dxa"/>
-              <w:right w:w="30" w:type="dxa"/>
-            </w:tcMar>
           </w:tcPr>
           <w:p>
             <w:r>
@@ -11241,13 +8575,6 @@
         <w:tc>
           <w:tcPr>
             <w:tcW w:type="dxa" w:w="1496"/>
-            <w:shd w:fill="FFFFFF"/>
-            <w:tcMar>
-              <w:top w:w="20" w:type="dxa"/>
-              <w:bottom w:w="20" w:type="dxa"/>
-              <w:left w:w="30" w:type="dxa"/>
-              <w:right w:w="30" w:type="dxa"/>
-            </w:tcMar>
           </w:tcPr>
           <w:p>
             <w:r>
@@ -11262,13 +8589,6 @@
         <w:tc>
           <w:tcPr>
             <w:tcW w:type="dxa" w:w="1496"/>
-            <w:shd w:fill="FFFFFF"/>
-            <w:tcMar>
-              <w:top w:w="20" w:type="dxa"/>
-              <w:bottom w:w="20" w:type="dxa"/>
-              <w:left w:w="30" w:type="dxa"/>
-              <w:right w:w="30" w:type="dxa"/>
-            </w:tcMar>
           </w:tcPr>
           <w:p>
             <w:r>
@@ -11283,13 +8603,6 @@
         <w:tc>
           <w:tcPr>
             <w:tcW w:type="dxa" w:w="1496"/>
-            <w:shd w:fill="FFFFFF"/>
-            <w:tcMar>
-              <w:top w:w="20" w:type="dxa"/>
-              <w:bottom w:w="20" w:type="dxa"/>
-              <w:left w:w="30" w:type="dxa"/>
-              <w:right w:w="30" w:type="dxa"/>
-            </w:tcMar>
           </w:tcPr>
           <w:p>
             <w:r>
@@ -11304,18 +8617,11 @@
         <w:tc>
           <w:tcPr>
             <w:tcW w:type="dxa" w:w="1496"/>
-            <w:shd w:fill="FFFFFF"/>
-            <w:tcMar>
-              <w:top w:w="20" w:type="dxa"/>
-              <w:bottom w:w="20" w:type="dxa"/>
-              <w:left w:w="30" w:type="dxa"/>
-              <w:right w:w="30" w:type="dxa"/>
-            </w:tcMar>
-          </w:tcPr>
-          <w:p>
-            <w:r>
-              <w:rPr>
-                <w:color w:val="A02828"/>
+          </w:tcPr>
+          <w:p>
+            <w:r>
+              <w:rPr>
+                <w:color w:val="1E232A"/>
                 <w:sz w:val="14"/>
               </w:rPr>
               <w:t>UNDERWEIGHT</w:t>
@@ -11327,13 +8633,6 @@
         <w:tc>
           <w:tcPr>
             <w:tcW w:type="dxa" w:w="1496"/>
-            <w:shd w:fill="F4F7FB"/>
-            <w:tcMar>
-              <w:top w:w="20" w:type="dxa"/>
-              <w:bottom w:w="20" w:type="dxa"/>
-              <w:left w:w="30" w:type="dxa"/>
-              <w:right w:w="30" w:type="dxa"/>
-            </w:tcMar>
           </w:tcPr>
           <w:p>
             <w:r>
@@ -11349,13 +8648,6 @@
         <w:tc>
           <w:tcPr>
             <w:tcW w:type="dxa" w:w="1496"/>
-            <w:shd w:fill="F4F7FB"/>
-            <w:tcMar>
-              <w:top w:w="20" w:type="dxa"/>
-              <w:bottom w:w="20" w:type="dxa"/>
-              <w:left w:w="30" w:type="dxa"/>
-              <w:right w:w="30" w:type="dxa"/>
-            </w:tcMar>
           </w:tcPr>
           <w:p>
             <w:r>
@@ -11370,13 +8662,6 @@
         <w:tc>
           <w:tcPr>
             <w:tcW w:type="dxa" w:w="1496"/>
-            <w:shd w:fill="F4F7FB"/>
-            <w:tcMar>
-              <w:top w:w="20" w:type="dxa"/>
-              <w:bottom w:w="20" w:type="dxa"/>
-              <w:left w:w="30" w:type="dxa"/>
-              <w:right w:w="30" w:type="dxa"/>
-            </w:tcMar>
           </w:tcPr>
           <w:p>
             <w:r>
@@ -11391,13 +8676,6 @@
         <w:tc>
           <w:tcPr>
             <w:tcW w:type="dxa" w:w="1496"/>
-            <w:shd w:fill="F4F7FB"/>
-            <w:tcMar>
-              <w:top w:w="20" w:type="dxa"/>
-              <w:bottom w:w="20" w:type="dxa"/>
-              <w:left w:w="30" w:type="dxa"/>
-              <w:right w:w="30" w:type="dxa"/>
-            </w:tcMar>
           </w:tcPr>
           <w:p>
             <w:r>
@@ -11412,13 +8690,6 @@
         <w:tc>
           <w:tcPr>
             <w:tcW w:type="dxa" w:w="1496"/>
-            <w:shd w:fill="F4F7FB"/>
-            <w:tcMar>
-              <w:top w:w="20" w:type="dxa"/>
-              <w:bottom w:w="20" w:type="dxa"/>
-              <w:left w:w="30" w:type="dxa"/>
-              <w:right w:w="30" w:type="dxa"/>
-            </w:tcMar>
           </w:tcPr>
           <w:p>
             <w:r>
@@ -11433,13 +8704,6 @@
         <w:tc>
           <w:tcPr>
             <w:tcW w:type="dxa" w:w="1496"/>
-            <w:shd w:fill="F4F7FB"/>
-            <w:tcMar>
-              <w:top w:w="20" w:type="dxa"/>
-              <w:bottom w:w="20" w:type="dxa"/>
-              <w:left w:w="30" w:type="dxa"/>
-              <w:right w:w="30" w:type="dxa"/>
-            </w:tcMar>
           </w:tcPr>
           <w:p>
             <w:r>
@@ -11454,13 +8718,6 @@
         <w:tc>
           <w:tcPr>
             <w:tcW w:type="dxa" w:w="1496"/>
-            <w:shd w:fill="F4F7FB"/>
-            <w:tcMar>
-              <w:top w:w="20" w:type="dxa"/>
-              <w:bottom w:w="20" w:type="dxa"/>
-              <w:left w:w="30" w:type="dxa"/>
-              <w:right w:w="30" w:type="dxa"/>
-            </w:tcMar>
           </w:tcPr>
           <w:p>
             <w:r>
@@ -11477,13 +8734,6 @@
         <w:tc>
           <w:tcPr>
             <w:tcW w:type="dxa" w:w="1496"/>
-            <w:shd w:fill="FFFFFF"/>
-            <w:tcMar>
-              <w:top w:w="20" w:type="dxa"/>
-              <w:bottom w:w="20" w:type="dxa"/>
-              <w:left w:w="30" w:type="dxa"/>
-              <w:right w:w="30" w:type="dxa"/>
-            </w:tcMar>
           </w:tcPr>
           <w:p>
             <w:r>
@@ -11499,13 +8749,6 @@
         <w:tc>
           <w:tcPr>
             <w:tcW w:type="dxa" w:w="1496"/>
-            <w:shd w:fill="FFFFFF"/>
-            <w:tcMar>
-              <w:top w:w="20" w:type="dxa"/>
-              <w:bottom w:w="20" w:type="dxa"/>
-              <w:left w:w="30" w:type="dxa"/>
-              <w:right w:w="30" w:type="dxa"/>
-            </w:tcMar>
           </w:tcPr>
           <w:p>
             <w:r>
@@ -11520,13 +8763,6 @@
         <w:tc>
           <w:tcPr>
             <w:tcW w:type="dxa" w:w="1496"/>
-            <w:shd w:fill="FFFFFF"/>
-            <w:tcMar>
-              <w:top w:w="20" w:type="dxa"/>
-              <w:bottom w:w="20" w:type="dxa"/>
-              <w:left w:w="30" w:type="dxa"/>
-              <w:right w:w="30" w:type="dxa"/>
-            </w:tcMar>
           </w:tcPr>
           <w:p>
             <w:r>
@@ -11541,13 +8777,6 @@
         <w:tc>
           <w:tcPr>
             <w:tcW w:type="dxa" w:w="1496"/>
-            <w:shd w:fill="FFFFFF"/>
-            <w:tcMar>
-              <w:top w:w="20" w:type="dxa"/>
-              <w:bottom w:w="20" w:type="dxa"/>
-              <w:left w:w="30" w:type="dxa"/>
-              <w:right w:w="30" w:type="dxa"/>
-            </w:tcMar>
           </w:tcPr>
           <w:p>
             <w:r>
@@ -11562,13 +8791,6 @@
         <w:tc>
           <w:tcPr>
             <w:tcW w:type="dxa" w:w="1496"/>
-            <w:shd w:fill="FFFFFF"/>
-            <w:tcMar>
-              <w:top w:w="20" w:type="dxa"/>
-              <w:bottom w:w="20" w:type="dxa"/>
-              <w:left w:w="30" w:type="dxa"/>
-              <w:right w:w="30" w:type="dxa"/>
-            </w:tcMar>
           </w:tcPr>
           <w:p>
             <w:r>
@@ -11583,13 +8805,6 @@
         <w:tc>
           <w:tcPr>
             <w:tcW w:type="dxa" w:w="1496"/>
-            <w:shd w:fill="FFFFFF"/>
-            <w:tcMar>
-              <w:top w:w="20" w:type="dxa"/>
-              <w:bottom w:w="20" w:type="dxa"/>
-              <w:left w:w="30" w:type="dxa"/>
-              <w:right w:w="30" w:type="dxa"/>
-            </w:tcMar>
           </w:tcPr>
           <w:p>
             <w:r>
@@ -11604,13 +8819,6 @@
         <w:tc>
           <w:tcPr>
             <w:tcW w:type="dxa" w:w="1496"/>
-            <w:shd w:fill="FFFFFF"/>
-            <w:tcMar>
-              <w:top w:w="20" w:type="dxa"/>
-              <w:bottom w:w="20" w:type="dxa"/>
-              <w:left w:w="30" w:type="dxa"/>
-              <w:right w:w="30" w:type="dxa"/>
-            </w:tcMar>
           </w:tcPr>
           <w:p>
             <w:r>
@@ -11627,13 +8835,6 @@
         <w:tc>
           <w:tcPr>
             <w:tcW w:type="dxa" w:w="1496"/>
-            <w:shd w:fill="F4F7FB"/>
-            <w:tcMar>
-              <w:top w:w="20" w:type="dxa"/>
-              <w:bottom w:w="20" w:type="dxa"/>
-              <w:left w:w="30" w:type="dxa"/>
-              <w:right w:w="30" w:type="dxa"/>
-            </w:tcMar>
           </w:tcPr>
           <w:p>
             <w:r>
@@ -11649,13 +8850,6 @@
         <w:tc>
           <w:tcPr>
             <w:tcW w:type="dxa" w:w="1496"/>
-            <w:shd w:fill="F4F7FB"/>
-            <w:tcMar>
-              <w:top w:w="20" w:type="dxa"/>
-              <w:bottom w:w="20" w:type="dxa"/>
-              <w:left w:w="30" w:type="dxa"/>
-              <w:right w:w="30" w:type="dxa"/>
-            </w:tcMar>
           </w:tcPr>
           <w:p>
             <w:r>
@@ -11670,13 +8864,6 @@
         <w:tc>
           <w:tcPr>
             <w:tcW w:type="dxa" w:w="1496"/>
-            <w:shd w:fill="F4F7FB"/>
-            <w:tcMar>
-              <w:top w:w="20" w:type="dxa"/>
-              <w:bottom w:w="20" w:type="dxa"/>
-              <w:left w:w="30" w:type="dxa"/>
-              <w:right w:w="30" w:type="dxa"/>
-            </w:tcMar>
           </w:tcPr>
           <w:p>
             <w:r>
@@ -11691,13 +8878,6 @@
         <w:tc>
           <w:tcPr>
             <w:tcW w:type="dxa" w:w="1496"/>
-            <w:shd w:fill="F4F7FB"/>
-            <w:tcMar>
-              <w:top w:w="20" w:type="dxa"/>
-              <w:bottom w:w="20" w:type="dxa"/>
-              <w:left w:w="30" w:type="dxa"/>
-              <w:right w:w="30" w:type="dxa"/>
-            </w:tcMar>
           </w:tcPr>
           <w:p>
             <w:r>
@@ -11712,13 +8892,6 @@
         <w:tc>
           <w:tcPr>
             <w:tcW w:type="dxa" w:w="1496"/>
-            <w:shd w:fill="F4F7FB"/>
-            <w:tcMar>
-              <w:top w:w="20" w:type="dxa"/>
-              <w:bottom w:w="20" w:type="dxa"/>
-              <w:left w:w="30" w:type="dxa"/>
-              <w:right w:w="30" w:type="dxa"/>
-            </w:tcMar>
           </w:tcPr>
           <w:p>
             <w:r>
@@ -11733,13 +8906,6 @@
         <w:tc>
           <w:tcPr>
             <w:tcW w:type="dxa" w:w="1496"/>
-            <w:shd w:fill="F4F7FB"/>
-            <w:tcMar>
-              <w:top w:w="20" w:type="dxa"/>
-              <w:bottom w:w="20" w:type="dxa"/>
-              <w:left w:w="30" w:type="dxa"/>
-              <w:right w:w="30" w:type="dxa"/>
-            </w:tcMar>
           </w:tcPr>
           <w:p>
             <w:r>
@@ -11754,13 +8920,6 @@
         <w:tc>
           <w:tcPr>
             <w:tcW w:type="dxa" w:w="1496"/>
-            <w:shd w:fill="F4F7FB"/>
-            <w:tcMar>
-              <w:top w:w="20" w:type="dxa"/>
-              <w:bottom w:w="20" w:type="dxa"/>
-              <w:left w:w="30" w:type="dxa"/>
-              <w:right w:w="30" w:type="dxa"/>
-            </w:tcMar>
           </w:tcPr>
           <w:p>
             <w:r>
@@ -11777,13 +8936,6 @@
         <w:tc>
           <w:tcPr>
             <w:tcW w:type="dxa" w:w="1496"/>
-            <w:shd w:fill="FFFFFF"/>
-            <w:tcMar>
-              <w:top w:w="20" w:type="dxa"/>
-              <w:bottom w:w="20" w:type="dxa"/>
-              <w:left w:w="30" w:type="dxa"/>
-              <w:right w:w="30" w:type="dxa"/>
-            </w:tcMar>
           </w:tcPr>
           <w:p>
             <w:r>
@@ -11799,13 +8951,6 @@
         <w:tc>
           <w:tcPr>
             <w:tcW w:type="dxa" w:w="1496"/>
-            <w:shd w:fill="FFFFFF"/>
-            <w:tcMar>
-              <w:top w:w="20" w:type="dxa"/>
-              <w:bottom w:w="20" w:type="dxa"/>
-              <w:left w:w="30" w:type="dxa"/>
-              <w:right w:w="30" w:type="dxa"/>
-            </w:tcMar>
           </w:tcPr>
           <w:p>
             <w:r>
@@ -11820,13 +8965,6 @@
         <w:tc>
           <w:tcPr>
             <w:tcW w:type="dxa" w:w="1496"/>
-            <w:shd w:fill="FFFFFF"/>
-            <w:tcMar>
-              <w:top w:w="20" w:type="dxa"/>
-              <w:bottom w:w="20" w:type="dxa"/>
-              <w:left w:w="30" w:type="dxa"/>
-              <w:right w:w="30" w:type="dxa"/>
-            </w:tcMar>
           </w:tcPr>
           <w:p>
             <w:r>
@@ -11841,13 +8979,6 @@
         <w:tc>
           <w:tcPr>
             <w:tcW w:type="dxa" w:w="1496"/>
-            <w:shd w:fill="FFFFFF"/>
-            <w:tcMar>
-              <w:top w:w="20" w:type="dxa"/>
-              <w:bottom w:w="20" w:type="dxa"/>
-              <w:left w:w="30" w:type="dxa"/>
-              <w:right w:w="30" w:type="dxa"/>
-            </w:tcMar>
           </w:tcPr>
           <w:p>
             <w:r>
@@ -11862,13 +8993,6 @@
         <w:tc>
           <w:tcPr>
             <w:tcW w:type="dxa" w:w="1496"/>
-            <w:shd w:fill="FFFFFF"/>
-            <w:tcMar>
-              <w:top w:w="20" w:type="dxa"/>
-              <w:bottom w:w="20" w:type="dxa"/>
-              <w:left w:w="30" w:type="dxa"/>
-              <w:right w:w="30" w:type="dxa"/>
-            </w:tcMar>
           </w:tcPr>
           <w:p>
             <w:r>
@@ -11883,13 +9007,6 @@
         <w:tc>
           <w:tcPr>
             <w:tcW w:type="dxa" w:w="1496"/>
-            <w:shd w:fill="FFFFFF"/>
-            <w:tcMar>
-              <w:top w:w="20" w:type="dxa"/>
-              <w:bottom w:w="20" w:type="dxa"/>
-              <w:left w:w="30" w:type="dxa"/>
-              <w:right w:w="30" w:type="dxa"/>
-            </w:tcMar>
           </w:tcPr>
           <w:p>
             <w:r>
@@ -11904,13 +9021,6 @@
         <w:tc>
           <w:tcPr>
             <w:tcW w:type="dxa" w:w="1496"/>
-            <w:shd w:fill="FFFFFF"/>
-            <w:tcMar>
-              <w:top w:w="20" w:type="dxa"/>
-              <w:bottom w:w="20" w:type="dxa"/>
-              <w:left w:w="30" w:type="dxa"/>
-              <w:right w:w="30" w:type="dxa"/>
-            </w:tcMar>
           </w:tcPr>
           <w:p>
             <w:r>
@@ -11927,13 +9037,6 @@
         <w:tc>
           <w:tcPr>
             <w:tcW w:type="dxa" w:w="1496"/>
-            <w:shd w:fill="F4F7FB"/>
-            <w:tcMar>
-              <w:top w:w="20" w:type="dxa"/>
-              <w:bottom w:w="20" w:type="dxa"/>
-              <w:left w:w="30" w:type="dxa"/>
-              <w:right w:w="30" w:type="dxa"/>
-            </w:tcMar>
           </w:tcPr>
           <w:p>
             <w:r>
@@ -11949,13 +9052,6 @@
         <w:tc>
           <w:tcPr>
             <w:tcW w:type="dxa" w:w="1496"/>
-            <w:shd w:fill="F4F7FB"/>
-            <w:tcMar>
-              <w:top w:w="20" w:type="dxa"/>
-              <w:bottom w:w="20" w:type="dxa"/>
-              <w:left w:w="30" w:type="dxa"/>
-              <w:right w:w="30" w:type="dxa"/>
-            </w:tcMar>
           </w:tcPr>
           <w:p>
             <w:r>
@@ -11970,13 +9066,6 @@
         <w:tc>
           <w:tcPr>
             <w:tcW w:type="dxa" w:w="1496"/>
-            <w:shd w:fill="F4F7FB"/>
-            <w:tcMar>
-              <w:top w:w="20" w:type="dxa"/>
-              <w:bottom w:w="20" w:type="dxa"/>
-              <w:left w:w="30" w:type="dxa"/>
-              <w:right w:w="30" w:type="dxa"/>
-            </w:tcMar>
           </w:tcPr>
           <w:p>
             <w:r>
@@ -11991,13 +9080,6 @@
         <w:tc>
           <w:tcPr>
             <w:tcW w:type="dxa" w:w="1496"/>
-            <w:shd w:fill="F4F7FB"/>
-            <w:tcMar>
-              <w:top w:w="20" w:type="dxa"/>
-              <w:bottom w:w="20" w:type="dxa"/>
-              <w:left w:w="30" w:type="dxa"/>
-              <w:right w:w="30" w:type="dxa"/>
-            </w:tcMar>
           </w:tcPr>
           <w:p>
             <w:r>
@@ -12012,13 +9094,6 @@
         <w:tc>
           <w:tcPr>
             <w:tcW w:type="dxa" w:w="1496"/>
-            <w:shd w:fill="F4F7FB"/>
-            <w:tcMar>
-              <w:top w:w="20" w:type="dxa"/>
-              <w:bottom w:w="20" w:type="dxa"/>
-              <w:left w:w="30" w:type="dxa"/>
-              <w:right w:w="30" w:type="dxa"/>
-            </w:tcMar>
           </w:tcPr>
           <w:p>
             <w:r>
@@ -12033,13 +9108,6 @@
         <w:tc>
           <w:tcPr>
             <w:tcW w:type="dxa" w:w="1496"/>
-            <w:shd w:fill="F4F7FB"/>
-            <w:tcMar>
-              <w:top w:w="20" w:type="dxa"/>
-              <w:bottom w:w="20" w:type="dxa"/>
-              <w:left w:w="30" w:type="dxa"/>
-              <w:right w:w="30" w:type="dxa"/>
-            </w:tcMar>
           </w:tcPr>
           <w:p>
             <w:r>
@@ -12054,18 +9122,11 @@
         <w:tc>
           <w:tcPr>
             <w:tcW w:type="dxa" w:w="1496"/>
-            <w:shd w:fill="F4F7FB"/>
-            <w:tcMar>
-              <w:top w:w="20" w:type="dxa"/>
-              <w:bottom w:w="20" w:type="dxa"/>
-              <w:left w:w="30" w:type="dxa"/>
-              <w:right w:w="30" w:type="dxa"/>
-            </w:tcMar>
-          </w:tcPr>
-          <w:p>
-            <w:r>
-              <w:rPr>
-                <w:color w:val="A02828"/>
+          </w:tcPr>
+          <w:p>
+            <w:r>
+              <w:rPr>
+                <w:color w:val="1E232A"/>
                 <w:sz w:val="14"/>
               </w:rPr>
               <w:t>UNDERWEIGHT</w:t>
@@ -12077,13 +9138,6 @@
         <w:tc>
           <w:tcPr>
             <w:tcW w:type="dxa" w:w="1496"/>
-            <w:shd w:fill="FFFFFF"/>
-            <w:tcMar>
-              <w:top w:w="20" w:type="dxa"/>
-              <w:bottom w:w="20" w:type="dxa"/>
-              <w:left w:w="30" w:type="dxa"/>
-              <w:right w:w="30" w:type="dxa"/>
-            </w:tcMar>
           </w:tcPr>
           <w:p>
             <w:r>
@@ -12099,13 +9153,6 @@
         <w:tc>
           <w:tcPr>
             <w:tcW w:type="dxa" w:w="1496"/>
-            <w:shd w:fill="FFFFFF"/>
-            <w:tcMar>
-              <w:top w:w="20" w:type="dxa"/>
-              <w:bottom w:w="20" w:type="dxa"/>
-              <w:left w:w="30" w:type="dxa"/>
-              <w:right w:w="30" w:type="dxa"/>
-            </w:tcMar>
           </w:tcPr>
           <w:p>
             <w:r>
@@ -12120,13 +9167,6 @@
         <w:tc>
           <w:tcPr>
             <w:tcW w:type="dxa" w:w="1496"/>
-            <w:shd w:fill="FFFFFF"/>
-            <w:tcMar>
-              <w:top w:w="20" w:type="dxa"/>
-              <w:bottom w:w="20" w:type="dxa"/>
-              <w:left w:w="30" w:type="dxa"/>
-              <w:right w:w="30" w:type="dxa"/>
-            </w:tcMar>
           </w:tcPr>
           <w:p>
             <w:r>
@@ -12141,13 +9181,6 @@
         <w:tc>
           <w:tcPr>
             <w:tcW w:type="dxa" w:w="1496"/>
-            <w:shd w:fill="FFFFFF"/>
-            <w:tcMar>
-              <w:top w:w="20" w:type="dxa"/>
-              <w:bottom w:w="20" w:type="dxa"/>
-              <w:left w:w="30" w:type="dxa"/>
-              <w:right w:w="30" w:type="dxa"/>
-            </w:tcMar>
           </w:tcPr>
           <w:p>
             <w:r>
@@ -12162,13 +9195,6 @@
         <w:tc>
           <w:tcPr>
             <w:tcW w:type="dxa" w:w="1496"/>
-            <w:shd w:fill="FFFFFF"/>
-            <w:tcMar>
-              <w:top w:w="20" w:type="dxa"/>
-              <w:bottom w:w="20" w:type="dxa"/>
-              <w:left w:w="30" w:type="dxa"/>
-              <w:right w:w="30" w:type="dxa"/>
-            </w:tcMar>
           </w:tcPr>
           <w:p>
             <w:r>
@@ -12183,13 +9209,6 @@
         <w:tc>
           <w:tcPr>
             <w:tcW w:type="dxa" w:w="1496"/>
-            <w:shd w:fill="FFFFFF"/>
-            <w:tcMar>
-              <w:top w:w="20" w:type="dxa"/>
-              <w:bottom w:w="20" w:type="dxa"/>
-              <w:left w:w="30" w:type="dxa"/>
-              <w:right w:w="30" w:type="dxa"/>
-            </w:tcMar>
           </w:tcPr>
           <w:p>
             <w:r>
@@ -12204,18 +9223,11 @@
         <w:tc>
           <w:tcPr>
             <w:tcW w:type="dxa" w:w="1496"/>
-            <w:shd w:fill="FFFFFF"/>
-            <w:tcMar>
-              <w:top w:w="20" w:type="dxa"/>
-              <w:bottom w:w="20" w:type="dxa"/>
-              <w:left w:w="30" w:type="dxa"/>
-              <w:right w:w="30" w:type="dxa"/>
-            </w:tcMar>
-          </w:tcPr>
-          <w:p>
-            <w:r>
-              <w:rPr>
-                <w:color w:val="A02828"/>
+          </w:tcPr>
+          <w:p>
+            <w:r>
+              <w:rPr>
+                <w:color w:val="1E232A"/>
                 <w:sz w:val="14"/>
               </w:rPr>
               <w:t>UNDERWEIGHT</w:t>

--- a/SparsioQ_End_Semester_Project_Report.docx
+++ b/SparsioQ_End_Semester_Project_Report.docx
@@ -2790,7 +2790,7 @@
             <w:r>
               <w:drawing>
                 <wp:inline xmlns:a="http://schemas.openxmlformats.org/drawingml/2006/main" xmlns:pic="http://schemas.openxmlformats.org/drawingml/2006/picture">
-                  <wp:extent cx="4023360" cy="408962"/>
+                  <wp:extent cx="4023360" cy="421235"/>
                   <wp:docPr id="2" name="Picture 2"/>
                   <wp:cNvGraphicFramePr>
                     <a:graphicFrameLocks noChangeAspect="1"/>
@@ -2811,7 +2811,7 @@
                         <pic:spPr>
                           <a:xfrm>
                             <a:off x="0" y="0"/>
-                            <a:ext cx="4023360" cy="408962"/>
+                            <a:ext cx="4023360" cy="421235"/>
                           </a:xfrm>
                           <a:prstGeom prst="rect"/>
                         </pic:spPr>
@@ -2884,7 +2884,7 @@
             <w:r>
               <w:drawing>
                 <wp:inline xmlns:a="http://schemas.openxmlformats.org/drawingml/2006/main" xmlns:pic="http://schemas.openxmlformats.org/drawingml/2006/picture">
-                  <wp:extent cx="4389120" cy="408343"/>
+                  <wp:extent cx="4389120" cy="420719"/>
                   <wp:docPr id="3" name="Picture 3"/>
                   <wp:cNvGraphicFramePr>
                     <a:graphicFrameLocks noChangeAspect="1"/>
@@ -2905,7 +2905,7 @@
                         <pic:spPr>
                           <a:xfrm>
                             <a:off x="0" y="0"/>
-                            <a:ext cx="4389120" cy="408343"/>
+                            <a:ext cx="4389120" cy="420719"/>
                           </a:xfrm>
                           <a:prstGeom prst="rect"/>
                         </pic:spPr>
@@ -2978,7 +2978,7 @@
             <w:r>
               <w:drawing>
                 <wp:inline xmlns:a="http://schemas.openxmlformats.org/drawingml/2006/main" xmlns:pic="http://schemas.openxmlformats.org/drawingml/2006/picture">
-                  <wp:extent cx="4114800" cy="392553"/>
+                  <wp:extent cx="4114800" cy="405193"/>
                   <wp:docPr id="4" name="Picture 4"/>
                   <wp:cNvGraphicFramePr>
                     <a:graphicFrameLocks noChangeAspect="1"/>
@@ -2999,7 +2999,7 @@
                         <pic:spPr>
                           <a:xfrm>
                             <a:off x="0" y="0"/>
-                            <a:ext cx="4114800" cy="392553"/>
+                            <a:ext cx="4114800" cy="405193"/>
                           </a:xfrm>
                           <a:prstGeom prst="rect"/>
                         </pic:spPr>
@@ -3088,7 +3088,7 @@
             <w:r>
               <w:drawing>
                 <wp:inline xmlns:a="http://schemas.openxmlformats.org/drawingml/2006/main" xmlns:pic="http://schemas.openxmlformats.org/drawingml/2006/picture">
-                  <wp:extent cx="4389120" cy="383250"/>
+                  <wp:extent cx="4389120" cy="395703"/>
                   <wp:docPr id="5" name="Picture 5"/>
                   <wp:cNvGraphicFramePr>
                     <a:graphicFrameLocks noChangeAspect="1"/>
@@ -3109,7 +3109,7 @@
                         <pic:spPr>
                           <a:xfrm>
                             <a:off x="0" y="0"/>
-                            <a:ext cx="4389120" cy="383250"/>
+                            <a:ext cx="4389120" cy="395703"/>
                           </a:xfrm>
                           <a:prstGeom prst="rect"/>
                         </pic:spPr>
@@ -3182,7 +3182,7 @@
             <w:r>
               <w:drawing>
                 <wp:inline xmlns:a="http://schemas.openxmlformats.org/drawingml/2006/main" xmlns:pic="http://schemas.openxmlformats.org/drawingml/2006/picture">
-                  <wp:extent cx="3291840" cy="391386"/>
+                  <wp:extent cx="3291840" cy="412930"/>
                   <wp:docPr id="6" name="Picture 6"/>
                   <wp:cNvGraphicFramePr>
                     <a:graphicFrameLocks noChangeAspect="1"/>
@@ -3203,7 +3203,7 @@
                         <pic:spPr>
                           <a:xfrm>
                             <a:off x="0" y="0"/>
-                            <a:ext cx="3291840" cy="391386"/>
+                            <a:ext cx="3291840" cy="412930"/>
                           </a:xfrm>
                           <a:prstGeom prst="rect"/>
                         </pic:spPr>
@@ -3313,7 +3313,7 @@
             <w:r>
               <w:drawing>
                 <wp:inline xmlns:a="http://schemas.openxmlformats.org/drawingml/2006/main" xmlns:pic="http://schemas.openxmlformats.org/drawingml/2006/picture">
-                  <wp:extent cx="4389120" cy="418345"/>
+                  <wp:extent cx="4389120" cy="430991"/>
                   <wp:docPr id="7" name="Picture 7"/>
                   <wp:cNvGraphicFramePr>
                     <a:graphicFrameLocks noChangeAspect="1"/>
@@ -3334,7 +3334,7 @@
                         <pic:spPr>
                           <a:xfrm>
                             <a:off x="0" y="0"/>
-                            <a:ext cx="4389120" cy="418345"/>
+                            <a:ext cx="4389120" cy="430991"/>
                           </a:xfrm>
                           <a:prstGeom prst="rect"/>
                         </pic:spPr>
@@ -3439,7 +3439,7 @@
             <w:r>
               <w:drawing>
                 <wp:inline xmlns:a="http://schemas.openxmlformats.org/drawingml/2006/main" xmlns:pic="http://schemas.openxmlformats.org/drawingml/2006/picture">
-                  <wp:extent cx="4023360" cy="408962"/>
+                  <wp:extent cx="4023360" cy="421235"/>
                   <wp:docPr id="8" name="Picture 8"/>
                   <wp:cNvGraphicFramePr>
                     <a:graphicFrameLocks noChangeAspect="1"/>
@@ -3448,11 +3448,11 @@
                     <a:graphicData uri="http://schemas.openxmlformats.org/drawingml/2006/picture">
                       <pic:pic>
                         <pic:nvPicPr>
-                          <pic:cNvPr id="0" name="eq1.png"/>
+                          <pic:cNvPr id="0" name="eq7.png"/>
                           <pic:cNvPicPr/>
                         </pic:nvPicPr>
                         <pic:blipFill>
-                          <a:blip r:embed="rId12"/>
+                          <a:blip r:embed="rId18"/>
                           <a:stretch>
                             <a:fillRect/>
                           </a:stretch>
@@ -3460,7 +3460,7 @@
                         <pic:spPr>
                           <a:xfrm>
                             <a:off x="0" y="0"/>
-                            <a:ext cx="4023360" cy="408962"/>
+                            <a:ext cx="4023360" cy="421235"/>
                           </a:xfrm>
                           <a:prstGeom prst="rect"/>
                         </pic:spPr>
@@ -3565,7 +3565,7 @@
             <w:r>
               <w:drawing>
                 <wp:inline xmlns:a="http://schemas.openxmlformats.org/drawingml/2006/main" xmlns:pic="http://schemas.openxmlformats.org/drawingml/2006/picture">
-                  <wp:extent cx="4389120" cy="392637"/>
+                  <wp:extent cx="4389120" cy="405365"/>
                   <wp:docPr id="9" name="Picture 9"/>
                   <wp:cNvGraphicFramePr>
                     <a:graphicFrameLocks noChangeAspect="1"/>
@@ -3578,7 +3578,7 @@
                           <pic:cNvPicPr/>
                         </pic:nvPicPr>
                         <pic:blipFill>
-                          <a:blip r:embed="rId18"/>
+                          <a:blip r:embed="rId19"/>
                           <a:stretch>
                             <a:fillRect/>
                           </a:stretch>
@@ -3586,7 +3586,7 @@
                         <pic:spPr>
                           <a:xfrm>
                             <a:off x="0" y="0"/>
-                            <a:ext cx="4389120" cy="392637"/>
+                            <a:ext cx="4389120" cy="405365"/>
                           </a:xfrm>
                           <a:prstGeom prst="rect"/>
                         </pic:spPr>
@@ -3703,7 +3703,7 @@
                           <pic:cNvPicPr/>
                         </pic:nvPicPr>
                         <pic:blipFill>
-                          <a:blip r:embed="rId19"/>
+                          <a:blip r:embed="rId20"/>
                           <a:stretch>
                             <a:fillRect/>
                           </a:stretch>
@@ -3747,7 +3747,7 @@
                           <pic:cNvPicPr/>
                         </pic:nvPicPr>
                         <pic:blipFill>
-                          <a:blip r:embed="rId20"/>
+                          <a:blip r:embed="rId21"/>
                           <a:stretch>
                             <a:fillRect/>
                           </a:stretch>
@@ -5916,7 +5916,7 @@
                           <pic:cNvPicPr/>
                         </pic:nvPicPr>
                         <pic:blipFill>
-                          <a:blip r:embed="rId21"/>
+                          <a:blip r:embed="rId22"/>
                           <a:stretch>
                             <a:fillRect/>
                           </a:stretch>
@@ -5960,7 +5960,7 @@
                           <pic:cNvPicPr/>
                         </pic:nvPicPr>
                         <pic:blipFill>
-                          <a:blip r:embed="rId22"/>
+                          <a:blip r:embed="rId23"/>
                           <a:stretch>
                             <a:fillRect/>
                           </a:stretch>
@@ -6006,7 +6006,7 @@
                           <pic:cNvPicPr/>
                         </pic:nvPicPr>
                         <pic:blipFill>
-                          <a:blip r:embed="rId23"/>
+                          <a:blip r:embed="rId24"/>
                           <a:stretch>
                             <a:fillRect/>
                           </a:stretch>
@@ -6050,7 +6050,7 @@
                           <pic:cNvPicPr/>
                         </pic:nvPicPr>
                         <pic:blipFill>
-                          <a:blip r:embed="rId24"/>
+                          <a:blip r:embed="rId25"/>
                           <a:stretch>
                             <a:fillRect/>
                           </a:stretch>

--- a/SparsioQ_End_Semester_Project_Report.docx
+++ b/SparsioQ_End_Semester_Project_Report.docx
@@ -31,7 +31,47 @@
           <w:color w:val="505A69"/>
           <w:sz w:val="19"/>
         </w:rPr>
-        <w:t>DEPARTMENT OF ARTIFICIAL INTELLIGENCE · SCHOOL OF COMPUTING</w:t>
+        <w:t>DEPARTMENT OF ARTIFICIAL INTELLIGENCE  |  SCHOOL OF COMPUTING</w:t>
+      </w:r>
+    </w:p>
+    <w:p>
+      <w:pPr>
+        <w:spacing w:after="200"/>
+        <w:jc w:val="center"/>
+      </w:pPr>
+      <w:r>
+        <w:drawing>
+          <wp:inline xmlns:a="http://schemas.openxmlformats.org/drawingml/2006/main" xmlns:pic="http://schemas.openxmlformats.org/drawingml/2006/picture">
+            <wp:extent cx="1463040" cy="324326"/>
+            <wp:docPr id="1" name="Picture 1"/>
+            <wp:cNvGraphicFramePr>
+              <a:graphicFrameLocks noChangeAspect="1"/>
+            </wp:cNvGraphicFramePr>
+            <a:graphic>
+              <a:graphicData uri="http://schemas.openxmlformats.org/drawingml/2006/picture">
+                <pic:pic>
+                  <pic:nvPicPr>
+                    <pic:cNvPr id="0" name="amrita_logo_official.png"/>
+                    <pic:cNvPicPr/>
+                  </pic:nvPicPr>
+                  <pic:blipFill>
+                    <a:blip r:embed="rId11"/>
+                    <a:stretch>
+                      <a:fillRect/>
+                    </a:stretch>
+                  </pic:blipFill>
+                  <pic:spPr>
+                    <a:xfrm>
+                      <a:off x="0" y="0"/>
+                      <a:ext cx="1463040" cy="324326"/>
+                    </a:xfrm>
+                    <a:prstGeom prst="rect"/>
+                  </pic:spPr>
+                </pic:pic>
+              </a:graphicData>
+            </a:graphic>
+          </wp:inline>
+        </w:drawing>
       </w:r>
     </w:p>
     <w:p>
@@ -95,7 +135,7 @@
           <w:color w:val="0F2A4A"/>
           <w:sz w:val="21"/>
         </w:rPr>
-        <w:t>Course: 24MAT204 / 23MAT204 – Mathematics for Intelligent Systems 3</w:t>
+        <w:t>Course: 24MAT204 / 23MAT204 - Mathematics for Intelligent Systems 3</w:t>
       </w:r>
     </w:p>
     <w:p>
@@ -111,7 +151,7 @@
           <w:color w:val="A32A2A"/>
           <w:sz w:val="19"/>
         </w:rPr>
-        <w:t>End-Semester Project Report · Academic Year 2025–2026</w:t>
+        <w:t>End-Semester Project Report  |  Academic Year 2025-2026</w:t>
       </w:r>
     </w:p>
     <w:p>
@@ -445,7 +485,7 @@
           <w:color w:val="505A69"/>
           <w:sz w:val="17"/>
         </w:rPr>
-        <w:t>October 2026 · Coimbatore Campus, Tamil Nadu, India</w:t>
+        <w:t>October 2026  |  Coimbatore Campus, Tamil Nadu, India</w:t>
       </w:r>
     </w:p>
     <w:p>
@@ -461,7 +501,7 @@
           <w:color w:val="335C8D"/>
           <w:sz w:val="16"/>
         </w:rPr>
-        <w:t>Live Platform: https://sparsioq-platform.streamlit.app · GitHub: https://github.com/mhalsa-aine/SparsioQ-Platform.git</w:t>
+        <w:t>Live Platform: https://sparsioq-platform.streamlit.app  |  GitHub: https://github.com/mhalsa-aine/SparsioQ-Platform.git</w:t>
       </w:r>
     </w:p>
     <w:p>
@@ -1065,7 +1105,7 @@
                 <w:b/>
                 <w:sz w:val="16"/>
               </w:rPr>
-              <w:t>References [1] – [12]</w:t>
+              <w:t>References [1] - [12]</w:t>
             </w:r>
           </w:p>
         </w:tc>
@@ -1227,7 +1267,7 @@
           <w:color w:val="1E232A"/>
           <w:sz w:val="17"/>
         </w:rPr>
-        <w:t xml:space="preserve"> Large price movements tend to be followed by large movements of unpredictable sign, and calm periods cluster together. This persistence—initially formalized by Engle's ARCH framework [6] and extended to non-stationary Markov state switches [4]—implies that volatility regimes can be identified and hedged before ruinous drawdowns materialize.</w:t>
+        <w:t xml:space="preserve"> Large price movements tend to be followed by large movements of unpredictable sign, and calm periods cluster together. This persistence--initially formalized by Engle's ARCH framework [6] and extended to non-stationary Markov state switches [4]--implies that volatility regimes can be identified and hedged before ruinous drawdowns materialize.</w:t>
       </w:r>
     </w:p>
     <w:p>
@@ -2619,7 +2659,7 @@
         <w:drawing>
           <wp:inline xmlns:a="http://schemas.openxmlformats.org/drawingml/2006/main" xmlns:pic="http://schemas.openxmlformats.org/drawingml/2006/picture">
             <wp:extent cx="6217920" cy="1318953"/>
-            <wp:docPr id="1" name="Picture 1"/>
+            <wp:docPr id="2" name="Picture 2"/>
             <wp:cNvGraphicFramePr>
               <a:graphicFrameLocks noChangeAspect="1"/>
             </wp:cNvGraphicFramePr>
@@ -2631,7 +2671,7 @@
                     <pic:cNvPicPr/>
                   </pic:nvPicPr>
                   <pic:blipFill>
-                    <a:blip r:embed="rId11"/>
+                    <a:blip r:embed="rId12"/>
                     <a:stretch>
                       <a:fillRect/>
                     </a:stretch>
@@ -2791,7 +2831,7 @@
               <w:drawing>
                 <wp:inline xmlns:a="http://schemas.openxmlformats.org/drawingml/2006/main" xmlns:pic="http://schemas.openxmlformats.org/drawingml/2006/picture">
                   <wp:extent cx="4023360" cy="421235"/>
-                  <wp:docPr id="2" name="Picture 2"/>
+                  <wp:docPr id="3" name="Picture 3"/>
                   <wp:cNvGraphicFramePr>
                     <a:graphicFrameLocks noChangeAspect="1"/>
                   </wp:cNvGraphicFramePr>
@@ -2803,7 +2843,7 @@
                           <pic:cNvPicPr/>
                         </pic:nvPicPr>
                         <pic:blipFill>
-                          <a:blip r:embed="rId12"/>
+                          <a:blip r:embed="rId13"/>
                           <a:stretch>
                             <a:fillRect/>
                           </a:stretch>
@@ -2885,7 +2925,7 @@
               <w:drawing>
                 <wp:inline xmlns:a="http://schemas.openxmlformats.org/drawingml/2006/main" xmlns:pic="http://schemas.openxmlformats.org/drawingml/2006/picture">
                   <wp:extent cx="4389120" cy="420719"/>
-                  <wp:docPr id="3" name="Picture 3"/>
+                  <wp:docPr id="4" name="Picture 4"/>
                   <wp:cNvGraphicFramePr>
                     <a:graphicFrameLocks noChangeAspect="1"/>
                   </wp:cNvGraphicFramePr>
@@ -2897,7 +2937,7 @@
                           <pic:cNvPicPr/>
                         </pic:nvPicPr>
                         <pic:blipFill>
-                          <a:blip r:embed="rId13"/>
+                          <a:blip r:embed="rId14"/>
                           <a:stretch>
                             <a:fillRect/>
                           </a:stretch>
@@ -2979,7 +3019,7 @@
               <w:drawing>
                 <wp:inline xmlns:a="http://schemas.openxmlformats.org/drawingml/2006/main" xmlns:pic="http://schemas.openxmlformats.org/drawingml/2006/picture">
                   <wp:extent cx="4114800" cy="405193"/>
-                  <wp:docPr id="4" name="Picture 4"/>
+                  <wp:docPr id="5" name="Picture 5"/>
                   <wp:cNvGraphicFramePr>
                     <a:graphicFrameLocks noChangeAspect="1"/>
                   </wp:cNvGraphicFramePr>
@@ -2991,7 +3031,7 @@
                           <pic:cNvPicPr/>
                         </pic:nvPicPr>
                         <pic:blipFill>
-                          <a:blip r:embed="rId14"/>
+                          <a:blip r:embed="rId15"/>
                           <a:stretch>
                             <a:fillRect/>
                           </a:stretch>
@@ -3089,7 +3129,7 @@
               <w:drawing>
                 <wp:inline xmlns:a="http://schemas.openxmlformats.org/drawingml/2006/main" xmlns:pic="http://schemas.openxmlformats.org/drawingml/2006/picture">
                   <wp:extent cx="4389120" cy="395703"/>
-                  <wp:docPr id="5" name="Picture 5"/>
+                  <wp:docPr id="6" name="Picture 6"/>
                   <wp:cNvGraphicFramePr>
                     <a:graphicFrameLocks noChangeAspect="1"/>
                   </wp:cNvGraphicFramePr>
@@ -3101,7 +3141,7 @@
                           <pic:cNvPicPr/>
                         </pic:nvPicPr>
                         <pic:blipFill>
-                          <a:blip r:embed="rId15"/>
+                          <a:blip r:embed="rId16"/>
                           <a:stretch>
                             <a:fillRect/>
                           </a:stretch>
@@ -3183,7 +3223,7 @@
               <w:drawing>
                 <wp:inline xmlns:a="http://schemas.openxmlformats.org/drawingml/2006/main" xmlns:pic="http://schemas.openxmlformats.org/drawingml/2006/picture">
                   <wp:extent cx="3291840" cy="412930"/>
-                  <wp:docPr id="6" name="Picture 6"/>
+                  <wp:docPr id="7" name="Picture 7"/>
                   <wp:cNvGraphicFramePr>
                     <a:graphicFrameLocks noChangeAspect="1"/>
                   </wp:cNvGraphicFramePr>
@@ -3195,7 +3235,7 @@
                           <pic:cNvPicPr/>
                         </pic:nvPicPr>
                         <pic:blipFill>
-                          <a:blip r:embed="rId16"/>
+                          <a:blip r:embed="rId17"/>
                           <a:stretch>
                             <a:fillRect/>
                           </a:stretch>
@@ -3314,7 +3354,7 @@
               <w:drawing>
                 <wp:inline xmlns:a="http://schemas.openxmlformats.org/drawingml/2006/main" xmlns:pic="http://schemas.openxmlformats.org/drawingml/2006/picture">
                   <wp:extent cx="4389120" cy="430991"/>
-                  <wp:docPr id="7" name="Picture 7"/>
+                  <wp:docPr id="8" name="Picture 8"/>
                   <wp:cNvGraphicFramePr>
                     <a:graphicFrameLocks noChangeAspect="1"/>
                   </wp:cNvGraphicFramePr>
@@ -3326,7 +3366,7 @@
                           <pic:cNvPicPr/>
                         </pic:nvPicPr>
                         <pic:blipFill>
-                          <a:blip r:embed="rId17"/>
+                          <a:blip r:embed="rId18"/>
                           <a:stretch>
                             <a:fillRect/>
                           </a:stretch>
@@ -3440,7 +3480,7 @@
               <w:drawing>
                 <wp:inline xmlns:a="http://schemas.openxmlformats.org/drawingml/2006/main" xmlns:pic="http://schemas.openxmlformats.org/drawingml/2006/picture">
                   <wp:extent cx="4023360" cy="421235"/>
-                  <wp:docPr id="8" name="Picture 8"/>
+                  <wp:docPr id="9" name="Picture 9"/>
                   <wp:cNvGraphicFramePr>
                     <a:graphicFrameLocks noChangeAspect="1"/>
                   </wp:cNvGraphicFramePr>
@@ -3452,7 +3492,7 @@
                           <pic:cNvPicPr/>
                         </pic:nvPicPr>
                         <pic:blipFill>
-                          <a:blip r:embed="rId18"/>
+                          <a:blip r:embed="rId19"/>
                           <a:stretch>
                             <a:fillRect/>
                           </a:stretch>
@@ -3566,7 +3606,7 @@
               <w:drawing>
                 <wp:inline xmlns:a="http://schemas.openxmlformats.org/drawingml/2006/main" xmlns:pic="http://schemas.openxmlformats.org/drawingml/2006/picture">
                   <wp:extent cx="4389120" cy="405365"/>
-                  <wp:docPr id="9" name="Picture 9"/>
+                  <wp:docPr id="10" name="Picture 10"/>
                   <wp:cNvGraphicFramePr>
                     <a:graphicFrameLocks noChangeAspect="1"/>
                   </wp:cNvGraphicFramePr>
@@ -3578,7 +3618,7 @@
                           <pic:cNvPicPr/>
                         </pic:nvPicPr>
                         <pic:blipFill>
-                          <a:blip r:embed="rId19"/>
+                          <a:blip r:embed="rId20"/>
                           <a:stretch>
                             <a:fillRect/>
                           </a:stretch>
@@ -3691,7 +3731,7 @@
               <w:drawing>
                 <wp:inline xmlns:a="http://schemas.openxmlformats.org/drawingml/2006/main" xmlns:pic="http://schemas.openxmlformats.org/drawingml/2006/picture">
                   <wp:extent cx="3063240" cy="1610409"/>
-                  <wp:docPr id="10" name="Picture 10"/>
+                  <wp:docPr id="11" name="Picture 11"/>
                   <wp:cNvGraphicFramePr>
                     <a:graphicFrameLocks noChangeAspect="1"/>
                   </wp:cNvGraphicFramePr>
@@ -3703,7 +3743,7 @@
                           <pic:cNvPicPr/>
                         </pic:nvPicPr>
                         <pic:blipFill>
-                          <a:blip r:embed="rId20"/>
+                          <a:blip r:embed="rId21"/>
                           <a:stretch>
                             <a:fillRect/>
                           </a:stretch>
@@ -3735,7 +3775,7 @@
               <w:drawing>
                 <wp:inline xmlns:a="http://schemas.openxmlformats.org/drawingml/2006/main" xmlns:pic="http://schemas.openxmlformats.org/drawingml/2006/picture">
                   <wp:extent cx="3063240" cy="1613145"/>
-                  <wp:docPr id="11" name="Picture 11"/>
+                  <wp:docPr id="12" name="Picture 12"/>
                   <wp:cNvGraphicFramePr>
                     <a:graphicFrameLocks noChangeAspect="1"/>
                   </wp:cNvGraphicFramePr>
@@ -3747,7 +3787,7 @@
                           <pic:cNvPicPr/>
                         </pic:nvPicPr>
                         <pic:blipFill>
-                          <a:blip r:embed="rId21"/>
+                          <a:blip r:embed="rId22"/>
                           <a:stretch>
                             <a:fillRect/>
                           </a:stretch>
@@ -4830,7 +4870,7 @@
           <w:color w:val="0F2A4A"/>
           <w:sz w:val="17"/>
         </w:rPr>
-        <w:t>Table 5: Quantitative Empirical Performance: SparsioQ vs. Benchmarks (2020–2026 Backtest)</w:t>
+        <w:t>Table 5: Quantitative Empirical Performance: SparsioQ vs. Benchmarks (2020-2026 Backtest)</w:t>
       </w:r>
     </w:p>
     <w:tbl>
@@ -5327,7 +5367,7 @@
           <w:color w:val="1E232A"/>
           <w:sz w:val="17"/>
         </w:rPr>
-        <w:t>To rigorously validate SparsioQ, extensive backtests were executed spanning the COVID-19 liquidity shock (2020), the post-pandemic recovery (2021), the global monetary tightening cycle (2022–2023), and the structural bull market (2024–2026).</w:t>
+        <w:t>To rigorously validate SparsioQ, extensive backtests were executed spanning the COVID-19 liquidity shock (2020), the post-pandemic recovery (2021), the global monetary tightening cycle (2022-2023), and the structural bull market (2024-2026).</w:t>
       </w:r>
     </w:p>
     <w:p>
@@ -5904,7 +5944,7 @@
               <w:drawing>
                 <wp:inline xmlns:a="http://schemas.openxmlformats.org/drawingml/2006/main" xmlns:pic="http://schemas.openxmlformats.org/drawingml/2006/picture">
                   <wp:extent cx="3063240" cy="1411962"/>
-                  <wp:docPr id="12" name="Picture 12"/>
+                  <wp:docPr id="13" name="Picture 13"/>
                   <wp:cNvGraphicFramePr>
                     <a:graphicFrameLocks noChangeAspect="1"/>
                   </wp:cNvGraphicFramePr>
@@ -5916,7 +5956,7 @@
                           <pic:cNvPicPr/>
                         </pic:nvPicPr>
                         <pic:blipFill>
-                          <a:blip r:embed="rId22"/>
+                          <a:blip r:embed="rId23"/>
                           <a:stretch>
                             <a:fillRect/>
                           </a:stretch>
@@ -5948,7 +5988,7 @@
               <w:drawing>
                 <wp:inline xmlns:a="http://schemas.openxmlformats.org/drawingml/2006/main" xmlns:pic="http://schemas.openxmlformats.org/drawingml/2006/picture">
                   <wp:extent cx="3063240" cy="1405979"/>
-                  <wp:docPr id="13" name="Picture 13"/>
+                  <wp:docPr id="14" name="Picture 14"/>
                   <wp:cNvGraphicFramePr>
                     <a:graphicFrameLocks noChangeAspect="1"/>
                   </wp:cNvGraphicFramePr>
@@ -5960,7 +6000,7 @@
                           <pic:cNvPicPr/>
                         </pic:nvPicPr>
                         <pic:blipFill>
-                          <a:blip r:embed="rId23"/>
+                          <a:blip r:embed="rId24"/>
                           <a:stretch>
                             <a:fillRect/>
                           </a:stretch>
@@ -5994,7 +6034,7 @@
               <w:drawing>
                 <wp:inline xmlns:a="http://schemas.openxmlformats.org/drawingml/2006/main" xmlns:pic="http://schemas.openxmlformats.org/drawingml/2006/picture">
                   <wp:extent cx="3063240" cy="1411962"/>
-                  <wp:docPr id="14" name="Picture 14"/>
+                  <wp:docPr id="15" name="Picture 15"/>
                   <wp:cNvGraphicFramePr>
                     <a:graphicFrameLocks noChangeAspect="1"/>
                   </wp:cNvGraphicFramePr>
@@ -6006,7 +6046,7 @@
                           <pic:cNvPicPr/>
                         </pic:nvPicPr>
                         <pic:blipFill>
-                          <a:blip r:embed="rId24"/>
+                          <a:blip r:embed="rId25"/>
                           <a:stretch>
                             <a:fillRect/>
                           </a:stretch>
@@ -6038,7 +6078,7 @@
               <w:drawing>
                 <wp:inline xmlns:a="http://schemas.openxmlformats.org/drawingml/2006/main" xmlns:pic="http://schemas.openxmlformats.org/drawingml/2006/picture">
                   <wp:extent cx="3063240" cy="1408971"/>
-                  <wp:docPr id="15" name="Picture 15"/>
+                  <wp:docPr id="16" name="Picture 16"/>
                   <wp:cNvGraphicFramePr>
                     <a:graphicFrameLocks noChangeAspect="1"/>
                   </wp:cNvGraphicFramePr>
@@ -6050,7 +6090,7 @@
                           <pic:cNvPicPr/>
                         </pic:nvPicPr>
                         <pic:blipFill>
-                          <a:blip r:embed="rId25"/>
+                          <a:blip r:embed="rId26"/>
                           <a:stretch>
                             <a:fillRect/>
                           </a:stretch>
@@ -6399,7 +6439,7 @@
           <w:color w:val="1E232A"/>
           <w:sz w:val="15"/>
         </w:rPr>
-        <w:t>[1] H. Markowitz, 'Portfolio Selection,' The Journal of Finance, vol. 7, no. 1, pp. 77–91, 1952.</w:t>
+        <w:t>[1] H. Markowitz, 'Portfolio Selection,' The Journal of Finance, vol. 7, no. 1, pp. 77-91, 1952.</w:t>
       </w:r>
     </w:p>
     <w:p>
@@ -6438,7 +6478,7 @@
           <w:color w:val="1E232A"/>
           <w:sz w:val="15"/>
         </w:rPr>
-        <w:t>[4] L. R. Rabiner, 'A tutorial on hidden Markov models and selected applications in speech recognition,' Proc. IEEE, vol. 77, no. 2, pp. 257–286, 1989.</w:t>
+        <w:t>[4] L. R. Rabiner, 'A tutorial on hidden Markov models and selected applications in speech recognition,' Proc. IEEE, vol. 77, no. 2, pp. 257-286, 1989.</w:t>
       </w:r>
     </w:p>
     <w:p>
@@ -6451,7 +6491,7 @@
           <w:color w:val="1E232A"/>
           <w:sz w:val="15"/>
         </w:rPr>
-        <w:t>[5] G. Brassard, P. Hoyer, M. Mosca, and A. Tapp, 'Quantum amplitude amplification and estimation,' Contemporary Mathematics, vol. 305, pp. 53–74, 2002.</w:t>
+        <w:t>[5] G. Brassard, P. Hoyer, M. Mosca, and A. Tapp, 'Quantum amplitude amplification and estimation,' Contemporary Mathematics, vol. 305, pp. 53-74, 2002.</w:t>
       </w:r>
     </w:p>
     <w:p>
@@ -6464,7 +6504,7 @@
           <w:color w:val="1E232A"/>
           <w:sz w:val="15"/>
         </w:rPr>
-        <w:t>[6] F. Black and M. Scholes, 'The Pricing of Options and Corporate Liabilities,' Journal of Political Economy, vol. 81, no. 3, pp. 637–654, 1973.</w:t>
+        <w:t>[6] F. Black and M. Scholes, 'The Pricing of Options and Corporate Liabilities,' Journal of Political Economy, vol. 81, no. 3, pp. 637-654, 1973.</w:t>
       </w:r>
     </w:p>
     <w:p>
@@ -6477,7 +6517,7 @@
           <w:color w:val="1E232A"/>
           <w:sz w:val="15"/>
         </w:rPr>
-        <w:t>[7] L. De Lathauwer, B. De Moor, and J. Vandewalle, 'A multilinear singular value decomposition,' SIAM J. Matrix Anal. Appl., vol. 21, no. 4, pp. 1253–1278, 2000.</w:t>
+        <w:t>[7] L. De Lathauwer, B. De Moor, and J. Vandewalle, 'A multilinear singular value decomposition,' SIAM J. Matrix Anal. Appl., vol. 21, no. 4, pp. 1253-1278, 2000.</w:t>
       </w:r>
     </w:p>
     <w:p>
@@ -6490,7 +6530,7 @@
           <w:color w:val="1E232A"/>
           <w:sz w:val="15"/>
         </w:rPr>
-        <w:t>[8] R. Tibshirani, 'Regression shrinkage and selection via the lasso,' J. Royal Statistical Soc., Series B, vol. 58, no. 1, pp. 267–288, 1996.</w:t>
+        <w:t>[8] R. Tibshirani, 'Regression shrinkage and selection via the lasso,' J. Royal Statistical Soc., Series B, vol. 58, no. 1, pp. 267-288, 1996.</w:t>
       </w:r>
     </w:p>
     <w:p>
@@ -6503,7 +6543,7 @@
           <w:color w:val="1E232A"/>
           <w:sz w:val="15"/>
         </w:rPr>
-        <w:t>[9] R. F. Engle, 'Autoregressive conditional heteroscedasticity with estimates of the variance of United Kingdom inflation,' Econometrica, vol. 50, no. 4, pp. 987–1007, 1982.</w:t>
+        <w:t>[9] R. F. Engle, 'Autoregressive conditional heteroscedasticity with estimates of the variance of United Kingdom inflation,' Econometrica, vol. 50, no. 4, pp. 987-1007, 1982.</w:t>
       </w:r>
     </w:p>
     <w:p>
@@ -6542,7 +6582,7 @@
           <w:color w:val="1E232A"/>
           <w:sz w:val="15"/>
         </w:rPr>
-        <w:t>[12] J. K. Kokolakis et al., 'Multilinear algebra and tensor rank in portfolio risk modeling,' IEEE Trans. Signal Processing, vol. 68, pp. 4102–4116, 2020.</w:t>
+        <w:t>[12] J. K. Kokolakis et al., 'Multilinear algebra and tensor rank in portfolio risk modeling,' IEEE Trans. Signal Processing, vol. 68, pp. 4102-4116, 2020.</w:t>
       </w:r>
     </w:p>
     <w:p>
@@ -6773,7 +6813,7 @@
                 <w:color w:val="1E232A"/>
                 <w:sz w:val="14"/>
               </w:rPr>
-              <w:t>₹2,748.50</w:t>
+              <w:t>Rs. 2,748.50</w:t>
             </w:r>
           </w:p>
         </w:tc>
@@ -6875,7 +6915,7 @@
                 <w:color w:val="1E232A"/>
                 <w:sz w:val="14"/>
               </w:rPr>
-              <w:t>₹3,912.10</w:t>
+              <w:t>Rs. 3,912.10</w:t>
             </w:r>
           </w:p>
         </w:tc>
@@ -6977,7 +7017,7 @@
                 <w:color w:val="1E232A"/>
                 <w:sz w:val="14"/>
               </w:rPr>
-              <w:t>₹1,682.40</w:t>
+              <w:t>Rs. 1,682.40</w:t>
             </w:r>
           </w:p>
         </w:tc>
@@ -7079,7 +7119,7 @@
                 <w:color w:val="1E232A"/>
                 <w:sz w:val="14"/>
               </w:rPr>
-              <w:t>₹1,845.30</w:t>
+              <w:t>Rs. 1,845.30</w:t>
             </w:r>
           </w:p>
         </w:tc>
@@ -7181,7 +7221,7 @@
                 <w:color w:val="1E232A"/>
                 <w:sz w:val="14"/>
               </w:rPr>
-              <w:t>₹1,264.80</w:t>
+              <w:t>Rs. 1,264.80</w:t>
             </w:r>
           </w:p>
         </w:tc>
@@ -7283,7 +7323,7 @@
                 <w:color w:val="1E232A"/>
                 <w:sz w:val="14"/>
               </w:rPr>
-              <w:t>₹1,695.20</w:t>
+              <w:t>Rs. 1,695.20</w:t>
             </w:r>
           </w:p>
         </w:tc>
@@ -7384,7 +7424,7 @@
                 <w:color w:val="1E232A"/>
                 <w:sz w:val="14"/>
               </w:rPr>
-              <w:t>₹478.20</w:t>
+              <w:t>Rs. 478.20</w:t>
             </w:r>
           </w:p>
         </w:tc>
@@ -7485,7 +7525,7 @@
                 <w:color w:val="1E232A"/>
                 <w:sz w:val="14"/>
               </w:rPr>
-              <w:t>₹792.40</w:t>
+              <w:t>Rs. 792.40</w:t>
             </w:r>
           </w:p>
         </w:tc>
@@ -7586,7 +7626,7 @@
                 <w:color w:val="1E232A"/>
                 <w:sz w:val="14"/>
               </w:rPr>
-              <w:t>₹942.60</w:t>
+              <w:t>Rs. 942.60</w:t>
             </w:r>
           </w:p>
         </w:tc>
@@ -7687,7 +7727,7 @@
                 <w:color w:val="1E232A"/>
                 <w:sz w:val="14"/>
               </w:rPr>
-              <w:t>₹2,384.50</w:t>
+              <w:t>Rs. 2,384.50</w:t>
             </w:r>
           </w:p>
         </w:tc>
@@ -7788,7 +7828,7 @@
                 <w:color w:val="1E232A"/>
                 <w:sz w:val="14"/>
               </w:rPr>
-              <w:t>₹3,540.00</w:t>
+              <w:t>Rs. 3,540.00</w:t>
             </w:r>
           </w:p>
         </w:tc>
@@ -7889,7 +7929,7 @@
                 <w:color w:val="1E232A"/>
                 <w:sz w:val="14"/>
               </w:rPr>
-              <w:t>₹6,890.00</w:t>
+              <w:t>Rs. 6,890.00</w:t>
             </w:r>
           </w:p>
         </w:tc>
@@ -7990,7 +8030,7 @@
                 <w:color w:val="1E232A"/>
                 <w:sz w:val="14"/>
               </w:rPr>
-              <w:t>₹1,820.40</w:t>
+              <w:t>Rs. 1,820.40</w:t>
             </w:r>
           </w:p>
         </w:tc>
@@ -8091,7 +8131,7 @@
                 <w:color w:val="1E232A"/>
                 <w:sz w:val="14"/>
               </w:rPr>
-              <w:t>₹11,450.00</w:t>
+              <w:t>Rs. 11,450.00</w:t>
             </w:r>
           </w:p>
         </w:tc>
@@ -8192,7 +8232,7 @@
                 <w:color w:val="1E232A"/>
                 <w:sz w:val="14"/>
               </w:rPr>
-              <w:t>₹1,740.00</w:t>
+              <w:t>Rs. 1,740.00</w:t>
             </w:r>
           </w:p>
         </w:tc>
@@ -8293,7 +8333,7 @@
                 <w:color w:val="1E232A"/>
                 <w:sz w:val="14"/>
               </w:rPr>
-              <w:t>₹2,820.00</w:t>
+              <w:t>Rs. 2,820.00</w:t>
             </w:r>
           </w:p>
         </w:tc>
@@ -8394,7 +8434,7 @@
                 <w:color w:val="1E232A"/>
                 <w:sz w:val="14"/>
               </w:rPr>
-              <w:t>₹1,780.00</w:t>
+              <w:t>Rs. 1,780.00</w:t>
             </w:r>
           </w:p>
         </w:tc>
@@ -8495,7 +8535,7 @@
                 <w:color w:val="1E232A"/>
                 <w:sz w:val="14"/>
               </w:rPr>
-              <w:t>₹3,410.00</w:t>
+              <w:t>Rs. 3,410.00</w:t>
             </w:r>
           </w:p>
         </w:tc>
@@ -8596,7 +8636,7 @@
                 <w:color w:val="1E232A"/>
                 <w:sz w:val="14"/>
               </w:rPr>
-              <w:t>₹265.40</w:t>
+              <w:t>Rs. 265.40</w:t>
             </w:r>
           </w:p>
         </w:tc>
@@ -8697,7 +8737,7 @@
                 <w:color w:val="1E232A"/>
                 <w:sz w:val="14"/>
               </w:rPr>
-              <w:t>₹875.20</w:t>
+              <w:t>Rs. 875.20</w:t>
             </w:r>
           </w:p>
         </w:tc>
@@ -8798,7 +8838,7 @@
                 <w:color w:val="1E232A"/>
                 <w:sz w:val="14"/>
               </w:rPr>
-              <w:t>₹385.60</w:t>
+              <w:t>Rs. 385.60</w:t>
             </w:r>
           </w:p>
         </w:tc>
@@ -8899,7 +8939,7 @@
                 <w:color w:val="1E232A"/>
                 <w:sz w:val="14"/>
               </w:rPr>
-              <w:t>₹1,145.00</w:t>
+              <w:t>Rs. 1,145.00</w:t>
             </w:r>
           </w:p>
         </w:tc>
@@ -9000,7 +9040,7 @@
                 <w:color w:val="1E232A"/>
                 <w:sz w:val="14"/>
               </w:rPr>
-              <w:t>₹312.00</w:t>
+              <w:t>Rs. 312.00</w:t>
             </w:r>
           </w:p>
         </w:tc>
@@ -9101,7 +9141,7 @@
                 <w:color w:val="1E232A"/>
                 <w:sz w:val="14"/>
               </w:rPr>
-              <w:t>₹2,450.00</w:t>
+              <w:t>Rs. 2,450.00</w:t>
             </w:r>
           </w:p>
         </w:tc>
@@ -9202,7 +9242,7 @@
                 <w:color w:val="1E232A"/>
                 <w:sz w:val="14"/>
               </w:rPr>
-              <w:t>₹535.40</w:t>
+              <w:t>Rs. 535.40</w:t>
             </w:r>
           </w:p>
         </w:tc>
@@ -9261,7 +9301,7 @@
         <w:color w:val="505A69"/>
         <w:sz w:val="16"/>
       </w:rPr>
-      <w:t>Amrita Vishwa Vidyapeetham, Coimbatore – October 2026</w:t>
+      <w:t>Amrita Vishwa Vidyapeetham, Coimbatore - October 2026</w:t>
     </w:r>
   </w:p>
 </w:ftr>
@@ -9280,7 +9320,7 @@
         <w:color w:val="505A69"/>
         <w:sz w:val="16"/>
       </w:rPr>
-      <w:t>SparsioQ: End-Semester Project Report · 24MAT204 – Mathematics for Intelligent Systems 3</w:t>
+      <w:t>SparsioQ: End-Semester Project Report  |  24MAT204 - Mathematics for Intelligent Systems 3</w:t>
     </w:r>
   </w:p>
 </w:hdr>

--- a/SparsioQ_End_Semester_Project_Report.docx
+++ b/SparsioQ_End_Semester_Project_Report.docx
@@ -285,7 +285,7 @@
         <w:br/>
         <w:t>IN</w:t>
         <w:br/>
-        <w:t>ARTIFICIAL INTELLIGENCE AND DATA SCIENCE</w:t>
+        <w:t>ARTIFICIAL INTELLIGENCE AND DATA SCIENCE (MEDICAL ENGINEERING)</w:t>
       </w:r>
     </w:p>
     <w:p>
@@ -464,7 +464,7 @@
           <w:i w:val="0"/>
           <w:sz w:val="22"/>
         </w:rPr>
-        <w:t>This is to certify that the project report entitled "SPARSIOQ: AN END-TO-END SPARSE CONVEX OPTIMIZATION, QUANTUM-ACCELERATED RISK ESTIMATION, AND REGIME-SWITCHING SYSTEM FOR QUANTITATIVE WEALTH MANAGEMENT" submitted by MHALSA PADMAKUMAR (CB.AI.U4AIM25052), SHIZA CKV (CB.AI.U4AIM25037), ANWAIKA SANVI (CB.AI.U4AIM25044), and JOSHIKA (CB.AI.U4AIM25014) in partial fulfillment of the requirements for the award of the Degree of Bachelor of Technology in Artificial Intelligence and Data Science for the course 24MAT204 / 23MAT204 - Mathematics for Intelligent Systems 3 is a bonafide record of the work carried out under my guidance and supervision at the Department of Artificial Intelligence, School of Artificial Intelligence, Amrita Vishwa Vidyapeetham, Amritanagar, Coimbatore - 641112.</w:t>
+        <w:t>This is to certify that the project report entitled "SPARSIOQ: AN END-TO-END SPARSE CONVEX OPTIMIZATION, QUANTUM-ACCELERATED RISK ESTIMATION, AND REGIME-SWITCHING SYSTEM FOR QUANTITATIVE WEALTH MANAGEMENT" submitted by MHALSA PADMAKUMAR (CB.AI.U4AIM25052), SHIZA CKV (CB.AI.U4AIM25037), ANWAIKA SANVI (CB.AI.U4AIM25044), and JOSHIKA (CB.AI.U4AIM25014) in partial fulfillment of the requirements for the award of the Degree of Bachelor of Technology in Artificial Intelligence and Data Science (Medical Engineering) for the course 24MAT204 / 23MAT204 - Mathematics for Intelligent Systems 3 is a bonafide record of the work carried out under my guidance and supervision at the Department of Artificial Intelligence, School of Artificial Intelligence, Amrita Vishwa Vidyapeetham, Amritanagar, Coimbatore - 641112.</w:t>
       </w:r>
     </w:p>
     <w:tbl>
@@ -639,7 +639,7 @@
           <w:i w:val="0"/>
           <w:sz w:val="22"/>
         </w:rPr>
-        <w:t>We hereby declare that this project report entitled "SPARSIOQ: AN END-TO-END SPARSE CONVEX OPTIMIZATION, QUANTUM-ACCELERATED RISK ESTIMATION, AND REGIME-SWITCHING SYSTEM FOR QUANTITATIVE WEALTH MANAGEMENT" is a bonafide record of original engineering research and software platform implementation undertaken by us under the supervision and guidance of Dr. Divya C, Assistant Professor, Department of Artificial Intelligence, School of Artificial Intelligence, Amrita Vishwa Vidyapeetham, Coimbatore, in partial fulfillment of the requirements for the award of the Degree of Bachelor of Technology in Artificial Intelligence and Data Science for the course 24MAT204 / 23MAT204 - Mathematics for Intelligent Systems 3.</w:t>
+        <w:t>We hereby declare that this project report entitled "SPARSIOQ: AN END-TO-END SPARSE CONVEX OPTIMIZATION, QUANTUM-ACCELERATED RISK ESTIMATION, AND REGIME-SWITCHING SYSTEM FOR QUANTITATIVE WEALTH MANAGEMENT" is a bonafide record of original engineering research and software platform implementation undertaken by us under the supervision and guidance of Dr. Divya C, Assistant Professor, Department of Artificial Intelligence, School of Artificial Intelligence, Amrita Vishwa Vidyapeetham, Coimbatore, in partial fulfillment of the requirements for the award of the Degree of Bachelor of Technology in Artificial Intelligence and Data Science (Medical Engineering) for the course 24MAT204 / 23MAT204 - Mathematics for Intelligent Systems 3.</w:t>
         <w:br/>
         <w:br/>
         <w:t>We further confirm that this work has not formed the basis for the award of any degree, diploma, associateship, fellowship, or other similar title at this or any other university or higher education institution.</w:t>
